--- a/SEM_8/FRP/FRP Report.docx
+++ b/SEM_8/FRP/FRP Report.docx
@@ -7205,12 +7205,12 @@
         <w:tblW w:w="4997" w:type="pct"/>
         <w:jc w:val="center"/>
         <w:tblBorders>
-          <w:top w:val="none" w:color="auto" w:sz="0" w:space="0"/>
-          <w:left w:val="none" w:color="auto" w:sz="0" w:space="0"/>
-          <w:bottom w:val="none" w:color="auto" w:sz="0" w:space="0"/>
-          <w:right w:val="none" w:color="auto" w:sz="0" w:space="0"/>
-          <w:insideH w:val="none" w:color="auto" w:sz="0" w:space="0"/>
-          <w:insideV w:val="none" w:color="auto" w:sz="0" w:space="0"/>
+          <w:top w:val="single" w:color="auto" w:sz="4" w:space="0"/>
+          <w:left w:val="single" w:color="auto" w:sz="4" w:space="0"/>
+          <w:bottom w:val="single" w:color="auto" w:sz="4" w:space="0"/>
+          <w:right w:val="single" w:color="auto" w:sz="4" w:space="0"/>
+          <w:insideH w:val="single" w:color="auto" w:sz="4" w:space="0"/>
+          <w:insideV w:val="single" w:color="auto" w:sz="4" w:space="0"/>
         </w:tblBorders>
         <w:tblLayout w:type="autofit"/>
         <w:tblCellMar>
@@ -7233,9 +7233,6 @@
         <w:tc>
           <w:tcPr>
             <w:tcW w:w="649" w:type="pct"/>
-            <w:tcBorders>
-              <w:bottom w:val="single" w:color="auto" w:sz="4" w:space="0"/>
-            </w:tcBorders>
             <w:vAlign w:val="center"/>
           </w:tcPr>
           <w:p>
@@ -7267,9 +7264,6 @@
         <w:tc>
           <w:tcPr>
             <w:tcW w:w="3529" w:type="pct"/>
-            <w:tcBorders>
-              <w:bottom w:val="single" w:color="auto" w:sz="4" w:space="0"/>
-            </w:tcBorders>
             <w:vAlign w:val="center"/>
           </w:tcPr>
           <w:p>
@@ -7301,9 +7295,6 @@
         <w:tc>
           <w:tcPr>
             <w:tcW w:w="821" w:type="pct"/>
-            <w:tcBorders>
-              <w:bottom w:val="single" w:color="auto" w:sz="4" w:space="0"/>
-            </w:tcBorders>
             <w:vAlign w:val="center"/>
           </w:tcPr>
           <w:p>
@@ -7341,9 +7332,6 @@
         <w:tc>
           <w:tcPr>
             <w:tcW w:w="649" w:type="pct"/>
-            <w:tcBorders>
-              <w:top w:val="single" w:color="auto" w:sz="4" w:space="0"/>
-            </w:tcBorders>
             <w:vAlign w:val="center"/>
           </w:tcPr>
           <w:p>
@@ -7375,9 +7363,6 @@
         <w:tc>
           <w:tcPr>
             <w:tcW w:w="3529" w:type="pct"/>
-            <w:tcBorders>
-              <w:top w:val="single" w:color="auto" w:sz="4" w:space="0"/>
-            </w:tcBorders>
             <w:vAlign w:val="center"/>
           </w:tcPr>
           <w:p>
@@ -7407,9 +7392,6 @@
         <w:tc>
           <w:tcPr>
             <w:tcW w:w="821" w:type="pct"/>
-            <w:tcBorders>
-              <w:top w:val="single" w:color="auto" w:sz="4" w:space="0"/>
-            </w:tcBorders>
             <w:vAlign w:val="center"/>
           </w:tcPr>
           <w:p>
@@ -7886,12 +7868,12 @@
         <w:tblW w:w="4999" w:type="pct"/>
         <w:jc w:val="center"/>
         <w:tblBorders>
-          <w:top w:val="none" w:color="auto" w:sz="0" w:space="0"/>
-          <w:left w:val="none" w:color="auto" w:sz="0" w:space="0"/>
-          <w:bottom w:val="none" w:color="auto" w:sz="0" w:space="0"/>
-          <w:right w:val="none" w:color="auto" w:sz="0" w:space="0"/>
-          <w:insideH w:val="none" w:color="auto" w:sz="0" w:space="0"/>
-          <w:insideV w:val="none" w:color="auto" w:sz="0" w:space="0"/>
+          <w:top w:val="single" w:color="auto" w:sz="4" w:space="0"/>
+          <w:left w:val="single" w:color="auto" w:sz="4" w:space="0"/>
+          <w:bottom w:val="single" w:color="auto" w:sz="4" w:space="0"/>
+          <w:right w:val="single" w:color="auto" w:sz="4" w:space="0"/>
+          <w:insideH w:val="single" w:color="auto" w:sz="4" w:space="0"/>
+          <w:insideV w:val="single" w:color="auto" w:sz="4" w:space="0"/>
         </w:tblBorders>
         <w:tblLayout w:type="autofit"/>
         <w:tblCellMar>
@@ -7914,9 +7896,6 @@
         <w:tc>
           <w:tcPr>
             <w:tcW w:w="361" w:type="pct"/>
-            <w:tcBorders>
-              <w:bottom w:val="single" w:color="auto" w:sz="4" w:space="0"/>
-            </w:tcBorders>
             <w:vAlign w:val="center"/>
           </w:tcPr>
           <w:p>
@@ -7948,9 +7927,6 @@
         <w:tc>
           <w:tcPr>
             <w:tcW w:w="3821" w:type="pct"/>
-            <w:tcBorders>
-              <w:bottom w:val="single" w:color="auto" w:sz="4" w:space="0"/>
-            </w:tcBorders>
             <w:vAlign w:val="center"/>
           </w:tcPr>
           <w:p>
@@ -7982,9 +7958,6 @@
         <w:tc>
           <w:tcPr>
             <w:tcW w:w="817" w:type="pct"/>
-            <w:tcBorders>
-              <w:bottom w:val="single" w:color="auto" w:sz="4" w:space="0"/>
-            </w:tcBorders>
             <w:vAlign w:val="center"/>
           </w:tcPr>
           <w:p>
@@ -8022,9 +7995,6 @@
         <w:tc>
           <w:tcPr>
             <w:tcW w:w="361" w:type="pct"/>
-            <w:tcBorders>
-              <w:top w:val="single" w:color="auto" w:sz="4" w:space="0"/>
-            </w:tcBorders>
             <w:vAlign w:val="center"/>
           </w:tcPr>
           <w:p>
@@ -8056,9 +8026,6 @@
         <w:tc>
           <w:tcPr>
             <w:tcW w:w="3821" w:type="pct"/>
-            <w:tcBorders>
-              <w:top w:val="single" w:color="auto" w:sz="4" w:space="0"/>
-            </w:tcBorders>
             <w:vAlign w:val="center"/>
           </w:tcPr>
           <w:p>
@@ -8085,9 +8052,6 @@
         <w:tc>
           <w:tcPr>
             <w:tcW w:w="817" w:type="pct"/>
-            <w:tcBorders>
-              <w:top w:val="single" w:color="auto" w:sz="4" w:space="0"/>
-            </w:tcBorders>
             <w:vAlign w:val="center"/>
           </w:tcPr>
           <w:p>
@@ -8239,8 +8203,12 @@
     </w:p>
     <w:p>
       <w:pPr>
+        <w:numPr>
+          <w:ilvl w:val="0"/>
+          <w:numId w:val="4"/>
+        </w:numPr>
         <w:spacing w:after="0" w:line="360" w:lineRule="auto"/>
-        <w:jc w:val="center"/>
+        <w:jc w:val="both"/>
         <w:rPr>
           <w:rFonts w:hint="default" w:ascii="Times New Roman" w:hAnsi="Times New Roman" w:eastAsia="Times New Roman" w:cs="Times New Roman"/>
           <w:b/>
@@ -8259,15 +8227,18 @@
           <w:szCs w:val="32"/>
           <w:lang w:val="en-US" w:eastAsia="en-IN"/>
         </w:rPr>
-        <w:t>CHAPTER 1: INTRODUCTION</w:t>
-      </w:r>
-    </w:p>
-    <w:p>
-      <w:pPr>
+        <w:t>INTRODUCTION</w:t>
+      </w:r>
+    </w:p>
+    <w:p>
+      <w:pPr>
+        <w:numPr>
+          <w:numId w:val="0"/>
+        </w:numPr>
         <w:spacing w:after="0" w:line="360" w:lineRule="auto"/>
-        <w:jc w:val="center"/>
-        <w:rPr>
-          <w:rFonts w:ascii="Times New Roman" w:hAnsi="Times New Roman" w:eastAsia="Times New Roman" w:cs="Times New Roman"/>
+        <w:jc w:val="both"/>
+        <w:rPr>
+          <w:rFonts w:hint="default" w:ascii="Times New Roman" w:hAnsi="Times New Roman" w:eastAsia="Times New Roman" w:cs="Times New Roman"/>
           <w:b/>
           <w:bCs/>
           <w:sz w:val="32"/>
@@ -8505,8 +8476,13 @@
     </w:p>
     <w:p>
       <w:pPr>
+        <w:numPr>
+          <w:ilvl w:val="0"/>
+          <w:numId w:val="4"/>
+        </w:numPr>
         <w:spacing w:after="0" w:line="360" w:lineRule="auto"/>
-        <w:jc w:val="center"/>
+        <w:ind w:left="0" w:leftChars="0" w:firstLine="0" w:firstLineChars="0"/>
+        <w:jc w:val="both"/>
         <w:rPr>
           <w:rFonts w:hint="default" w:ascii="Times New Roman" w:hAnsi="Times New Roman" w:eastAsia="Times New Roman" w:cs="Times New Roman"/>
           <w:b/>
@@ -8525,12 +8501,16 @@
           <w:szCs w:val="32"/>
           <w:lang w:val="en-US" w:eastAsia="en-IN"/>
         </w:rPr>
-        <w:t>CHAPTER 2: LITERATURE SURVEY</w:t>
-      </w:r>
-    </w:p>
-    <w:p>
-      <w:pPr>
+        <w:t>LITERATURE SURVEY</w:t>
+      </w:r>
+    </w:p>
+    <w:p>
+      <w:pPr>
+        <w:numPr>
+          <w:numId w:val="0"/>
+        </w:numPr>
         <w:spacing w:after="0" w:line="360" w:lineRule="auto"/>
+        <w:ind w:leftChars="0"/>
         <w:jc w:val="both"/>
         <w:rPr>
           <w:rFonts w:hint="default" w:ascii="Times New Roman" w:hAnsi="Times New Roman" w:eastAsia="Times New Roman" w:cs="Times New Roman"/>
@@ -8592,7 +8572,70 @@
           <w:szCs w:val="32"/>
           <w:lang w:val="en-IN" w:eastAsia="en-IN"/>
         </w:rPr>
-        <w:t>Incorporating machine learning into static code analysis has been explored extensively. For instance, according to Apostolidis et al. (2025), AI-aided static analysis was able to minimize false positives when the outputs from CppCheck were run through a tuned vulnerability prediction model based on CodeBERT. Equally, LLM adaptations have been classified under base application, static enhancement, RAG, and hybrid fusion by Jin (2025). On a similar trajectory, studies such as those carried out by Li et al. (2025) showed how a 12.86% improvement on F1-score was made on real datasets through the injection of vulnerability steering vectors into the activation layers of the LLM without changing the original parameters.</w:t>
+        <w:t>Incorporating machine learning into static code analysis has been explored extensively. For instance, according to Apostolidis et al. (2025)</w:t>
+      </w:r>
+      <w:r>
+        <w:rPr>
+          <w:rFonts w:hint="default" w:ascii="Times New Roman" w:hAnsi="Times New Roman" w:eastAsia="Times New Roman" w:cs="Times New Roman"/>
+          <w:bCs/>
+          <w:sz w:val="24"/>
+          <w:szCs w:val="32"/>
+          <w:vertAlign w:val="superscript"/>
+          <w:lang w:val="en-US" w:eastAsia="en-IN"/>
+        </w:rPr>
+        <w:t>[1]</w:t>
+      </w:r>
+      <w:r>
+        <w:rPr>
+          <w:rFonts w:hint="default" w:ascii="Times New Roman" w:hAnsi="Times New Roman" w:eastAsia="Times New Roman" w:cs="Times New Roman"/>
+          <w:bCs/>
+          <w:sz w:val="24"/>
+          <w:szCs w:val="32"/>
+          <w:lang w:val="en-IN" w:eastAsia="en-IN"/>
+        </w:rPr>
+        <w:t>, AI-aided static analysis was able to minimize false positives when the outputs from CppCheck were run through a tuned vulnerability prediction model based on CodeBERT. Equally, LLM adaptations have been classified under base application, static enhancement, RAG, and hybrid fusion by Jin (2025)</w:t>
+      </w:r>
+      <w:r>
+        <w:rPr>
+          <w:rFonts w:hint="default" w:ascii="Times New Roman" w:hAnsi="Times New Roman" w:eastAsia="Times New Roman" w:cs="Times New Roman"/>
+          <w:bCs/>
+          <w:sz w:val="24"/>
+          <w:szCs w:val="32"/>
+          <w:vertAlign w:val="superscript"/>
+          <w:lang w:val="en-US" w:eastAsia="en-IN"/>
+        </w:rPr>
+        <w:t>[4]</w:t>
+      </w:r>
+      <w:r>
+        <w:rPr>
+          <w:rFonts w:hint="default" w:ascii="Times New Roman" w:hAnsi="Times New Roman" w:eastAsia="Times New Roman" w:cs="Times New Roman"/>
+          <w:bCs/>
+          <w:sz w:val="24"/>
+          <w:szCs w:val="32"/>
+          <w:lang w:val="en-IN" w:eastAsia="en-IN"/>
+        </w:rPr>
+        <w:t>. On a similar trajectory, studies such as those carried out by Li et al. (2025)</w:t>
+      </w:r>
+      <w:r>
+        <w:rPr>
+          <w:rFonts w:hint="default" w:ascii="Times New Roman" w:hAnsi="Times New Roman" w:eastAsia="Times New Roman" w:cs="Times New Roman"/>
+          <w:bCs/>
+          <w:sz w:val="24"/>
+          <w:szCs w:val="32"/>
+          <w:vertAlign w:val="superscript"/>
+          <w:lang w:val="en-US" w:eastAsia="en-IN"/>
+        </w:rPr>
+        <w:t>[6]</w:t>
+      </w:r>
+      <w:r>
+        <w:rPr>
+          <w:rFonts w:hint="default" w:ascii="Times New Roman" w:hAnsi="Times New Roman" w:eastAsia="Times New Roman" w:cs="Times New Roman"/>
+          <w:bCs/>
+          <w:sz w:val="24"/>
+          <w:szCs w:val="32"/>
+          <w:lang w:val="en-IN" w:eastAsia="en-IN"/>
+        </w:rPr>
+        <w:t xml:space="preserve"> showed how a 12.86% improvement on F1-score was made on real datasets through the injection of vulnerability steering vectors into the activation layers of the LLM without changing the original parameters.</w:t>
       </w:r>
       <w:r>
         <w:rPr>
@@ -8645,7 +8688,76 @@
           <w:szCs w:val="32"/>
           <w:lang w:val="en-US" w:eastAsia="en-IN"/>
         </w:rPr>
-        <w:t>These improvements, however, have their own flaws. According to Jin (2025), one of the key issues with the use of LLMs for vulnerability analysis is related to token usage limits and context window depletion, making it impossible to scan full repository files. Apostolidis et al. (2025) discovered that vulnerability prediction algorithms do not have line-by-line coverage, making static analyzers produce an unreasonable number of false positives. Besides, as Dozono et al. (2025) have proved in their experiment, there is an extremely large drop in precision rates when transitioning from open-source software (56%) to proprietary products (34%), showing that the performance of language models is significantly exaggerated because of training data pollution.</w:t>
+        <w:t>These improvements, however, have their own flaws. According to Jin (2025)</w:t>
+      </w:r>
+      <w:r>
+        <w:rPr>
+          <w:rFonts w:hint="default" w:ascii="Times New Roman" w:hAnsi="Times New Roman" w:eastAsia="Times New Roman" w:cs="Times New Roman"/>
+          <w:b w:val="0"/>
+          <w:bCs/>
+          <w:sz w:val="24"/>
+          <w:szCs w:val="32"/>
+          <w:vertAlign w:val="superscript"/>
+          <w:lang w:val="en-US" w:eastAsia="en-IN"/>
+        </w:rPr>
+        <w:t>[4]</w:t>
+      </w:r>
+      <w:r>
+        <w:rPr>
+          <w:rFonts w:hint="default" w:ascii="Times New Roman" w:hAnsi="Times New Roman" w:eastAsia="Times New Roman" w:cs="Times New Roman"/>
+          <w:b w:val="0"/>
+          <w:bCs/>
+          <w:sz w:val="24"/>
+          <w:szCs w:val="32"/>
+          <w:lang w:val="en-US" w:eastAsia="en-IN"/>
+        </w:rPr>
+        <w:t>, one of the key issues with the use of LLMs for vulnerability analysis is related to token usage limits and context window depletion, making it impossible to scan full repository files. Apostolidis et al. (2025)</w:t>
+      </w:r>
+      <w:r>
+        <w:rPr>
+          <w:rFonts w:hint="default" w:ascii="Times New Roman" w:hAnsi="Times New Roman" w:eastAsia="Times New Roman" w:cs="Times New Roman"/>
+          <w:b w:val="0"/>
+          <w:bCs/>
+          <w:sz w:val="24"/>
+          <w:szCs w:val="32"/>
+          <w:vertAlign w:val="superscript"/>
+          <w:lang w:val="en-US" w:eastAsia="en-IN"/>
+        </w:rPr>
+        <w:t>[1]</w:t>
+      </w:r>
+      <w:r>
+        <w:rPr>
+          <w:rFonts w:hint="default" w:ascii="Times New Roman" w:hAnsi="Times New Roman" w:eastAsia="Times New Roman" w:cs="Times New Roman"/>
+          <w:b w:val="0"/>
+          <w:bCs/>
+          <w:sz w:val="24"/>
+          <w:szCs w:val="32"/>
+          <w:lang w:val="en-US" w:eastAsia="en-IN"/>
+        </w:rPr>
+        <w:t xml:space="preserve"> discovered that vulnerability prediction algorithms do not have line-by-line coverage, making static analyzers produce an unreasonable number of false positives. Besides, as Dozono et al. (2025)</w:t>
+      </w:r>
+      <w:r>
+        <w:rPr>
+          <w:rFonts w:hint="default" w:ascii="Times New Roman" w:hAnsi="Times New Roman" w:eastAsia="Times New Roman" w:cs="Times New Roman"/>
+          <w:b w:val="0"/>
+          <w:bCs/>
+          <w:sz w:val="24"/>
+          <w:szCs w:val="32"/>
+          <w:vertAlign w:val="superscript"/>
+          <w:lang w:val="en-US" w:eastAsia="en-IN"/>
+        </w:rPr>
+        <w:t>[2]</w:t>
+      </w:r>
+      <w:r>
+        <w:rPr>
+          <w:rFonts w:hint="default" w:ascii="Times New Roman" w:hAnsi="Times New Roman" w:eastAsia="Times New Roman" w:cs="Times New Roman"/>
+          <w:b w:val="0"/>
+          <w:bCs/>
+          <w:sz w:val="24"/>
+          <w:szCs w:val="32"/>
+          <w:lang w:val="en-US" w:eastAsia="en-IN"/>
+        </w:rPr>
+        <w:t xml:space="preserve"> have proved in their experiment, there is an extremely large drop in precision rates when transitioning from open-source software (56%) to proprietary products (34%), showing that the performance of language models is significantly exaggerated because of training data pollution.</w:t>
       </w:r>
       <w:r>
         <w:rPr>
@@ -8700,7 +8812,32 @@
           <w:szCs w:val="32"/>
           <w:lang w:val="en-US" w:eastAsia="en-IN"/>
         </w:rPr>
-        <w:t>This gap is evident from the available literature as all representation techniques deal with global file semantics instead of extracting particular vulnerability ideas from local scope levels. In addition, relying only on reactive post hoc filtering strategies for the defense of LLMs poses an inherent risk in the form of prompt injection attacks according to the "Countermind" architecture proposed by Schwarz (2025). This implies that the problem requires a two-pronged solution which involves pre-filtering of input data to prevent exhaustion of tokens, detection of context information per line of code, and complete off-line execution.</w:t>
+        <w:t>This gap is evident from the available literature as all representation techniques deal with global file semantics instead of extracting particular vulnerability ideas from local scope levels. In addition, relying only on reactive post hoc filtering strategies for the defense of LLMs poses an inherent risk in the form of prompt injection attacks according to the "Countermind" architecture proposed by Schwarz (2025)</w:t>
+      </w:r>
+      <w:r>
+        <w:rPr>
+          <w:rFonts w:hint="default" w:ascii="Times New Roman" w:hAnsi="Times New Roman" w:eastAsia="Times New Roman" w:cs="Times New Roman"/>
+          <w:b w:val="0"/>
+          <w:bCs/>
+          <w:sz w:val="24"/>
+          <w:szCs w:val="32"/>
+          <w:vertAlign w:val="superscript"/>
+          <w:lang w:val="en-US" w:eastAsia="en-IN"/>
+        </w:rPr>
+        <w:t>[8]</w:t>
+      </w:r>
+      <w:bookmarkStart w:id="0" w:name="_GoBack"/>
+      <w:bookmarkEnd w:id="0"/>
+      <w:r>
+        <w:rPr>
+          <w:rFonts w:hint="default" w:ascii="Times New Roman" w:hAnsi="Times New Roman" w:eastAsia="Times New Roman" w:cs="Times New Roman"/>
+          <w:b w:val="0"/>
+          <w:bCs/>
+          <w:sz w:val="24"/>
+          <w:szCs w:val="32"/>
+          <w:lang w:val="en-US" w:eastAsia="en-IN"/>
+        </w:rPr>
+        <w:t>. This implies that the problem requires a two-pronged solution which involves pre-filtering of input data to prevent exhaustion of tokens, detection of context information per line of code, and complete off-line execution.</w:t>
       </w:r>
     </w:p>
     <w:p>
@@ -8729,10 +8866,15 @@
     </w:p>
     <w:p>
       <w:pPr>
+        <w:numPr>
+          <w:ilvl w:val="0"/>
+          <w:numId w:val="4"/>
+        </w:numPr>
         <w:spacing w:after="0" w:line="360" w:lineRule="auto"/>
-        <w:jc w:val="center"/>
-        <w:rPr>
-          <w:rFonts w:ascii="Times New Roman" w:hAnsi="Times New Roman" w:eastAsia="Times New Roman" w:cs="Times New Roman"/>
+        <w:ind w:left="0" w:leftChars="0" w:firstLine="0" w:firstLineChars="0"/>
+        <w:jc w:val="both"/>
+        <w:rPr>
+          <w:rFonts w:hint="default" w:ascii="Times New Roman" w:hAnsi="Times New Roman" w:eastAsia="Times New Roman" w:cs="Times New Roman"/>
           <w:b/>
           <w:bCs/>
           <w:sz w:val="32"/>
@@ -8749,15 +8891,19 @@
           <w:szCs w:val="32"/>
           <w:lang w:val="en-IN" w:eastAsia="en-IN"/>
         </w:rPr>
-        <w:t>CHAPTER 3: MATERIALS AND METHODS</w:t>
-      </w:r>
-    </w:p>
-    <w:p>
-      <w:pPr>
+        <w:t>MATERIALS AND METHODS</w:t>
+      </w:r>
+    </w:p>
+    <w:p>
+      <w:pPr>
+        <w:numPr>
+          <w:numId w:val="0"/>
+        </w:numPr>
         <w:spacing w:after="0" w:line="360" w:lineRule="auto"/>
-        <w:jc w:val="center"/>
-        <w:rPr>
-          <w:rFonts w:ascii="Times New Roman" w:hAnsi="Times New Roman" w:eastAsia="Times New Roman" w:cs="Times New Roman"/>
+        <w:ind w:leftChars="0"/>
+        <w:jc w:val="both"/>
+        <w:rPr>
+          <w:rFonts w:hint="default" w:ascii="Times New Roman" w:hAnsi="Times New Roman" w:eastAsia="Times New Roman" w:cs="Times New Roman"/>
           <w:b/>
           <w:bCs/>
           <w:sz w:val="32"/>
@@ -9067,7 +9213,7 @@
       <w:pPr>
         <w:numPr>
           <w:ilvl w:val="0"/>
-          <w:numId w:val="4"/>
+          <w:numId w:val="5"/>
         </w:numPr>
         <w:spacing w:after="0" w:line="360" w:lineRule="auto"/>
         <w:ind w:left="425" w:leftChars="0" w:hanging="425" w:firstLineChars="0"/>
@@ -9122,7 +9268,7 @@
       <w:pPr>
         <w:numPr>
           <w:ilvl w:val="0"/>
-          <w:numId w:val="4"/>
+          <w:numId w:val="5"/>
         </w:numPr>
         <w:spacing w:after="0" w:line="360" w:lineRule="auto"/>
         <w:ind w:left="425" w:leftChars="0" w:hanging="425" w:firstLineChars="0"/>
@@ -9177,7 +9323,7 @@
       <w:pPr>
         <w:numPr>
           <w:ilvl w:val="0"/>
-          <w:numId w:val="4"/>
+          <w:numId w:val="5"/>
         </w:numPr>
         <w:spacing w:after="0" w:line="360" w:lineRule="auto"/>
         <w:ind w:left="425" w:leftChars="0" w:hanging="425" w:firstLineChars="0"/>
@@ -9351,7 +9497,7 @@
       <w:pPr>
         <w:numPr>
           <w:ilvl w:val="0"/>
-          <w:numId w:val="5"/>
+          <w:numId w:val="6"/>
         </w:numPr>
         <w:spacing w:after="0" w:line="360" w:lineRule="auto"/>
         <w:ind w:left="425" w:leftChars="0" w:hanging="425" w:firstLineChars="0"/>
@@ -9411,7 +9557,7 @@
       <w:pPr>
         <w:numPr>
           <w:ilvl w:val="0"/>
-          <w:numId w:val="5"/>
+          <w:numId w:val="6"/>
         </w:numPr>
         <w:spacing w:after="0" w:line="360" w:lineRule="auto"/>
         <w:ind w:left="425" w:leftChars="0" w:hanging="425" w:firstLineChars="0"/>
@@ -9471,7 +9617,7 @@
       <w:pPr>
         <w:numPr>
           <w:ilvl w:val="0"/>
-          <w:numId w:val="5"/>
+          <w:numId w:val="6"/>
         </w:numPr>
         <w:spacing w:after="0" w:line="360" w:lineRule="auto"/>
         <w:ind w:left="425" w:leftChars="0" w:hanging="425" w:firstLineChars="0"/>
@@ -9632,7 +9778,7 @@
       <w:pPr>
         <w:numPr>
           <w:ilvl w:val="0"/>
-          <w:numId w:val="6"/>
+          <w:numId w:val="7"/>
         </w:numPr>
         <w:spacing w:after="0" w:line="360" w:lineRule="auto"/>
         <w:ind w:left="420" w:leftChars="0" w:hanging="420" w:firstLineChars="0"/>
@@ -9706,7 +9852,7 @@
       <w:pPr>
         <w:numPr>
           <w:ilvl w:val="0"/>
-          <w:numId w:val="6"/>
+          <w:numId w:val="7"/>
         </w:numPr>
         <w:spacing w:after="0" w:line="360" w:lineRule="auto"/>
         <w:ind w:left="420" w:leftChars="0" w:hanging="420" w:firstLineChars="0"/>
@@ -9780,7 +9926,7 @@
       <w:pPr>
         <w:numPr>
           <w:ilvl w:val="0"/>
-          <w:numId w:val="6"/>
+          <w:numId w:val="7"/>
         </w:numPr>
         <w:spacing w:after="0" w:line="360" w:lineRule="auto"/>
         <w:ind w:left="420" w:leftChars="0" w:hanging="420" w:firstLineChars="0"/>
@@ -9925,10 +10071,14 @@
     </w:p>
     <w:p>
       <w:pPr>
+        <w:numPr>
+          <w:ilvl w:val="0"/>
+          <w:numId w:val="8"/>
+        </w:numPr>
         <w:spacing w:after="0" w:line="360" w:lineRule="auto"/>
-        <w:jc w:val="center"/>
-        <w:rPr>
-          <w:rFonts w:ascii="Times New Roman" w:hAnsi="Times New Roman" w:eastAsia="Times New Roman" w:cs="Times New Roman"/>
+        <w:jc w:val="both"/>
+        <w:rPr>
+          <w:rFonts w:hint="default" w:ascii="Times New Roman" w:hAnsi="Times New Roman" w:eastAsia="Times New Roman" w:cs="Times New Roman"/>
           <w:b/>
           <w:bCs/>
           <w:sz w:val="32"/>
@@ -9945,15 +10095,18 @@
           <w:szCs w:val="32"/>
           <w:lang w:val="en-IN" w:eastAsia="en-IN"/>
         </w:rPr>
-        <w:t>CHAPTER 4: RESULTS</w:t>
-      </w:r>
-    </w:p>
-    <w:p>
-      <w:pPr>
+        <w:t>RESULTS</w:t>
+      </w:r>
+    </w:p>
+    <w:p>
+      <w:pPr>
+        <w:numPr>
+          <w:numId w:val="0"/>
+        </w:numPr>
         <w:spacing w:after="0" w:line="360" w:lineRule="auto"/>
-        <w:jc w:val="center"/>
-        <w:rPr>
-          <w:rFonts w:ascii="Times New Roman" w:hAnsi="Times New Roman" w:eastAsia="Times New Roman" w:cs="Times New Roman"/>
+        <w:jc w:val="both"/>
+        <w:rPr>
+          <w:rFonts w:hint="default" w:ascii="Times New Roman" w:hAnsi="Times New Roman" w:eastAsia="Times New Roman" w:cs="Times New Roman"/>
           <w:b/>
           <w:bCs/>
           <w:sz w:val="32"/>
@@ -10114,7 +10267,7 @@
       <w:pPr>
         <w:numPr>
           <w:ilvl w:val="0"/>
-          <w:numId w:val="7"/>
+          <w:numId w:val="9"/>
         </w:numPr>
         <w:spacing w:after="0" w:line="360" w:lineRule="auto"/>
         <w:ind w:left="420" w:leftChars="0" w:hanging="420" w:firstLineChars="0"/>
@@ -10146,7 +10299,7 @@
       <w:pPr>
         <w:numPr>
           <w:ilvl w:val="0"/>
-          <w:numId w:val="7"/>
+          <w:numId w:val="9"/>
         </w:numPr>
         <w:spacing w:after="0" w:line="360" w:lineRule="auto"/>
         <w:ind w:left="420" w:leftChars="0" w:hanging="420" w:firstLineChars="0"/>
@@ -10178,7 +10331,7 @@
       <w:pPr>
         <w:numPr>
           <w:ilvl w:val="0"/>
-          <w:numId w:val="7"/>
+          <w:numId w:val="9"/>
         </w:numPr>
         <w:spacing w:after="0" w:line="360" w:lineRule="auto"/>
         <w:ind w:left="420" w:leftChars="0" w:hanging="420" w:firstLineChars="0"/>
@@ -10301,7 +10454,7 @@
           <w:bCs/>
           <w:sz w:val="24"/>
           <w:szCs w:val="32"/>
-          <w:lang w:val="en-US" w:eastAsia="en-IN"/>
+          <w:lang w:val="en-IN" w:eastAsia="en-IN"/>
         </w:rPr>
       </w:pPr>
       <w:r>
@@ -10329,46 +10482,35 @@
     </w:p>
     <w:tbl>
       <w:tblPr>
-        <w:tblStyle w:val="7"/>
-        <w:tblW w:w="4965" w:type="pct"/>
-        <w:tblCellSpacing w:w="15" w:type="dxa"/>
+        <w:tblStyle w:val="16"/>
+        <w:tblW w:w="0" w:type="auto"/>
         <w:tblInd w:w="0" w:type="dxa"/>
         <w:tblBorders>
-          <w:top w:val="none" w:color="auto" w:sz="0" w:space="0"/>
-          <w:left w:val="none" w:color="auto" w:sz="0" w:space="0"/>
-          <w:bottom w:val="none" w:color="auto" w:sz="0" w:space="0"/>
-          <w:right w:val="none" w:color="auto" w:sz="0" w:space="0"/>
-          <w:insideH w:val="none" w:color="auto" w:sz="0" w:space="0"/>
-          <w:insideV w:val="none" w:color="auto" w:sz="0" w:space="0"/>
+          <w:top w:val="single" w:color="auto" w:sz="4" w:space="0"/>
+          <w:left w:val="single" w:color="auto" w:sz="4" w:space="0"/>
+          <w:bottom w:val="single" w:color="auto" w:sz="4" w:space="0"/>
+          <w:right w:val="single" w:color="auto" w:sz="4" w:space="0"/>
+          <w:insideH w:val="single" w:color="auto" w:sz="4" w:space="0"/>
+          <w:insideV w:val="single" w:color="auto" w:sz="4" w:space="0"/>
         </w:tblBorders>
-        <w:shd w:val="clear" w:color="auto" w:fill="auto"/>
         <w:tblLayout w:type="autofit"/>
         <w:tblCellMar>
-          <w:top w:w="15" w:type="dxa"/>
-          <w:left w:w="15" w:type="dxa"/>
-          <w:bottom w:w="15" w:type="dxa"/>
-          <w:right w:w="15" w:type="dxa"/>
+          <w:top w:w="0" w:type="dxa"/>
+          <w:left w:w="108" w:type="dxa"/>
+          <w:bottom w:w="0" w:type="dxa"/>
+          <w:right w:w="108" w:type="dxa"/>
         </w:tblCellMar>
       </w:tblPr>
       <w:tblGrid>
-        <w:gridCol w:w="2259"/>
-        <w:gridCol w:w="2193"/>
-        <w:gridCol w:w="1797"/>
-        <w:gridCol w:w="2517"/>
+        <w:gridCol w:w="2269"/>
+        <w:gridCol w:w="2222"/>
+        <w:gridCol w:w="1849"/>
+        <w:gridCol w:w="2509"/>
       </w:tblGrid>
       <w:tr>
-        <w:trPr>
-          <w:trHeight w:val="403" w:hRule="atLeast"/>
-          <w:tblHeader/>
-          <w:tblCellSpacing w:w="15" w:type="dxa"/>
-        </w:trPr>
-        <w:tc>
-          <w:tcPr>
-            <w:tcW w:w="1264" w:type="pct"/>
-            <w:tcBorders>
-              <w:tl2br w:val="nil"/>
-            </w:tcBorders>
-            <w:shd w:val="clear" w:color="auto" w:fill="FFFFFF"/>
+        <w:tc>
+          <w:tcPr>
+            <w:tcW w:w="0" w:type="auto"/>
             <w:vAlign w:val="center"/>
           </w:tcPr>
           <w:p>
@@ -10380,23 +10522,20 @@
               <w:spacing w:before="0" w:beforeAutospacing="0" w:line="360" w:lineRule="auto"/>
               <w:jc w:val="both"/>
               <w:rPr>
-                <w:rFonts w:hint="default" w:ascii="Times New Roman Bold" w:hAnsi="Times New Roman Bold" w:eastAsia="sans-serif" w:cs="Times New Roman Bold"/>
-                <w:b/>
-                <w:bCs w:val="0"/>
-                <w:i w:val="0"/>
-                <w:iCs w:val="0"/>
-                <w:caps w:val="0"/>
-                <w:color w:val="000000"/>
-                <w:spacing w:val="0"/>
-                <w:sz w:val="24"/>
-                <w:szCs w:val="24"/>
+                <w:rFonts w:hint="default" w:ascii="Times New Roman" w:hAnsi="Times New Roman" w:eastAsia="Times New Roman" w:cs="Times New Roman"/>
+                <w:b w:val="0"/>
+                <w:bCs/>
+                <w:sz w:val="24"/>
+                <w:szCs w:val="32"/>
+                <w:vertAlign w:val="baseline"/>
+                <w:lang w:val="en-US" w:eastAsia="en-IN"/>
               </w:rPr>
             </w:pPr>
             <w:r>
               <w:rPr>
                 <w:rStyle w:val="15"/>
                 <w:rFonts w:hint="default" w:ascii="Times New Roman Bold" w:hAnsi="Times New Roman Bold" w:eastAsia="sans-serif" w:cs="Times New Roman Bold"/>
-                <w:b/>
+                <w:b w:val="0"/>
                 <w:bCs w:val="0"/>
                 <w:i w:val="0"/>
                 <w:iCs w:val="0"/>
@@ -10414,8 +10553,7 @@
         </w:tc>
         <w:tc>
           <w:tcPr>
-            <w:tcW w:w="1235" w:type="pct"/>
-            <w:shd w:val="clear" w:color="auto" w:fill="FFFFFF"/>
+            <w:tcW w:w="0" w:type="auto"/>
             <w:vAlign w:val="center"/>
           </w:tcPr>
           <w:p>
@@ -10427,23 +10565,20 @@
               <w:spacing w:before="0" w:beforeAutospacing="0" w:line="360" w:lineRule="auto"/>
               <w:jc w:val="both"/>
               <w:rPr>
-                <w:rFonts w:hint="default" w:ascii="Times New Roman Regular" w:hAnsi="Times New Roman Regular" w:eastAsia="sans-serif" w:cs="Times New Roman Regular"/>
-                <w:b/>
-                <w:bCs w:val="0"/>
-                <w:i w:val="0"/>
-                <w:iCs w:val="0"/>
-                <w:caps w:val="0"/>
-                <w:color w:val="000000"/>
-                <w:spacing w:val="0"/>
-                <w:sz w:val="24"/>
-                <w:szCs w:val="24"/>
+                <w:rFonts w:hint="default" w:ascii="Times New Roman" w:hAnsi="Times New Roman" w:eastAsia="Times New Roman" w:cs="Times New Roman"/>
+                <w:b w:val="0"/>
+                <w:bCs/>
+                <w:sz w:val="24"/>
+                <w:szCs w:val="32"/>
+                <w:vertAlign w:val="baseline"/>
+                <w:lang w:val="en-US" w:eastAsia="en-IN"/>
               </w:rPr>
             </w:pPr>
             <w:r>
               <w:rPr>
                 <w:rStyle w:val="15"/>
                 <w:rFonts w:hint="default" w:ascii="Times New Roman Regular" w:hAnsi="Times New Roman Regular" w:eastAsia="sans-serif" w:cs="Times New Roman Regular"/>
-                <w:b/>
+                <w:b w:val="0"/>
                 <w:bCs w:val="0"/>
                 <w:i w:val="0"/>
                 <w:iCs w:val="0"/>
@@ -10461,8 +10596,7 @@
         </w:tc>
         <w:tc>
           <w:tcPr>
-            <w:tcW w:w="1009" w:type="pct"/>
-            <w:shd w:val="clear" w:color="auto" w:fill="FFFFFF"/>
+            <w:tcW w:w="0" w:type="auto"/>
             <w:vAlign w:val="center"/>
           </w:tcPr>
           <w:p>
@@ -10474,23 +10608,20 @@
               <w:spacing w:before="0" w:beforeAutospacing="0" w:line="360" w:lineRule="auto"/>
               <w:jc w:val="both"/>
               <w:rPr>
-                <w:rFonts w:hint="default" w:ascii="Times New Roman Regular" w:hAnsi="Times New Roman Regular" w:eastAsia="sans-serif" w:cs="Times New Roman Regular"/>
-                <w:b/>
-                <w:bCs w:val="0"/>
-                <w:i w:val="0"/>
-                <w:iCs w:val="0"/>
-                <w:caps w:val="0"/>
-                <w:color w:val="000000"/>
-                <w:spacing w:val="0"/>
-                <w:sz w:val="24"/>
-                <w:szCs w:val="24"/>
+                <w:rFonts w:hint="default" w:ascii="Times New Roman" w:hAnsi="Times New Roman" w:eastAsia="Times New Roman" w:cs="Times New Roman"/>
+                <w:b w:val="0"/>
+                <w:bCs/>
+                <w:sz w:val="24"/>
+                <w:szCs w:val="32"/>
+                <w:vertAlign w:val="baseline"/>
+                <w:lang w:val="en-US" w:eastAsia="en-IN"/>
               </w:rPr>
             </w:pPr>
             <w:r>
               <w:rPr>
                 <w:rStyle w:val="15"/>
                 <w:rFonts w:hint="default" w:ascii="Times New Roman Regular" w:hAnsi="Times New Roman Regular" w:eastAsia="sans-serif" w:cs="Times New Roman Regular"/>
-                <w:b/>
+                <w:b w:val="0"/>
                 <w:bCs w:val="0"/>
                 <w:i w:val="0"/>
                 <w:iCs w:val="0"/>
@@ -10508,8 +10639,7 @@
         </w:tc>
         <w:tc>
           <w:tcPr>
-            <w:tcW w:w="1411" w:type="pct"/>
-            <w:shd w:val="clear" w:color="auto" w:fill="FFFFFF"/>
+            <w:tcW w:w="0" w:type="auto"/>
             <w:vAlign w:val="center"/>
           </w:tcPr>
           <w:p>
@@ -10521,23 +10651,20 @@
               <w:spacing w:before="0" w:beforeAutospacing="0" w:line="360" w:lineRule="auto"/>
               <w:jc w:val="both"/>
               <w:rPr>
-                <w:rFonts w:hint="default" w:ascii="Times New Roman Regular" w:hAnsi="Times New Roman Regular" w:eastAsia="sans-serif" w:cs="Times New Roman Regular"/>
-                <w:b/>
-                <w:bCs w:val="0"/>
-                <w:i w:val="0"/>
-                <w:iCs w:val="0"/>
-                <w:caps w:val="0"/>
-                <w:color w:val="000000"/>
-                <w:spacing w:val="0"/>
-                <w:sz w:val="24"/>
-                <w:szCs w:val="24"/>
+                <w:rFonts w:hint="default" w:ascii="Times New Roman" w:hAnsi="Times New Roman" w:eastAsia="Times New Roman" w:cs="Times New Roman"/>
+                <w:b w:val="0"/>
+                <w:bCs/>
+                <w:sz w:val="24"/>
+                <w:szCs w:val="32"/>
+                <w:vertAlign w:val="baseline"/>
+                <w:lang w:val="en-US" w:eastAsia="en-IN"/>
               </w:rPr>
             </w:pPr>
             <w:r>
               <w:rPr>
                 <w:rStyle w:val="15"/>
                 <w:rFonts w:hint="default" w:ascii="Times New Roman Regular" w:hAnsi="Times New Roman Regular" w:eastAsia="sans-serif" w:cs="Times New Roman Regular"/>
-                <w:b/>
+                <w:b w:val="0"/>
                 <w:bCs w:val="0"/>
                 <w:i w:val="0"/>
                 <w:iCs w:val="0"/>
@@ -10555,14 +10682,9 @@
         </w:tc>
       </w:tr>
       <w:tr>
-        <w:trPr>
-          <w:trHeight w:val="403" w:hRule="atLeast"/>
-          <w:tblCellSpacing w:w="15" w:type="dxa"/>
-        </w:trPr>
-        <w:tc>
-          <w:tcPr>
-            <w:tcW w:w="1264" w:type="pct"/>
-            <w:shd w:val="clear" w:color="auto" w:fill="FFFFFF"/>
+        <w:tc>
+          <w:tcPr>
+            <w:tcW w:w="0" w:type="auto"/>
             <w:vAlign w:val="center"/>
           </w:tcPr>
           <w:p>
@@ -10574,22 +10696,19 @@
               <w:spacing w:before="0" w:beforeAutospacing="0" w:line="360" w:lineRule="auto"/>
               <w:jc w:val="both"/>
               <w:rPr>
+                <w:rFonts w:hint="default" w:ascii="Times New Roman" w:hAnsi="Times New Roman" w:eastAsia="Times New Roman" w:cs="Times New Roman"/>
+                <w:b w:val="0"/>
+                <w:bCs/>
+                <w:sz w:val="24"/>
+                <w:szCs w:val="32"/>
+                <w:vertAlign w:val="baseline"/>
+                <w:lang w:val="en-US" w:eastAsia="en-IN"/>
+              </w:rPr>
+            </w:pPr>
+            <w:r>
+              <w:rPr>
                 <w:rFonts w:hint="default" w:ascii="Times New Roman Bold" w:hAnsi="Times New Roman Bold" w:eastAsia="sans-serif" w:cs="Times New Roman Bold"/>
-                <w:b/>
-                <w:bCs w:val="0"/>
-                <w:i w:val="0"/>
-                <w:iCs w:val="0"/>
-                <w:caps w:val="0"/>
-                <w:color w:val="000000"/>
-                <w:spacing w:val="0"/>
-                <w:sz w:val="24"/>
-                <w:szCs w:val="24"/>
-              </w:rPr>
-            </w:pPr>
-            <w:r>
-              <w:rPr>
-                <w:rFonts w:hint="default" w:ascii="Times New Roman Bold" w:hAnsi="Times New Roman Bold" w:eastAsia="sans-serif" w:cs="Times New Roman Bold"/>
-                <w:b/>
+                <w:b w:val="0"/>
                 <w:bCs w:val="0"/>
                 <w:i w:val="0"/>
                 <w:iCs w:val="0"/>
@@ -10607,8 +10726,7 @@
         </w:tc>
         <w:tc>
           <w:tcPr>
-            <w:tcW w:w="1235" w:type="pct"/>
-            <w:shd w:val="clear" w:color="auto" w:fill="FFFFFF"/>
+            <w:tcW w:w="0" w:type="auto"/>
             <w:vAlign w:val="center"/>
           </w:tcPr>
           <w:p>
@@ -10620,15 +10738,13 @@
               <w:spacing w:before="0" w:beforeAutospacing="0" w:line="360" w:lineRule="auto"/>
               <w:jc w:val="both"/>
               <w:rPr>
-                <w:rFonts w:hint="default" w:ascii="Times New Roman Regular" w:hAnsi="Times New Roman Regular" w:eastAsia="sans-serif" w:cs="Times New Roman Regular"/>
+                <w:rFonts w:hint="default" w:ascii="Times New Roman" w:hAnsi="Times New Roman" w:eastAsia="Times New Roman" w:cs="Times New Roman"/>
                 <w:b w:val="0"/>
-                <w:i w:val="0"/>
-                <w:iCs w:val="0"/>
-                <w:caps w:val="0"/>
-                <w:color w:val="000000"/>
-                <w:spacing w:val="0"/>
-                <w:sz w:val="24"/>
-                <w:szCs w:val="24"/>
+                <w:bCs/>
+                <w:sz w:val="24"/>
+                <w:szCs w:val="32"/>
+                <w:vertAlign w:val="baseline"/>
+                <w:lang w:val="en-US" w:eastAsia="en-IN"/>
               </w:rPr>
             </w:pPr>
             <w:r>
@@ -10651,8 +10767,7 @@
         </w:tc>
         <w:tc>
           <w:tcPr>
-            <w:tcW w:w="1009" w:type="pct"/>
-            <w:shd w:val="clear" w:color="auto" w:fill="FFFFFF"/>
+            <w:tcW w:w="0" w:type="auto"/>
             <w:vAlign w:val="center"/>
           </w:tcPr>
           <w:p>
@@ -10664,15 +10779,13 @@
               <w:spacing w:before="0" w:beforeAutospacing="0" w:line="360" w:lineRule="auto"/>
               <w:jc w:val="both"/>
               <w:rPr>
-                <w:rFonts w:hint="default" w:ascii="Times New Roman Regular" w:hAnsi="Times New Roman Regular" w:eastAsia="sans-serif" w:cs="Times New Roman Regular"/>
+                <w:rFonts w:hint="default" w:ascii="Times New Roman" w:hAnsi="Times New Roman" w:eastAsia="Times New Roman" w:cs="Times New Roman"/>
                 <w:b w:val="0"/>
-                <w:i w:val="0"/>
-                <w:iCs w:val="0"/>
-                <w:caps w:val="0"/>
-                <w:color w:val="000000"/>
-                <w:spacing w:val="0"/>
-                <w:sz w:val="24"/>
-                <w:szCs w:val="24"/>
+                <w:bCs/>
+                <w:sz w:val="24"/>
+                <w:szCs w:val="32"/>
+                <w:vertAlign w:val="baseline"/>
+                <w:lang w:val="en-US" w:eastAsia="en-IN"/>
               </w:rPr>
             </w:pPr>
             <w:r>
@@ -10695,8 +10808,7 @@
         </w:tc>
         <w:tc>
           <w:tcPr>
-            <w:tcW w:w="1411" w:type="pct"/>
-            <w:shd w:val="clear" w:color="auto" w:fill="FFFFFF"/>
+            <w:tcW w:w="0" w:type="auto"/>
             <w:vAlign w:val="center"/>
           </w:tcPr>
           <w:p>
@@ -10708,15 +10820,13 @@
               <w:spacing w:before="0" w:beforeAutospacing="0" w:line="360" w:lineRule="auto"/>
               <w:jc w:val="both"/>
               <w:rPr>
-                <w:rFonts w:hint="default" w:ascii="Times New Roman Regular" w:hAnsi="Times New Roman Regular" w:eastAsia="sans-serif" w:cs="Times New Roman Regular"/>
+                <w:rFonts w:hint="default" w:ascii="Times New Roman" w:hAnsi="Times New Roman" w:eastAsia="Times New Roman" w:cs="Times New Roman"/>
                 <w:b w:val="0"/>
-                <w:i w:val="0"/>
-                <w:iCs w:val="0"/>
-                <w:caps w:val="0"/>
-                <w:color w:val="000000"/>
-                <w:spacing w:val="0"/>
-                <w:sz w:val="24"/>
-                <w:szCs w:val="24"/>
+                <w:bCs/>
+                <w:sz w:val="24"/>
+                <w:szCs w:val="32"/>
+                <w:vertAlign w:val="baseline"/>
+                <w:lang w:val="en-US" w:eastAsia="en-IN"/>
               </w:rPr>
             </w:pPr>
             <w:r>
@@ -10739,14 +10849,9 @@
         </w:tc>
       </w:tr>
       <w:tr>
-        <w:trPr>
-          <w:trHeight w:val="403" w:hRule="atLeast"/>
-          <w:tblCellSpacing w:w="15" w:type="dxa"/>
-        </w:trPr>
-        <w:tc>
-          <w:tcPr>
-            <w:tcW w:w="1264" w:type="pct"/>
-            <w:shd w:val="clear" w:color="auto" w:fill="FFFFFF"/>
+        <w:tc>
+          <w:tcPr>
+            <w:tcW w:w="0" w:type="auto"/>
             <w:vAlign w:val="center"/>
           </w:tcPr>
           <w:p>
@@ -10758,22 +10863,19 @@
               <w:spacing w:before="0" w:beforeAutospacing="0" w:line="360" w:lineRule="auto"/>
               <w:jc w:val="both"/>
               <w:rPr>
+                <w:rFonts w:hint="default" w:ascii="Times New Roman" w:hAnsi="Times New Roman" w:eastAsia="Times New Roman" w:cs="Times New Roman"/>
+                <w:b w:val="0"/>
+                <w:bCs/>
+                <w:sz w:val="24"/>
+                <w:szCs w:val="32"/>
+                <w:vertAlign w:val="baseline"/>
+                <w:lang w:val="en-US" w:eastAsia="en-IN"/>
+              </w:rPr>
+            </w:pPr>
+            <w:r>
+              <w:rPr>
                 <w:rFonts w:hint="default" w:ascii="Times New Roman Bold" w:hAnsi="Times New Roman Bold" w:eastAsia="sans-serif" w:cs="Times New Roman Bold"/>
-                <w:b/>
-                <w:bCs w:val="0"/>
-                <w:i w:val="0"/>
-                <w:iCs w:val="0"/>
-                <w:caps w:val="0"/>
-                <w:color w:val="000000"/>
-                <w:spacing w:val="0"/>
-                <w:sz w:val="24"/>
-                <w:szCs w:val="24"/>
-              </w:rPr>
-            </w:pPr>
-            <w:r>
-              <w:rPr>
-                <w:rFonts w:hint="default" w:ascii="Times New Roman Bold" w:hAnsi="Times New Roman Bold" w:eastAsia="sans-serif" w:cs="Times New Roman Bold"/>
-                <w:b/>
+                <w:b w:val="0"/>
                 <w:bCs w:val="0"/>
                 <w:i w:val="0"/>
                 <w:iCs w:val="0"/>
@@ -10791,8 +10893,7 @@
         </w:tc>
         <w:tc>
           <w:tcPr>
-            <w:tcW w:w="1235" w:type="pct"/>
-            <w:shd w:val="clear" w:color="auto" w:fill="FFFFFF"/>
+            <w:tcW w:w="0" w:type="auto"/>
             <w:vAlign w:val="center"/>
           </w:tcPr>
           <w:p>
@@ -10804,15 +10905,13 @@
               <w:spacing w:before="0" w:beforeAutospacing="0" w:line="360" w:lineRule="auto"/>
               <w:jc w:val="both"/>
               <w:rPr>
-                <w:rFonts w:hint="default" w:ascii="Times New Roman Regular" w:hAnsi="Times New Roman Regular" w:eastAsia="sans-serif" w:cs="Times New Roman Regular"/>
+                <w:rFonts w:hint="default" w:ascii="Times New Roman" w:hAnsi="Times New Roman" w:eastAsia="Times New Roman" w:cs="Times New Roman"/>
                 <w:b w:val="0"/>
-                <w:i w:val="0"/>
-                <w:iCs w:val="0"/>
-                <w:caps w:val="0"/>
-                <w:color w:val="000000"/>
-                <w:spacing w:val="0"/>
-                <w:sz w:val="24"/>
-                <w:szCs w:val="24"/>
+                <w:bCs/>
+                <w:sz w:val="24"/>
+                <w:szCs w:val="32"/>
+                <w:vertAlign w:val="baseline"/>
+                <w:lang w:val="en-US" w:eastAsia="en-IN"/>
               </w:rPr>
             </w:pPr>
             <w:r>
@@ -10835,8 +10934,7 @@
         </w:tc>
         <w:tc>
           <w:tcPr>
-            <w:tcW w:w="1009" w:type="pct"/>
-            <w:shd w:val="clear" w:color="auto" w:fill="FFFFFF"/>
+            <w:tcW w:w="0" w:type="auto"/>
             <w:vAlign w:val="center"/>
           </w:tcPr>
           <w:p>
@@ -10848,15 +10946,13 @@
               <w:spacing w:before="0" w:beforeAutospacing="0" w:line="360" w:lineRule="auto"/>
               <w:jc w:val="both"/>
               <w:rPr>
-                <w:rFonts w:hint="default" w:ascii="Times New Roman Regular" w:hAnsi="Times New Roman Regular" w:eastAsia="sans-serif" w:cs="Times New Roman Regular"/>
+                <w:rFonts w:hint="default" w:ascii="Times New Roman" w:hAnsi="Times New Roman" w:eastAsia="Times New Roman" w:cs="Times New Roman"/>
                 <w:b w:val="0"/>
-                <w:i w:val="0"/>
-                <w:iCs w:val="0"/>
-                <w:caps w:val="0"/>
-                <w:color w:val="000000"/>
-                <w:spacing w:val="0"/>
-                <w:sz w:val="24"/>
-                <w:szCs w:val="24"/>
+                <w:bCs/>
+                <w:sz w:val="24"/>
+                <w:szCs w:val="32"/>
+                <w:vertAlign w:val="baseline"/>
+                <w:lang w:val="en-US" w:eastAsia="en-IN"/>
               </w:rPr>
             </w:pPr>
             <w:r>
@@ -10879,8 +10975,7 @@
         </w:tc>
         <w:tc>
           <w:tcPr>
-            <w:tcW w:w="1411" w:type="pct"/>
-            <w:shd w:val="clear" w:color="auto" w:fill="FFFFFF"/>
+            <w:tcW w:w="0" w:type="auto"/>
             <w:vAlign w:val="center"/>
           </w:tcPr>
           <w:p>
@@ -10892,15 +10987,13 @@
               <w:spacing w:before="0" w:beforeAutospacing="0" w:line="360" w:lineRule="auto"/>
               <w:jc w:val="both"/>
               <w:rPr>
-                <w:rFonts w:hint="default" w:ascii="Times New Roman Regular" w:hAnsi="Times New Roman Regular" w:eastAsia="sans-serif" w:cs="Times New Roman Regular"/>
+                <w:rFonts w:hint="default" w:ascii="Times New Roman" w:hAnsi="Times New Roman" w:eastAsia="Times New Roman" w:cs="Times New Roman"/>
                 <w:b w:val="0"/>
-                <w:i w:val="0"/>
-                <w:iCs w:val="0"/>
-                <w:caps w:val="0"/>
-                <w:color w:val="000000"/>
-                <w:spacing w:val="0"/>
-                <w:sz w:val="24"/>
-                <w:szCs w:val="24"/>
+                <w:bCs/>
+                <w:sz w:val="24"/>
+                <w:szCs w:val="32"/>
+                <w:vertAlign w:val="baseline"/>
+                <w:lang w:val="en-US" w:eastAsia="en-IN"/>
               </w:rPr>
             </w:pPr>
             <w:r>
@@ -10923,14 +11016,9 @@
         </w:tc>
       </w:tr>
       <w:tr>
-        <w:trPr>
-          <w:trHeight w:val="403" w:hRule="atLeast"/>
-          <w:tblCellSpacing w:w="15" w:type="dxa"/>
-        </w:trPr>
-        <w:tc>
-          <w:tcPr>
-            <w:tcW w:w="1264" w:type="pct"/>
-            <w:shd w:val="clear" w:color="auto" w:fill="FFFFFF"/>
+        <w:tc>
+          <w:tcPr>
+            <w:tcW w:w="0" w:type="auto"/>
             <w:vAlign w:val="center"/>
           </w:tcPr>
           <w:p>
@@ -10942,22 +11030,19 @@
               <w:spacing w:before="0" w:beforeAutospacing="0" w:line="360" w:lineRule="auto"/>
               <w:jc w:val="both"/>
               <w:rPr>
+                <w:rFonts w:hint="default" w:ascii="Times New Roman" w:hAnsi="Times New Roman" w:eastAsia="Times New Roman" w:cs="Times New Roman"/>
+                <w:b w:val="0"/>
+                <w:bCs/>
+                <w:sz w:val="24"/>
+                <w:szCs w:val="32"/>
+                <w:vertAlign w:val="baseline"/>
+                <w:lang w:val="en-US" w:eastAsia="en-IN"/>
+              </w:rPr>
+            </w:pPr>
+            <w:r>
+              <w:rPr>
                 <w:rFonts w:hint="default" w:ascii="Times New Roman Bold" w:hAnsi="Times New Roman Bold" w:eastAsia="sans-serif" w:cs="Times New Roman Bold"/>
-                <w:b/>
-                <w:bCs w:val="0"/>
-                <w:i w:val="0"/>
-                <w:iCs w:val="0"/>
-                <w:caps w:val="0"/>
-                <w:color w:val="000000"/>
-                <w:spacing w:val="0"/>
-                <w:sz w:val="24"/>
-                <w:szCs w:val="24"/>
-              </w:rPr>
-            </w:pPr>
-            <w:r>
-              <w:rPr>
-                <w:rFonts w:hint="default" w:ascii="Times New Roman Bold" w:hAnsi="Times New Roman Bold" w:eastAsia="sans-serif" w:cs="Times New Roman Bold"/>
-                <w:b/>
+                <w:b w:val="0"/>
                 <w:bCs w:val="0"/>
                 <w:i w:val="0"/>
                 <w:iCs w:val="0"/>
@@ -10975,8 +11060,7 @@
         </w:tc>
         <w:tc>
           <w:tcPr>
-            <w:tcW w:w="1235" w:type="pct"/>
-            <w:shd w:val="clear" w:color="auto" w:fill="FFFFFF"/>
+            <w:tcW w:w="0" w:type="auto"/>
             <w:vAlign w:val="center"/>
           </w:tcPr>
           <w:p>
@@ -10988,15 +11072,13 @@
               <w:spacing w:before="0" w:beforeAutospacing="0" w:line="360" w:lineRule="auto"/>
               <w:jc w:val="both"/>
               <w:rPr>
-                <w:rFonts w:hint="default" w:ascii="Times New Roman Regular" w:hAnsi="Times New Roman Regular" w:eastAsia="sans-serif" w:cs="Times New Roman Regular"/>
+                <w:rFonts w:hint="default" w:ascii="Times New Roman" w:hAnsi="Times New Roman" w:eastAsia="Times New Roman" w:cs="Times New Roman"/>
                 <w:b w:val="0"/>
-                <w:i w:val="0"/>
-                <w:iCs w:val="0"/>
-                <w:caps w:val="0"/>
-                <w:color w:val="000000"/>
-                <w:spacing w:val="0"/>
-                <w:sz w:val="24"/>
-                <w:szCs w:val="24"/>
+                <w:bCs/>
+                <w:sz w:val="24"/>
+                <w:szCs w:val="32"/>
+                <w:vertAlign w:val="baseline"/>
+                <w:lang w:val="en-US" w:eastAsia="en-IN"/>
               </w:rPr>
             </w:pPr>
             <w:r>
@@ -11019,8 +11101,7 @@
         </w:tc>
         <w:tc>
           <w:tcPr>
-            <w:tcW w:w="1009" w:type="pct"/>
-            <w:shd w:val="clear" w:color="auto" w:fill="FFFFFF"/>
+            <w:tcW w:w="0" w:type="auto"/>
             <w:vAlign w:val="center"/>
           </w:tcPr>
           <w:p>
@@ -11032,15 +11113,13 @@
               <w:spacing w:before="0" w:beforeAutospacing="0" w:line="360" w:lineRule="auto"/>
               <w:jc w:val="both"/>
               <w:rPr>
-                <w:rFonts w:hint="default" w:ascii="Times New Roman Regular" w:hAnsi="Times New Roman Regular" w:eastAsia="sans-serif" w:cs="Times New Roman Regular"/>
+                <w:rFonts w:hint="default" w:ascii="Times New Roman" w:hAnsi="Times New Roman" w:eastAsia="Times New Roman" w:cs="Times New Roman"/>
                 <w:b w:val="0"/>
-                <w:i w:val="0"/>
-                <w:iCs w:val="0"/>
-                <w:caps w:val="0"/>
-                <w:color w:val="000000"/>
-                <w:spacing w:val="0"/>
-                <w:sz w:val="24"/>
-                <w:szCs w:val="24"/>
+                <w:bCs/>
+                <w:sz w:val="24"/>
+                <w:szCs w:val="32"/>
+                <w:vertAlign w:val="baseline"/>
+                <w:lang w:val="en-US" w:eastAsia="en-IN"/>
               </w:rPr>
             </w:pPr>
             <w:r>
@@ -11063,8 +11142,7 @@
         </w:tc>
         <w:tc>
           <w:tcPr>
-            <w:tcW w:w="1411" w:type="pct"/>
-            <w:shd w:val="clear" w:color="auto" w:fill="FFFFFF"/>
+            <w:tcW w:w="0" w:type="auto"/>
             <w:vAlign w:val="center"/>
           </w:tcPr>
           <w:p>
@@ -11076,15 +11154,13 @@
               <w:spacing w:before="0" w:beforeAutospacing="0" w:line="360" w:lineRule="auto"/>
               <w:jc w:val="both"/>
               <w:rPr>
-                <w:rFonts w:hint="default" w:ascii="Times New Roman Regular" w:hAnsi="Times New Roman Regular" w:eastAsia="sans-serif" w:cs="Times New Roman Regular"/>
+                <w:rFonts w:hint="default" w:ascii="Times New Roman" w:hAnsi="Times New Roman" w:eastAsia="Times New Roman" w:cs="Times New Roman"/>
                 <w:b w:val="0"/>
-                <w:i w:val="0"/>
-                <w:iCs w:val="0"/>
-                <w:caps w:val="0"/>
-                <w:color w:val="000000"/>
-                <w:spacing w:val="0"/>
-                <w:sz w:val="24"/>
-                <w:szCs w:val="24"/>
+                <w:bCs/>
+                <w:sz w:val="24"/>
+                <w:szCs w:val="32"/>
+                <w:vertAlign w:val="baseline"/>
+                <w:lang w:val="en-US" w:eastAsia="en-IN"/>
               </w:rPr>
             </w:pPr>
             <w:r>
@@ -11107,14 +11183,9 @@
         </w:tc>
       </w:tr>
       <w:tr>
-        <w:trPr>
-          <w:trHeight w:val="403" w:hRule="atLeast"/>
-          <w:tblCellSpacing w:w="15" w:type="dxa"/>
-        </w:trPr>
-        <w:tc>
-          <w:tcPr>
-            <w:tcW w:w="1264" w:type="pct"/>
-            <w:shd w:val="clear" w:color="auto" w:fill="FFFFFF"/>
+        <w:tc>
+          <w:tcPr>
+            <w:tcW w:w="0" w:type="auto"/>
             <w:vAlign w:val="center"/>
           </w:tcPr>
           <w:p>
@@ -11126,22 +11197,19 @@
               <w:spacing w:before="0" w:beforeAutospacing="0" w:line="360" w:lineRule="auto"/>
               <w:jc w:val="both"/>
               <w:rPr>
+                <w:rFonts w:hint="default" w:ascii="Times New Roman" w:hAnsi="Times New Roman" w:eastAsia="Times New Roman" w:cs="Times New Roman"/>
+                <w:b w:val="0"/>
+                <w:bCs/>
+                <w:sz w:val="24"/>
+                <w:szCs w:val="32"/>
+                <w:vertAlign w:val="baseline"/>
+                <w:lang w:val="en-US" w:eastAsia="en-IN"/>
+              </w:rPr>
+            </w:pPr>
+            <w:r>
+              <w:rPr>
                 <w:rFonts w:hint="default" w:ascii="Times New Roman Bold" w:hAnsi="Times New Roman Bold" w:eastAsia="sans-serif" w:cs="Times New Roman Bold"/>
-                <w:b/>
-                <w:bCs w:val="0"/>
-                <w:i w:val="0"/>
-                <w:iCs w:val="0"/>
-                <w:caps w:val="0"/>
-                <w:color w:val="000000"/>
-                <w:spacing w:val="0"/>
-                <w:sz w:val="24"/>
-                <w:szCs w:val="24"/>
-              </w:rPr>
-            </w:pPr>
-            <w:r>
-              <w:rPr>
-                <w:rFonts w:hint="default" w:ascii="Times New Roman Bold" w:hAnsi="Times New Roman Bold" w:eastAsia="sans-serif" w:cs="Times New Roman Bold"/>
-                <w:b/>
+                <w:b w:val="0"/>
                 <w:bCs w:val="0"/>
                 <w:i w:val="0"/>
                 <w:iCs w:val="0"/>
@@ -11159,8 +11227,7 @@
         </w:tc>
         <w:tc>
           <w:tcPr>
-            <w:tcW w:w="1235" w:type="pct"/>
-            <w:shd w:val="clear" w:color="auto" w:fill="FFFFFF"/>
+            <w:tcW w:w="0" w:type="auto"/>
             <w:vAlign w:val="center"/>
           </w:tcPr>
           <w:p>
@@ -11172,15 +11239,13 @@
               <w:spacing w:before="0" w:beforeAutospacing="0" w:line="360" w:lineRule="auto"/>
               <w:jc w:val="both"/>
               <w:rPr>
-                <w:rFonts w:hint="default" w:ascii="Times New Roman Regular" w:hAnsi="Times New Roman Regular" w:eastAsia="sans-serif" w:cs="Times New Roman Regular"/>
+                <w:rFonts w:hint="default" w:ascii="Times New Roman" w:hAnsi="Times New Roman" w:eastAsia="Times New Roman" w:cs="Times New Roman"/>
                 <w:b w:val="0"/>
-                <w:i w:val="0"/>
-                <w:iCs w:val="0"/>
-                <w:caps w:val="0"/>
-                <w:color w:val="000000"/>
-                <w:spacing w:val="0"/>
-                <w:sz w:val="24"/>
-                <w:szCs w:val="24"/>
+                <w:bCs/>
+                <w:sz w:val="24"/>
+                <w:szCs w:val="32"/>
+                <w:vertAlign w:val="baseline"/>
+                <w:lang w:val="en-US" w:eastAsia="en-IN"/>
               </w:rPr>
             </w:pPr>
             <w:r>
@@ -11203,8 +11268,7 @@
         </w:tc>
         <w:tc>
           <w:tcPr>
-            <w:tcW w:w="1009" w:type="pct"/>
-            <w:shd w:val="clear" w:color="auto" w:fill="FFFFFF"/>
+            <w:tcW w:w="0" w:type="auto"/>
             <w:vAlign w:val="center"/>
           </w:tcPr>
           <w:p>
@@ -11216,15 +11280,13 @@
               <w:spacing w:before="0" w:beforeAutospacing="0" w:line="360" w:lineRule="auto"/>
               <w:jc w:val="both"/>
               <w:rPr>
-                <w:rFonts w:hint="default" w:ascii="Times New Roman Regular" w:hAnsi="Times New Roman Regular" w:eastAsia="sans-serif" w:cs="Times New Roman Regular"/>
+                <w:rFonts w:hint="default" w:ascii="Times New Roman" w:hAnsi="Times New Roman" w:eastAsia="Times New Roman" w:cs="Times New Roman"/>
                 <w:b w:val="0"/>
-                <w:i w:val="0"/>
-                <w:iCs w:val="0"/>
-                <w:caps w:val="0"/>
-                <w:color w:val="000000"/>
-                <w:spacing w:val="0"/>
-                <w:sz w:val="24"/>
-                <w:szCs w:val="24"/>
+                <w:bCs/>
+                <w:sz w:val="24"/>
+                <w:szCs w:val="32"/>
+                <w:vertAlign w:val="baseline"/>
+                <w:lang w:val="en-US" w:eastAsia="en-IN"/>
               </w:rPr>
             </w:pPr>
             <w:r>
@@ -11247,8 +11309,7 @@
         </w:tc>
         <w:tc>
           <w:tcPr>
-            <w:tcW w:w="1411" w:type="pct"/>
-            <w:shd w:val="clear" w:color="auto" w:fill="FFFFFF"/>
+            <w:tcW w:w="0" w:type="auto"/>
             <w:vAlign w:val="center"/>
           </w:tcPr>
           <w:p>
@@ -11260,15 +11321,13 @@
               <w:spacing w:before="0" w:beforeAutospacing="0" w:line="360" w:lineRule="auto"/>
               <w:jc w:val="both"/>
               <w:rPr>
-                <w:rFonts w:hint="default" w:ascii="Times New Roman Regular" w:hAnsi="Times New Roman Regular" w:eastAsia="sans-serif" w:cs="Times New Roman Regular"/>
+                <w:rFonts w:hint="default" w:ascii="Times New Roman" w:hAnsi="Times New Roman" w:eastAsia="Times New Roman" w:cs="Times New Roman"/>
                 <w:b w:val="0"/>
-                <w:i w:val="0"/>
-                <w:iCs w:val="0"/>
-                <w:caps w:val="0"/>
-                <w:color w:val="000000"/>
-                <w:spacing w:val="0"/>
-                <w:sz w:val="24"/>
-                <w:szCs w:val="24"/>
+                <w:bCs/>
+                <w:sz w:val="24"/>
+                <w:szCs w:val="32"/>
+                <w:vertAlign w:val="baseline"/>
+                <w:lang w:val="en-US" w:eastAsia="en-IN"/>
               </w:rPr>
             </w:pPr>
             <w:r>
@@ -11291,6 +11350,25 @@
         </w:tc>
       </w:tr>
     </w:tbl>
+    <w:p>
+      <w:pPr>
+        <w:numPr>
+          <w:ilvl w:val="0"/>
+          <w:numId w:val="0"/>
+        </w:numPr>
+        <w:spacing w:after="0" w:line="360" w:lineRule="auto"/>
+        <w:ind w:leftChars="0"/>
+        <w:jc w:val="both"/>
+        <w:rPr>
+          <w:rFonts w:hint="default" w:ascii="Times New Roman" w:hAnsi="Times New Roman" w:eastAsia="Times New Roman" w:cs="Times New Roman"/>
+          <w:b w:val="0"/>
+          <w:bCs/>
+          <w:sz w:val="24"/>
+          <w:szCs w:val="32"/>
+          <w:lang w:val="en-US" w:eastAsia="en-IN"/>
+        </w:rPr>
+      </w:pPr>
+    </w:p>
     <w:p>
       <w:pPr>
         <w:numPr>
@@ -11849,7 +11927,7 @@
           <w:bCs/>
           <w:sz w:val="24"/>
           <w:szCs w:val="32"/>
-          <w:lang w:val="en-IN" w:eastAsia="en-IN"/>
+          <w:lang w:val="en-US" w:eastAsia="en-IN"/>
         </w:rPr>
       </w:pPr>
       <w:r>
@@ -11866,45 +11944,38 @@
     </w:p>
     <w:tbl>
       <w:tblPr>
-        <w:tblStyle w:val="7"/>
-        <w:tblW w:w="4995" w:type="pct"/>
-        <w:tblCellSpacing w:w="15" w:type="dxa"/>
-        <w:tblInd w:w="0" w:type="dxa"/>
+        <w:tblStyle w:val="16"/>
+        <w:tblW w:w="0" w:type="auto"/>
+        <w:jc w:val="center"/>
         <w:tblBorders>
-          <w:top w:val="none" w:color="auto" w:sz="0" w:space="0"/>
-          <w:left w:val="none" w:color="auto" w:sz="0" w:space="0"/>
-          <w:bottom w:val="none" w:color="auto" w:sz="0" w:space="0"/>
-          <w:right w:val="none" w:color="auto" w:sz="0" w:space="0"/>
-          <w:insideH w:val="none" w:color="auto" w:sz="0" w:space="0"/>
-          <w:insideV w:val="none" w:color="auto" w:sz="0" w:space="0"/>
+          <w:top w:val="single" w:color="auto" w:sz="4" w:space="0"/>
+          <w:left w:val="single" w:color="auto" w:sz="4" w:space="0"/>
+          <w:bottom w:val="single" w:color="auto" w:sz="4" w:space="0"/>
+          <w:right w:val="single" w:color="auto" w:sz="4" w:space="0"/>
+          <w:insideH w:val="single" w:color="auto" w:sz="4" w:space="0"/>
+          <w:insideV w:val="single" w:color="auto" w:sz="4" w:space="0"/>
         </w:tblBorders>
-        <w:shd w:val="clear" w:color="auto" w:fill="auto"/>
         <w:tblLayout w:type="autofit"/>
         <w:tblCellMar>
-          <w:top w:w="15" w:type="dxa"/>
-          <w:left w:w="15" w:type="dxa"/>
-          <w:bottom w:w="15" w:type="dxa"/>
-          <w:right w:w="15" w:type="dxa"/>
+          <w:top w:w="0" w:type="dxa"/>
+          <w:left w:w="108" w:type="dxa"/>
+          <w:bottom w:w="0" w:type="dxa"/>
+          <w:right w:w="108" w:type="dxa"/>
         </w:tblCellMar>
       </w:tblPr>
       <w:tblGrid>
-        <w:gridCol w:w="3039"/>
-        <w:gridCol w:w="1873"/>
-        <w:gridCol w:w="1875"/>
-        <w:gridCol w:w="2032"/>
+        <w:gridCol w:w="2952"/>
+        <w:gridCol w:w="1694"/>
+        <w:gridCol w:w="1603"/>
+        <w:gridCol w:w="1936"/>
       </w:tblGrid>
       <w:tr>
         <w:trPr>
-          <w:trHeight w:val="432" w:hRule="atLeast"/>
-          <w:tblHeader/>
-          <w:tblCellSpacing w:w="15" w:type="dxa"/>
+          <w:jc w:val="center"/>
         </w:trPr>
         <w:tc>
           <w:tcPr>
-            <w:tcW w:w="1699" w:type="pct"/>
-            <w:tcBorders>
-              <w:tl2br w:val="nil"/>
-            </w:tcBorders>
+            <w:tcW w:w="2952" w:type="dxa"/>
             <w:shd w:val="clear" w:color="auto" w:fill="FFFFFF"/>
             <w:vAlign w:val="center"/>
           </w:tcPr>
@@ -11927,6 +11998,7 @@
                 <w:spacing w:val="0"/>
                 <w:sz w:val="24"/>
                 <w:szCs w:val="24"/>
+                <w:lang w:val="en-IN" w:eastAsia="en-IN" w:bidi="ar-SA"/>
               </w:rPr>
             </w:pPr>
             <w:r>
@@ -11949,7 +12021,7 @@
         </w:tc>
         <w:tc>
           <w:tcPr>
-            <w:tcW w:w="1046" w:type="pct"/>
+            <w:tcW w:w="1694" w:type="dxa"/>
             <w:shd w:val="clear" w:color="auto" w:fill="FFFFFF"/>
             <w:vAlign w:val="center"/>
           </w:tcPr>
@@ -11960,7 +12032,7 @@
               <w:widowControl/>
               <w:suppressLineNumbers w:val="0"/>
               <w:spacing w:before="0" w:beforeAutospacing="0" w:line="360" w:lineRule="auto"/>
-              <w:jc w:val="left"/>
+              <w:jc w:val="both"/>
               <w:rPr>
                 <w:rFonts w:hint="default" w:ascii="Times New Roman Regular" w:hAnsi="Times New Roman Regular" w:eastAsia="sans-serif" w:cs="Times New Roman Regular"/>
                 <w:b/>
@@ -11972,6 +12044,7 @@
                 <w:spacing w:val="0"/>
                 <w:sz w:val="24"/>
                 <w:szCs w:val="24"/>
+                <w:lang w:val="en-IN" w:eastAsia="en-IN" w:bidi="ar-SA"/>
               </w:rPr>
             </w:pPr>
             <w:r>
@@ -11994,7 +12067,47 @@
         </w:tc>
         <w:tc>
           <w:tcPr>
-            <w:tcW w:w="1047" w:type="pct"/>
+            <w:tcW w:w="1603" w:type="dxa"/>
+          </w:tcPr>
+          <w:p>
+            <w:pPr>
+              <w:numPr>
+                <w:ilvl w:val="0"/>
+                <w:numId w:val="0"/>
+              </w:numPr>
+              <w:spacing w:after="0" w:line="360" w:lineRule="auto"/>
+              <w:jc w:val="both"/>
+              <w:rPr>
+                <w:rFonts w:hint="default" w:ascii="Times New Roman" w:hAnsi="Times New Roman" w:eastAsia="Times New Roman" w:cs="Times New Roman"/>
+                <w:b w:val="0"/>
+                <w:bCs/>
+                <w:sz w:val="24"/>
+                <w:szCs w:val="32"/>
+                <w:vertAlign w:val="baseline"/>
+                <w:lang w:val="en-IN" w:eastAsia="en-IN"/>
+              </w:rPr>
+            </w:pPr>
+            <w:r>
+              <w:rPr>
+                <w:rStyle w:val="15"/>
+                <w:rFonts w:hint="default" w:ascii="sans-serif" w:hAnsi="sans-serif" w:eastAsia="sans-serif" w:cs="sans-serif"/>
+                <w:i w:val="0"/>
+                <w:iCs w:val="0"/>
+                <w:caps w:val="0"/>
+                <w:color w:val="000000"/>
+                <w:spacing w:val="0"/>
+                <w:kern w:val="0"/>
+                <w:sz w:val="24"/>
+                <w:szCs w:val="24"/>
+                <w:lang w:val="en-US" w:eastAsia="zh-CN" w:bidi="ar"/>
+              </w:rPr>
+              <w:t>Recall</w:t>
+            </w:r>
+          </w:p>
+        </w:tc>
+        <w:tc>
+          <w:tcPr>
+            <w:tcW w:w="1936" w:type="dxa"/>
             <w:shd w:val="clear" w:color="auto" w:fill="FFFFFF"/>
             <w:vAlign w:val="center"/>
           </w:tcPr>
@@ -12005,7 +12118,7 @@
               <w:widowControl/>
               <w:suppressLineNumbers w:val="0"/>
               <w:spacing w:before="0" w:beforeAutospacing="0" w:line="360" w:lineRule="auto"/>
-              <w:jc w:val="left"/>
+              <w:jc w:val="both"/>
               <w:rPr>
                 <w:rFonts w:hint="default" w:ascii="Times New Roman Regular" w:hAnsi="Times New Roman Regular" w:eastAsia="sans-serif" w:cs="Times New Roman Regular"/>
                 <w:b/>
@@ -12017,6 +12130,7 @@
                 <w:spacing w:val="0"/>
                 <w:sz w:val="24"/>
                 <w:szCs w:val="24"/>
+                <w:lang w:val="en-IN" w:eastAsia="en-IN" w:bidi="ar-SA"/>
               </w:rPr>
             </w:pPr>
             <w:r>
@@ -12033,51 +12147,6 @@
                 <w:szCs w:val="24"/>
                 <w:lang w:val="en-US" w:eastAsia="zh-CN" w:bidi="ar"/>
               </w:rPr>
-              <w:t>Recall</w:t>
-            </w:r>
-          </w:p>
-        </w:tc>
-        <w:tc>
-          <w:tcPr>
-            <w:tcW w:w="1127" w:type="pct"/>
-            <w:shd w:val="clear" w:color="auto" w:fill="FFFFFF"/>
-            <w:vAlign w:val="center"/>
-          </w:tcPr>
-          <w:p>
-            <w:pPr>
-              <w:keepNext w:val="0"/>
-              <w:keepLines w:val="0"/>
-              <w:widowControl/>
-              <w:suppressLineNumbers w:val="0"/>
-              <w:spacing w:before="0" w:beforeAutospacing="0" w:line="360" w:lineRule="auto"/>
-              <w:jc w:val="left"/>
-              <w:rPr>
-                <w:rFonts w:hint="default" w:ascii="Times New Roman Regular" w:hAnsi="Times New Roman Regular" w:eastAsia="sans-serif" w:cs="Times New Roman Regular"/>
-                <w:b/>
-                <w:bCs w:val="0"/>
-                <w:i w:val="0"/>
-                <w:iCs w:val="0"/>
-                <w:caps w:val="0"/>
-                <w:color w:val="000000"/>
-                <w:spacing w:val="0"/>
-                <w:sz w:val="24"/>
-                <w:szCs w:val="24"/>
-              </w:rPr>
-            </w:pPr>
-            <w:r>
-              <w:rPr>
-                <w:rStyle w:val="15"/>
-                <w:rFonts w:hint="default" w:ascii="sans-serif" w:hAnsi="sans-serif" w:eastAsia="sans-serif" w:cs="sans-serif"/>
-                <w:i w:val="0"/>
-                <w:iCs w:val="0"/>
-                <w:caps w:val="0"/>
-                <w:color w:val="000000"/>
-                <w:spacing w:val="0"/>
-                <w:kern w:val="0"/>
-                <w:sz w:val="24"/>
-                <w:szCs w:val="24"/>
-                <w:lang w:val="en-US" w:eastAsia="zh-CN" w:bidi="ar"/>
-              </w:rPr>
               <w:t>F1-Score</w:t>
             </w:r>
           </w:p>
@@ -12085,12 +12154,11 @@
       </w:tr>
       <w:tr>
         <w:trPr>
-          <w:trHeight w:val="432" w:hRule="atLeast"/>
-          <w:tblCellSpacing w:w="15" w:type="dxa"/>
+          <w:jc w:val="center"/>
         </w:trPr>
         <w:tc>
           <w:tcPr>
-            <w:tcW w:w="1699" w:type="pct"/>
+            <w:tcW w:w="2952" w:type="dxa"/>
             <w:shd w:val="clear" w:color="auto" w:fill="FFFFFF"/>
             <w:vAlign w:val="center"/>
           </w:tcPr>
@@ -12113,6 +12181,7 @@
                 <w:spacing w:val="0"/>
                 <w:sz w:val="24"/>
                 <w:szCs w:val="24"/>
+                <w:lang w:val="en-IN" w:eastAsia="en-IN" w:bidi="ar-SA"/>
               </w:rPr>
             </w:pPr>
             <w:r>
@@ -12136,8 +12205,7 @@
         </w:tc>
         <w:tc>
           <w:tcPr>
-            <w:tcW w:w="1046" w:type="pct"/>
-            <w:shd w:val="clear" w:color="auto" w:fill="FFFFFF"/>
+            <w:tcW w:w="1694" w:type="dxa"/>
             <w:vAlign w:val="center"/>
           </w:tcPr>
           <w:p>
@@ -12147,17 +12215,15 @@
               <w:widowControl/>
               <w:suppressLineNumbers w:val="0"/>
               <w:spacing w:before="0" w:beforeAutospacing="0" w:line="360" w:lineRule="auto"/>
-              <w:jc w:val="left"/>
-              <w:rPr>
-                <w:rFonts w:hint="default" w:ascii="Times New Roman Regular" w:hAnsi="Times New Roman Regular" w:eastAsia="sans-serif" w:cs="Times New Roman Regular"/>
+              <w:jc w:val="both"/>
+              <w:rPr>
+                <w:rFonts w:hint="default" w:ascii="Times New Roman" w:hAnsi="Times New Roman" w:eastAsia="Times New Roman" w:cs="Times New Roman"/>
                 <w:b w:val="0"/>
-                <w:i w:val="0"/>
-                <w:iCs w:val="0"/>
-                <w:caps w:val="0"/>
-                <w:color w:val="000000"/>
-                <w:spacing w:val="0"/>
-                <w:sz w:val="24"/>
-                <w:szCs w:val="24"/>
+                <w:bCs/>
+                <w:sz w:val="24"/>
+                <w:szCs w:val="32"/>
+                <w:vertAlign w:val="baseline"/>
+                <w:lang w:val="en-IN" w:eastAsia="en-IN"/>
               </w:rPr>
             </w:pPr>
             <w:r>
@@ -12179,8 +12245,7 @@
         </w:tc>
         <w:tc>
           <w:tcPr>
-            <w:tcW w:w="1047" w:type="pct"/>
-            <w:shd w:val="clear" w:color="auto" w:fill="FFFFFF"/>
+            <w:tcW w:w="1603" w:type="dxa"/>
             <w:vAlign w:val="center"/>
           </w:tcPr>
           <w:p>
@@ -12190,17 +12255,15 @@
               <w:widowControl/>
               <w:suppressLineNumbers w:val="0"/>
               <w:spacing w:before="0" w:beforeAutospacing="0" w:line="360" w:lineRule="auto"/>
-              <w:jc w:val="left"/>
-              <w:rPr>
-                <w:rFonts w:hint="default" w:ascii="Times New Roman Regular" w:hAnsi="Times New Roman Regular" w:eastAsia="sans-serif" w:cs="Times New Roman Regular"/>
+              <w:jc w:val="both"/>
+              <w:rPr>
+                <w:rFonts w:hint="default" w:ascii="Times New Roman" w:hAnsi="Times New Roman" w:eastAsia="Times New Roman" w:cs="Times New Roman"/>
                 <w:b w:val="0"/>
-                <w:i w:val="0"/>
-                <w:iCs w:val="0"/>
-                <w:caps w:val="0"/>
-                <w:color w:val="000000"/>
-                <w:spacing w:val="0"/>
-                <w:sz w:val="24"/>
-                <w:szCs w:val="24"/>
+                <w:bCs/>
+                <w:sz w:val="24"/>
+                <w:szCs w:val="32"/>
+                <w:vertAlign w:val="baseline"/>
+                <w:lang w:val="en-IN" w:eastAsia="en-IN"/>
               </w:rPr>
             </w:pPr>
             <w:r>
@@ -12222,8 +12285,7 @@
         </w:tc>
         <w:tc>
           <w:tcPr>
-            <w:tcW w:w="1127" w:type="pct"/>
-            <w:shd w:val="clear" w:color="auto" w:fill="FFFFFF"/>
+            <w:tcW w:w="1936" w:type="dxa"/>
             <w:vAlign w:val="center"/>
           </w:tcPr>
           <w:p>
@@ -12233,17 +12295,15 @@
               <w:widowControl/>
               <w:suppressLineNumbers w:val="0"/>
               <w:spacing w:before="0" w:beforeAutospacing="0" w:line="360" w:lineRule="auto"/>
-              <w:jc w:val="left"/>
-              <w:rPr>
-                <w:rFonts w:hint="default" w:ascii="Times New Roman Regular" w:hAnsi="Times New Roman Regular" w:eastAsia="sans-serif" w:cs="Times New Roman Regular"/>
+              <w:jc w:val="both"/>
+              <w:rPr>
+                <w:rFonts w:hint="default" w:ascii="Times New Roman" w:hAnsi="Times New Roman" w:eastAsia="Times New Roman" w:cs="Times New Roman"/>
                 <w:b w:val="0"/>
-                <w:i w:val="0"/>
-                <w:iCs w:val="0"/>
-                <w:caps w:val="0"/>
-                <w:color w:val="000000"/>
-                <w:spacing w:val="0"/>
-                <w:sz w:val="24"/>
-                <w:szCs w:val="24"/>
+                <w:bCs/>
+                <w:sz w:val="24"/>
+                <w:szCs w:val="32"/>
+                <w:vertAlign w:val="baseline"/>
+                <w:lang w:val="en-IN" w:eastAsia="en-IN"/>
               </w:rPr>
             </w:pPr>
             <w:r>
@@ -12266,12 +12326,11 @@
       </w:tr>
       <w:tr>
         <w:trPr>
-          <w:trHeight w:val="432" w:hRule="atLeast"/>
-          <w:tblCellSpacing w:w="15" w:type="dxa"/>
+          <w:jc w:val="center"/>
         </w:trPr>
         <w:tc>
           <w:tcPr>
-            <w:tcW w:w="1699" w:type="pct"/>
+            <w:tcW w:w="2952" w:type="dxa"/>
             <w:shd w:val="clear" w:color="auto" w:fill="FFFFFF"/>
             <w:vAlign w:val="center"/>
           </w:tcPr>
@@ -12294,6 +12353,7 @@
                 <w:spacing w:val="0"/>
                 <w:sz w:val="24"/>
                 <w:szCs w:val="24"/>
+                <w:lang w:val="en-IN" w:eastAsia="en-IN" w:bidi="ar-SA"/>
               </w:rPr>
             </w:pPr>
             <w:r>
@@ -12317,8 +12377,7 @@
         </w:tc>
         <w:tc>
           <w:tcPr>
-            <w:tcW w:w="1046" w:type="pct"/>
-            <w:shd w:val="clear" w:color="auto" w:fill="FFFFFF"/>
+            <w:tcW w:w="1694" w:type="dxa"/>
             <w:vAlign w:val="center"/>
           </w:tcPr>
           <w:p>
@@ -12328,17 +12387,15 @@
               <w:widowControl/>
               <w:suppressLineNumbers w:val="0"/>
               <w:spacing w:before="0" w:beforeAutospacing="0" w:line="360" w:lineRule="auto"/>
-              <w:jc w:val="left"/>
-              <w:rPr>
-                <w:rFonts w:hint="default" w:ascii="Times New Roman Regular" w:hAnsi="Times New Roman Regular" w:eastAsia="sans-serif" w:cs="Times New Roman Regular"/>
+              <w:jc w:val="both"/>
+              <w:rPr>
+                <w:rFonts w:hint="default" w:ascii="Times New Roman" w:hAnsi="Times New Roman" w:eastAsia="Times New Roman" w:cs="Times New Roman"/>
                 <w:b w:val="0"/>
-                <w:i w:val="0"/>
-                <w:iCs w:val="0"/>
-                <w:caps w:val="0"/>
-                <w:color w:val="000000"/>
-                <w:spacing w:val="0"/>
-                <w:sz w:val="24"/>
-                <w:szCs w:val="24"/>
+                <w:bCs/>
+                <w:sz w:val="24"/>
+                <w:szCs w:val="32"/>
+                <w:vertAlign w:val="baseline"/>
+                <w:lang w:val="en-IN" w:eastAsia="en-IN"/>
               </w:rPr>
             </w:pPr>
             <w:r>
@@ -12360,8 +12417,7 @@
         </w:tc>
         <w:tc>
           <w:tcPr>
-            <w:tcW w:w="1047" w:type="pct"/>
-            <w:shd w:val="clear" w:color="auto" w:fill="FFFFFF"/>
+            <w:tcW w:w="1603" w:type="dxa"/>
             <w:vAlign w:val="center"/>
           </w:tcPr>
           <w:p>
@@ -12371,17 +12427,15 @@
               <w:widowControl/>
               <w:suppressLineNumbers w:val="0"/>
               <w:spacing w:before="0" w:beforeAutospacing="0" w:line="360" w:lineRule="auto"/>
-              <w:jc w:val="left"/>
-              <w:rPr>
-                <w:rFonts w:hint="default" w:ascii="Times New Roman Regular" w:hAnsi="Times New Roman Regular" w:eastAsia="sans-serif" w:cs="Times New Roman Regular"/>
+              <w:jc w:val="both"/>
+              <w:rPr>
+                <w:rFonts w:hint="default" w:ascii="Times New Roman" w:hAnsi="Times New Roman" w:eastAsia="Times New Roman" w:cs="Times New Roman"/>
                 <w:b w:val="0"/>
-                <w:i w:val="0"/>
-                <w:iCs w:val="0"/>
-                <w:caps w:val="0"/>
-                <w:color w:val="000000"/>
-                <w:spacing w:val="0"/>
-                <w:sz w:val="24"/>
-                <w:szCs w:val="24"/>
+                <w:bCs/>
+                <w:sz w:val="24"/>
+                <w:szCs w:val="32"/>
+                <w:vertAlign w:val="baseline"/>
+                <w:lang w:val="en-IN" w:eastAsia="en-IN"/>
               </w:rPr>
             </w:pPr>
             <w:r>
@@ -12403,8 +12457,7 @@
         </w:tc>
         <w:tc>
           <w:tcPr>
-            <w:tcW w:w="1127" w:type="pct"/>
-            <w:shd w:val="clear" w:color="auto" w:fill="FFFFFF"/>
+            <w:tcW w:w="1936" w:type="dxa"/>
             <w:vAlign w:val="center"/>
           </w:tcPr>
           <w:p>
@@ -12414,17 +12467,15 @@
               <w:widowControl/>
               <w:suppressLineNumbers w:val="0"/>
               <w:spacing w:before="0" w:beforeAutospacing="0" w:line="360" w:lineRule="auto"/>
-              <w:jc w:val="left"/>
-              <w:rPr>
-                <w:rFonts w:hint="default" w:ascii="Times New Roman Regular" w:hAnsi="Times New Roman Regular" w:eastAsia="sans-serif" w:cs="Times New Roman Regular"/>
+              <w:jc w:val="both"/>
+              <w:rPr>
+                <w:rFonts w:hint="default" w:ascii="Times New Roman" w:hAnsi="Times New Roman" w:eastAsia="Times New Roman" w:cs="Times New Roman"/>
                 <w:b w:val="0"/>
-                <w:i w:val="0"/>
-                <w:iCs w:val="0"/>
-                <w:caps w:val="0"/>
-                <w:color w:val="000000"/>
-                <w:spacing w:val="0"/>
-                <w:sz w:val="24"/>
-                <w:szCs w:val="24"/>
+                <w:bCs/>
+                <w:sz w:val="24"/>
+                <w:szCs w:val="32"/>
+                <w:vertAlign w:val="baseline"/>
+                <w:lang w:val="en-IN" w:eastAsia="en-IN"/>
               </w:rPr>
             </w:pPr>
             <w:r>
@@ -12447,12 +12498,11 @@
       </w:tr>
       <w:tr>
         <w:trPr>
-          <w:trHeight w:val="432" w:hRule="atLeast"/>
-          <w:tblCellSpacing w:w="15" w:type="dxa"/>
+          <w:jc w:val="center"/>
         </w:trPr>
         <w:tc>
           <w:tcPr>
-            <w:tcW w:w="1699" w:type="pct"/>
+            <w:tcW w:w="2952" w:type="dxa"/>
             <w:shd w:val="clear" w:color="auto" w:fill="FFFFFF"/>
             <w:vAlign w:val="center"/>
           </w:tcPr>
@@ -12475,6 +12525,7 @@
                 <w:spacing w:val="0"/>
                 <w:sz w:val="24"/>
                 <w:szCs w:val="24"/>
+                <w:lang w:val="en-IN" w:eastAsia="en-IN" w:bidi="ar-SA"/>
               </w:rPr>
             </w:pPr>
             <w:r>
@@ -12498,8 +12549,7 @@
         </w:tc>
         <w:tc>
           <w:tcPr>
-            <w:tcW w:w="1046" w:type="pct"/>
-            <w:shd w:val="clear" w:color="auto" w:fill="FFFFFF"/>
+            <w:tcW w:w="1694" w:type="dxa"/>
             <w:vAlign w:val="center"/>
           </w:tcPr>
           <w:p>
@@ -12509,7 +12559,88 @@
               <w:widowControl/>
               <w:suppressLineNumbers w:val="0"/>
               <w:spacing w:before="0" w:beforeAutospacing="0" w:line="360" w:lineRule="auto"/>
-              <w:jc w:val="left"/>
+              <w:jc w:val="both"/>
+              <w:rPr>
+                <w:rFonts w:hint="default" w:ascii="Times New Roman" w:hAnsi="Times New Roman" w:eastAsia="Times New Roman" w:cs="Times New Roman"/>
+                <w:b w:val="0"/>
+                <w:bCs/>
+                <w:sz w:val="24"/>
+                <w:szCs w:val="32"/>
+                <w:vertAlign w:val="baseline"/>
+                <w:lang w:val="en-IN" w:eastAsia="en-IN"/>
+              </w:rPr>
+            </w:pPr>
+            <w:r>
+              <w:rPr>
+                <w:rFonts w:hint="default" w:ascii="sans-serif" w:hAnsi="sans-serif" w:eastAsia="sans-serif" w:cs="sans-serif"/>
+                <w:i w:val="0"/>
+                <w:iCs w:val="0"/>
+                <w:caps w:val="0"/>
+                <w:color w:val="000000"/>
+                <w:spacing w:val="0"/>
+                <w:kern w:val="0"/>
+                <w:sz w:val="24"/>
+                <w:szCs w:val="24"/>
+                <w:lang w:val="en-US" w:eastAsia="zh-CN" w:bidi="ar"/>
+              </w:rPr>
+              <w:t>0.8117</w:t>
+            </w:r>
+          </w:p>
+        </w:tc>
+        <w:tc>
+          <w:tcPr>
+            <w:tcW w:w="1603" w:type="dxa"/>
+            <w:vAlign w:val="center"/>
+          </w:tcPr>
+          <w:p>
+            <w:pPr>
+              <w:keepNext w:val="0"/>
+              <w:keepLines w:val="0"/>
+              <w:widowControl/>
+              <w:suppressLineNumbers w:val="0"/>
+              <w:spacing w:before="0" w:beforeAutospacing="0" w:line="360" w:lineRule="auto"/>
+              <w:jc w:val="both"/>
+              <w:rPr>
+                <w:rFonts w:hint="default" w:ascii="Times New Roman" w:hAnsi="Times New Roman" w:eastAsia="Times New Roman" w:cs="Times New Roman"/>
+                <w:b w:val="0"/>
+                <w:bCs/>
+                <w:sz w:val="24"/>
+                <w:szCs w:val="32"/>
+                <w:vertAlign w:val="baseline"/>
+                <w:lang w:val="en-IN" w:eastAsia="en-IN"/>
+              </w:rPr>
+            </w:pPr>
+            <w:r>
+              <w:rPr>
+                <w:rFonts w:hint="default" w:ascii="sans-serif" w:hAnsi="sans-serif" w:eastAsia="sans-serif" w:cs="sans-serif"/>
+                <w:i w:val="0"/>
+                <w:iCs w:val="0"/>
+                <w:caps w:val="0"/>
+                <w:color w:val="000000"/>
+                <w:spacing w:val="0"/>
+                <w:kern w:val="0"/>
+                <w:sz w:val="24"/>
+                <w:szCs w:val="24"/>
+                <w:lang w:val="en-US" w:eastAsia="zh-CN" w:bidi="ar"/>
+              </w:rPr>
+              <w:t>0.9427</w:t>
+            </w:r>
+          </w:p>
+        </w:tc>
+        <w:tc>
+          <w:tcPr>
+            <w:tcW w:w="1936" w:type="dxa"/>
+            <w:shd w:val="clear" w:color="auto" w:fill="FFFFFF"/>
+            <w:vAlign w:val="center"/>
+          </w:tcPr>
+          <w:p>
+            <w:pPr>
+              <w:keepNext w:val="0"/>
+              <w:keepLines w:val="0"/>
+              <w:widowControl/>
+              <w:suppressLineNumbers w:val="0"/>
+              <w:spacing w:before="0" w:beforeAutospacing="0" w:line="360" w:lineRule="auto"/>
+              <w:jc w:val="both"/>
               <w:rPr>
                 <w:rFonts w:hint="default" w:ascii="Times New Roman Regular" w:hAnsi="Times New Roman Regular" w:eastAsia="sans-serif" w:cs="Times New Roman Regular"/>
                 <w:b w:val="0"/>
@@ -12520,6 +12651,7 @@
                 <w:spacing w:val="0"/>
                 <w:sz w:val="24"/>
                 <w:szCs w:val="24"/>
+                <w:lang w:val="en-IN" w:eastAsia="en-IN" w:bidi="ar-SA"/>
               </w:rPr>
             </w:pPr>
             <w:r>
@@ -12535,98 +12667,31 @@
                 <w:szCs w:val="24"/>
                 <w:lang w:val="en-US" w:eastAsia="zh-CN" w:bidi="ar"/>
               </w:rPr>
-              <w:t>0.8117</w:t>
-            </w:r>
-          </w:p>
-        </w:tc>
-        <w:tc>
-          <w:tcPr>
-            <w:tcW w:w="1047" w:type="pct"/>
-            <w:shd w:val="clear" w:color="auto" w:fill="FFFFFF"/>
-            <w:vAlign w:val="center"/>
-          </w:tcPr>
-          <w:p>
-            <w:pPr>
-              <w:keepNext w:val="0"/>
-              <w:keepLines w:val="0"/>
-              <w:widowControl/>
-              <w:suppressLineNumbers w:val="0"/>
-              <w:spacing w:before="0" w:beforeAutospacing="0" w:line="360" w:lineRule="auto"/>
-              <w:jc w:val="left"/>
-              <w:rPr>
-                <w:rFonts w:hint="default" w:ascii="Times New Roman Regular" w:hAnsi="Times New Roman Regular" w:eastAsia="sans-serif" w:cs="Times New Roman Regular"/>
-                <w:b w:val="0"/>
-                <w:i w:val="0"/>
-                <w:iCs w:val="0"/>
-                <w:caps w:val="0"/>
-                <w:color w:val="000000"/>
-                <w:spacing w:val="0"/>
-                <w:sz w:val="24"/>
-                <w:szCs w:val="24"/>
-              </w:rPr>
-            </w:pPr>
-            <w:r>
-              <w:rPr>
-                <w:rFonts w:hint="default" w:ascii="sans-serif" w:hAnsi="sans-serif" w:eastAsia="sans-serif" w:cs="sans-serif"/>
-                <w:i w:val="0"/>
-                <w:iCs w:val="0"/>
-                <w:caps w:val="0"/>
-                <w:color w:val="000000"/>
-                <w:spacing w:val="0"/>
-                <w:kern w:val="0"/>
-                <w:sz w:val="24"/>
-                <w:szCs w:val="24"/>
-                <w:lang w:val="en-US" w:eastAsia="zh-CN" w:bidi="ar"/>
-              </w:rPr>
-              <w:t>0.9427</w:t>
-            </w:r>
-          </w:p>
-        </w:tc>
-        <w:tc>
-          <w:tcPr>
-            <w:tcW w:w="1127" w:type="pct"/>
-            <w:shd w:val="clear" w:color="auto" w:fill="FFFFFF"/>
-            <w:vAlign w:val="center"/>
-          </w:tcPr>
-          <w:p>
-            <w:pPr>
-              <w:keepNext w:val="0"/>
-              <w:keepLines w:val="0"/>
-              <w:widowControl/>
-              <w:suppressLineNumbers w:val="0"/>
-              <w:spacing w:before="0" w:beforeAutospacing="0" w:line="360" w:lineRule="auto"/>
-              <w:jc w:val="left"/>
-              <w:rPr>
-                <w:rFonts w:hint="default" w:ascii="Times New Roman Regular" w:hAnsi="Times New Roman Regular" w:eastAsia="sans-serif" w:cs="Times New Roman Regular"/>
-                <w:b w:val="0"/>
-                <w:i w:val="0"/>
-                <w:iCs w:val="0"/>
-                <w:caps w:val="0"/>
-                <w:color w:val="000000"/>
-                <w:spacing w:val="0"/>
-                <w:sz w:val="24"/>
-                <w:szCs w:val="24"/>
-              </w:rPr>
-            </w:pPr>
-            <w:r>
-              <w:rPr>
-                <w:rFonts w:hint="default" w:ascii="sans-serif" w:hAnsi="sans-serif" w:eastAsia="sans-serif" w:cs="sans-serif"/>
-                <w:i w:val="0"/>
-                <w:iCs w:val="0"/>
-                <w:caps w:val="0"/>
-                <w:color w:val="000000"/>
-                <w:spacing w:val="0"/>
-                <w:kern w:val="0"/>
-                <w:sz w:val="24"/>
-                <w:szCs w:val="24"/>
-                <w:lang w:val="en-US" w:eastAsia="zh-CN" w:bidi="ar"/>
-              </w:rPr>
               <w:t>0.8723</w:t>
             </w:r>
           </w:p>
         </w:tc>
       </w:tr>
     </w:tbl>
+    <w:p>
+      <w:pPr>
+        <w:numPr>
+          <w:ilvl w:val="0"/>
+          <w:numId w:val="0"/>
+        </w:numPr>
+        <w:spacing w:after="0" w:line="360" w:lineRule="auto"/>
+        <w:ind w:leftChars="0"/>
+        <w:jc w:val="both"/>
+        <w:rPr>
+          <w:rFonts w:hint="default" w:ascii="Times New Roman" w:hAnsi="Times New Roman" w:eastAsia="Times New Roman" w:cs="Times New Roman"/>
+          <w:b w:val="0"/>
+          <w:bCs/>
+          <w:sz w:val="24"/>
+          <w:szCs w:val="32"/>
+          <w:lang w:val="en-IN" w:eastAsia="en-IN"/>
+        </w:rPr>
+      </w:pPr>
+    </w:p>
     <w:p>
       <w:pPr>
         <w:numPr>
@@ -13039,275 +13104,284 @@
     </w:p>
     <w:p>
       <w:pPr>
-        <w:spacing w:after="0" w:line="360" w:lineRule="auto"/>
-        <w:jc w:val="center"/>
-        <w:rPr>
-          <w:rFonts w:ascii="Times New Roman" w:hAnsi="Times New Roman" w:eastAsia="Times New Roman" w:cs="Times New Roman"/>
-          <w:b/>
-          <w:bCs/>
-          <w:sz w:val="32"/>
-          <w:szCs w:val="32"/>
-          <w:lang w:val="en-IN" w:eastAsia="en-IN"/>
-        </w:rPr>
-      </w:pPr>
-      <w:r>
-        <w:rPr>
-          <w:rFonts w:hint="default" w:ascii="Times New Roman" w:hAnsi="Times New Roman" w:eastAsia="Times New Roman" w:cs="Times New Roman"/>
-          <w:b/>
-          <w:bCs/>
-          <w:sz w:val="32"/>
-          <w:szCs w:val="32"/>
-          <w:lang w:val="en-IN" w:eastAsia="en-IN"/>
-        </w:rPr>
-        <w:t>CHAPTER 5: CONCLUSIONS</w:t>
-      </w:r>
-    </w:p>
-    <w:p>
-      <w:pPr>
-        <w:spacing w:after="0" w:line="360" w:lineRule="auto"/>
-        <w:jc w:val="center"/>
-        <w:rPr>
-          <w:rFonts w:ascii="Times New Roman" w:hAnsi="Times New Roman" w:eastAsia="Times New Roman" w:cs="Times New Roman"/>
-          <w:b/>
-          <w:bCs/>
-          <w:sz w:val="32"/>
-          <w:szCs w:val="32"/>
-          <w:lang w:val="en-IN" w:eastAsia="en-IN"/>
-        </w:rPr>
-      </w:pPr>
-    </w:p>
-    <w:p>
-      <w:pPr>
-        <w:spacing w:after="0" w:line="360" w:lineRule="auto"/>
-        <w:jc w:val="both"/>
-        <w:rPr>
-          <w:rFonts w:hint="default" w:ascii="Times New Roman" w:hAnsi="Times New Roman" w:eastAsia="Times New Roman" w:cs="Times New Roman"/>
-          <w:bCs/>
-          <w:sz w:val="24"/>
-          <w:szCs w:val="32"/>
-          <w:lang w:val="en-IN" w:eastAsia="en-IN"/>
-        </w:rPr>
-      </w:pPr>
-      <w:r>
-        <w:rPr>
-          <w:rFonts w:hint="default" w:ascii="Times New Roman Bold" w:hAnsi="Times New Roman Bold" w:eastAsia="Times New Roman" w:cs="Times New Roman Bold"/>
-          <w:b/>
-          <w:bCs w:val="0"/>
-          <w:sz w:val="28"/>
-          <w:szCs w:val="36"/>
-          <w:lang w:val="en-IN" w:eastAsia="en-IN"/>
-        </w:rPr>
-        <w:t>5.1 Summary of Contributions</w:t>
-      </w:r>
-      <w:r>
-        <w:rPr>
-          <w:rFonts w:hint="default" w:ascii="Times New Roman Bold" w:hAnsi="Times New Roman Bold" w:eastAsia="Times New Roman" w:cs="Times New Roman Bold"/>
-          <w:b/>
-          <w:bCs w:val="0"/>
-          <w:sz w:val="28"/>
-          <w:szCs w:val="36"/>
-          <w:lang w:val="en-US" w:eastAsia="en-IN"/>
-        </w:rPr>
-        <w:t>:</w:t>
-      </w:r>
-      <w:r>
-        <w:rPr>
-          <w:rFonts w:hint="default" w:ascii="Times New Roman" w:hAnsi="Times New Roman" w:eastAsia="Times New Roman" w:cs="Times New Roman"/>
-          <w:bCs/>
-          <w:sz w:val="28"/>
-          <w:szCs w:val="36"/>
-          <w:lang w:val="en-US" w:eastAsia="en-IN"/>
-        </w:rPr>
-        <w:br w:type="textWrapping"/>
-      </w:r>
-      <w:r>
-        <w:rPr>
-          <w:rFonts w:hint="default" w:ascii="Times New Roman" w:hAnsi="Times New Roman" w:eastAsia="Times New Roman" w:cs="Times New Roman"/>
-          <w:bCs/>
-          <w:sz w:val="24"/>
-          <w:szCs w:val="32"/>
-          <w:lang w:val="en-IN" w:eastAsia="en-IN"/>
-        </w:rPr>
-        <w:t>The research successfully built and evaluated a dual-phase hybrid secret scanner pipeline aimed at solving the problem of alert fatigue for DevSecOps systems. The use of a deterministic pre-filter based on regular expressions along with a localized 11-lines-long Abstract Syntax Tree (AST) context extraction successfully filtered out the candidates without exceeding the token limit in the Large Language Model (LLM).</w:t>
-      </w:r>
-    </w:p>
-    <w:p>
-      <w:pPr>
-        <w:spacing w:after="0" w:line="360" w:lineRule="auto"/>
-        <w:jc w:val="both"/>
-        <w:rPr>
-          <w:rFonts w:hint="default" w:ascii="Times New Roman" w:hAnsi="Times New Roman" w:eastAsia="Times New Roman" w:cs="Times New Roman"/>
-          <w:bCs/>
-          <w:sz w:val="24"/>
-          <w:szCs w:val="32"/>
-          <w:lang w:val="en-IN" w:eastAsia="en-IN"/>
-        </w:rPr>
-      </w:pPr>
-    </w:p>
-    <w:p>
-      <w:pPr>
-        <w:spacing w:after="0" w:line="360" w:lineRule="auto"/>
-        <w:jc w:val="both"/>
-        <w:rPr>
-          <w:rFonts w:hint="default" w:ascii="Times New Roman" w:hAnsi="Times New Roman" w:eastAsia="Times New Roman" w:cs="Times New Roman"/>
-          <w:bCs/>
-          <w:sz w:val="24"/>
-          <w:szCs w:val="32"/>
-          <w:lang w:val="en-IN" w:eastAsia="en-IN"/>
-        </w:rPr>
-      </w:pPr>
-      <w:r>
-        <w:rPr>
-          <w:rFonts w:hint="default" w:ascii="Times New Roman" w:hAnsi="Times New Roman" w:eastAsia="Times New Roman" w:cs="Times New Roman"/>
-          <w:bCs/>
-          <w:sz w:val="24"/>
-          <w:szCs w:val="32"/>
-          <w:lang w:val="en-IN" w:eastAsia="en-IN"/>
-        </w:rPr>
-        <w:t>The experimental study using the CredData benchmark showed that the main hypothesis holds true: introducing semantic validation using a fine-tuned Meta Llama 3 (8B) LLM significantly decreases False Positive rates when compared to classic static analysis tools. The hybrid approach obtained an F1-Score of 0.8723, beating both Gitleaks (F1: 0.3993) and TruffleHog (F1: 0.0238). Additionally, running the 4-bit quantized version of the model locally using the Apple MLX framework on Unified Memory shows that semantic code analysis is possible under Zero-Trust privacy constraints.</w:t>
-      </w:r>
-      <w:r>
-        <w:rPr>
-          <w:rFonts w:hint="default" w:ascii="Times New Roman" w:hAnsi="Times New Roman" w:eastAsia="Times New Roman" w:cs="Times New Roman"/>
-          <w:bCs/>
-          <w:sz w:val="24"/>
-          <w:szCs w:val="32"/>
-          <w:lang w:val="en-IN" w:eastAsia="en-IN"/>
-        </w:rPr>
-        <w:br w:type="textWrapping"/>
-      </w:r>
-      <w:r>
-        <w:rPr>
-          <w:rFonts w:hint="default" w:ascii="Times New Roman" w:hAnsi="Times New Roman" w:eastAsia="Times New Roman" w:cs="Times New Roman"/>
-          <w:bCs/>
-          <w:sz w:val="24"/>
-          <w:szCs w:val="32"/>
-          <w:lang w:val="en-IN" w:eastAsia="en-IN"/>
-        </w:rPr>
-        <w:br w:type="textWrapping"/>
-      </w:r>
-      <w:r>
-        <w:rPr>
-          <w:rFonts w:hint="default" w:ascii="Times New Roman Bold" w:hAnsi="Times New Roman Bold" w:eastAsia="Times New Roman" w:cs="Times New Roman Bold"/>
-          <w:b/>
-          <w:bCs w:val="0"/>
-          <w:sz w:val="28"/>
-          <w:szCs w:val="36"/>
-          <w:lang w:val="en-US" w:eastAsia="en-IN"/>
-        </w:rPr>
-        <w:t>5.2 Operational Limitations:</w:t>
-      </w:r>
-      <w:r>
-        <w:rPr>
-          <w:rFonts w:hint="default" w:ascii="Times New Roman Bold" w:hAnsi="Times New Roman Bold" w:eastAsia="Times New Roman" w:cs="Times New Roman Bold"/>
-          <w:b/>
-          <w:bCs w:val="0"/>
-          <w:sz w:val="28"/>
-          <w:szCs w:val="36"/>
-          <w:lang w:val="en-US" w:eastAsia="en-IN"/>
-        </w:rPr>
-        <w:br w:type="textWrapping"/>
-      </w:r>
-      <w:r>
-        <w:rPr>
-          <w:rFonts w:hint="default" w:ascii="Times New Roman" w:hAnsi="Times New Roman" w:eastAsia="Times New Roman" w:cs="Times New Roman"/>
-          <w:b w:val="0"/>
-          <w:bCs/>
-          <w:sz w:val="24"/>
-          <w:szCs w:val="32"/>
-          <w:lang w:val="en-US" w:eastAsia="en-IN"/>
-        </w:rPr>
-        <w:t>Though the detection is highly accurate, there is an important flaw with the system’s implementation, which limits it from reaching its full potential. Execution of the inference step sequentially would take up to three and a half hours for just 1,000 instances. Currently, this delay makes the tool unsuitable for real-time use in rapid CI/CD environments.</w:t>
-      </w:r>
-    </w:p>
-    <w:p>
-      <w:pPr>
-        <w:spacing w:after="0" w:line="360" w:lineRule="auto"/>
-        <w:jc w:val="both"/>
-        <w:rPr>
-          <w:rFonts w:hint="default" w:ascii="Times New Roman" w:hAnsi="Times New Roman" w:eastAsia="Times New Roman" w:cs="Times New Roman"/>
-          <w:bCs/>
-          <w:sz w:val="24"/>
-          <w:szCs w:val="32"/>
-          <w:lang w:val="en-IN" w:eastAsia="en-IN"/>
-        </w:rPr>
-      </w:pPr>
-    </w:p>
-    <w:p>
-      <w:pPr>
-        <w:spacing w:after="0" w:line="360" w:lineRule="auto"/>
-        <w:jc w:val="both"/>
-        <w:rPr>
-          <w:rFonts w:hint="default" w:ascii="Times New Roman" w:hAnsi="Times New Roman" w:eastAsia="Times New Roman" w:cs="Times New Roman"/>
-          <w:bCs/>
-          <w:sz w:val="24"/>
-          <w:szCs w:val="32"/>
-          <w:lang w:val="en-IN" w:eastAsia="en-IN"/>
-        </w:rPr>
-      </w:pPr>
-      <w:r>
-        <w:rPr>
-          <w:rFonts w:hint="default" w:ascii="Times New Roman Bold" w:hAnsi="Times New Roman Bold" w:eastAsia="Times New Roman" w:cs="Times New Roman Bold"/>
-          <w:b/>
-          <w:bCs w:val="0"/>
-          <w:sz w:val="28"/>
-          <w:szCs w:val="36"/>
-          <w:lang w:val="en-IN" w:eastAsia="en-IN"/>
-        </w:rPr>
-        <w:t>5.3 Future Work</w:t>
-      </w:r>
-      <w:r>
-        <w:rPr>
-          <w:rFonts w:hint="default" w:ascii="Times New Roman Bold" w:hAnsi="Times New Roman Bold" w:eastAsia="Times New Roman" w:cs="Times New Roman Bold"/>
-          <w:b/>
-          <w:bCs w:val="0"/>
-          <w:sz w:val="28"/>
-          <w:szCs w:val="36"/>
-          <w:lang w:val="en-US" w:eastAsia="en-IN"/>
-        </w:rPr>
-        <w:t>:</w:t>
-      </w:r>
-      <w:r>
-        <w:rPr>
-          <w:rFonts w:hint="default" w:ascii="Times New Roman" w:hAnsi="Times New Roman" w:eastAsia="Times New Roman" w:cs="Times New Roman"/>
-          <w:bCs/>
-          <w:sz w:val="28"/>
-          <w:szCs w:val="36"/>
-          <w:lang w:val="en-US" w:eastAsia="en-IN"/>
-        </w:rPr>
-        <w:br w:type="textWrapping"/>
-      </w:r>
-      <w:r>
-        <w:rPr>
-          <w:rFonts w:hint="default" w:ascii="Times New Roman" w:hAnsi="Times New Roman" w:eastAsia="Times New Roman" w:cs="Times New Roman"/>
-          <w:bCs/>
-          <w:sz w:val="24"/>
-          <w:szCs w:val="32"/>
-          <w:lang w:val="en-IN" w:eastAsia="en-IN"/>
-        </w:rPr>
-        <w:t>The process of scaling up this research and turning it into a DevSecOps utility should be approached with respect for the following guidelines:</w:t>
-      </w:r>
-    </w:p>
-    <w:p>
-      <w:pPr>
-        <w:spacing w:after="0" w:line="360" w:lineRule="auto"/>
-        <w:jc w:val="both"/>
-        <w:rPr>
-          <w:rFonts w:hint="default" w:ascii="Times New Roman" w:hAnsi="Times New Roman" w:eastAsia="Times New Roman" w:cs="Times New Roman"/>
-          <w:bCs/>
-          <w:sz w:val="24"/>
-          <w:szCs w:val="32"/>
-          <w:lang w:val="en-IN" w:eastAsia="en-IN"/>
-        </w:rPr>
-      </w:pPr>
-    </w:p>
-    <w:p>
-      <w:pPr>
         <w:numPr>
           <w:ilvl w:val="0"/>
           <w:numId w:val="8"/>
         </w:numPr>
         <w:spacing w:after="0" w:line="360" w:lineRule="auto"/>
+        <w:ind w:left="0" w:leftChars="0" w:firstLine="0" w:firstLineChars="0"/>
+        <w:jc w:val="both"/>
+        <w:rPr>
+          <w:rFonts w:hint="default" w:ascii="Times New Roman" w:hAnsi="Times New Roman" w:eastAsia="Times New Roman" w:cs="Times New Roman"/>
+          <w:b/>
+          <w:bCs/>
+          <w:sz w:val="32"/>
+          <w:szCs w:val="32"/>
+          <w:lang w:val="en-IN" w:eastAsia="en-IN"/>
+        </w:rPr>
+      </w:pPr>
+      <w:r>
+        <w:rPr>
+          <w:rFonts w:hint="default" w:ascii="Times New Roman" w:hAnsi="Times New Roman" w:eastAsia="Times New Roman" w:cs="Times New Roman"/>
+          <w:b/>
+          <w:bCs/>
+          <w:sz w:val="32"/>
+          <w:szCs w:val="32"/>
+          <w:lang w:val="en-IN" w:eastAsia="en-IN"/>
+        </w:rPr>
+        <w:t>CONCLUSIONS</w:t>
+      </w:r>
+    </w:p>
+    <w:p>
+      <w:pPr>
+        <w:numPr>
+          <w:numId w:val="0"/>
+        </w:numPr>
+        <w:spacing w:after="0" w:line="360" w:lineRule="auto"/>
+        <w:ind w:leftChars="0"/>
+        <w:jc w:val="both"/>
+        <w:rPr>
+          <w:rFonts w:hint="default" w:ascii="Times New Roman" w:hAnsi="Times New Roman" w:eastAsia="Times New Roman" w:cs="Times New Roman"/>
+          <w:b/>
+          <w:bCs/>
+          <w:sz w:val="32"/>
+          <w:szCs w:val="32"/>
+          <w:lang w:val="en-IN" w:eastAsia="en-IN"/>
+        </w:rPr>
+      </w:pPr>
+    </w:p>
+    <w:p>
+      <w:pPr>
+        <w:spacing w:after="0" w:line="360" w:lineRule="auto"/>
+        <w:jc w:val="both"/>
+        <w:rPr>
+          <w:rFonts w:hint="default" w:ascii="Times New Roman" w:hAnsi="Times New Roman" w:eastAsia="Times New Roman" w:cs="Times New Roman"/>
+          <w:bCs/>
+          <w:sz w:val="24"/>
+          <w:szCs w:val="32"/>
+          <w:lang w:val="en-IN" w:eastAsia="en-IN"/>
+        </w:rPr>
+      </w:pPr>
+      <w:r>
+        <w:rPr>
+          <w:rFonts w:hint="default" w:ascii="Times New Roman Bold" w:hAnsi="Times New Roman Bold" w:eastAsia="Times New Roman" w:cs="Times New Roman Bold"/>
+          <w:b/>
+          <w:bCs w:val="0"/>
+          <w:sz w:val="28"/>
+          <w:szCs w:val="36"/>
+          <w:lang w:val="en-IN" w:eastAsia="en-IN"/>
+        </w:rPr>
+        <w:t>5.1 Summary of Contributions</w:t>
+      </w:r>
+      <w:r>
+        <w:rPr>
+          <w:rFonts w:hint="default" w:ascii="Times New Roman Bold" w:hAnsi="Times New Roman Bold" w:eastAsia="Times New Roman" w:cs="Times New Roman Bold"/>
+          <w:b/>
+          <w:bCs w:val="0"/>
+          <w:sz w:val="28"/>
+          <w:szCs w:val="36"/>
+          <w:lang w:val="en-US" w:eastAsia="en-IN"/>
+        </w:rPr>
+        <w:t>:</w:t>
+      </w:r>
+      <w:r>
+        <w:rPr>
+          <w:rFonts w:hint="default" w:ascii="Times New Roman" w:hAnsi="Times New Roman" w:eastAsia="Times New Roman" w:cs="Times New Roman"/>
+          <w:bCs/>
+          <w:sz w:val="28"/>
+          <w:szCs w:val="36"/>
+          <w:lang w:val="en-US" w:eastAsia="en-IN"/>
+        </w:rPr>
+        <w:br w:type="textWrapping"/>
+      </w:r>
+      <w:r>
+        <w:rPr>
+          <w:rFonts w:hint="default" w:ascii="Times New Roman" w:hAnsi="Times New Roman" w:eastAsia="Times New Roman" w:cs="Times New Roman"/>
+          <w:bCs/>
+          <w:sz w:val="24"/>
+          <w:szCs w:val="32"/>
+          <w:lang w:val="en-IN" w:eastAsia="en-IN"/>
+        </w:rPr>
+        <w:t>The research successfully built and evaluated a dual-phase hybrid secret scanner pipeline aimed at solving the problem of alert fatigue for DevSecOps systems. The use of a deterministic pre-filter based on regular expressions along with a localized 11-lines-long Abstract Syntax Tree (AST) context extraction successfully filtered out the candidates without exceeding the token limit in the Large Language Model (LLM).</w:t>
+      </w:r>
+    </w:p>
+    <w:p>
+      <w:pPr>
+        <w:spacing w:after="0" w:line="360" w:lineRule="auto"/>
+        <w:jc w:val="both"/>
+        <w:rPr>
+          <w:rFonts w:hint="default" w:ascii="Times New Roman" w:hAnsi="Times New Roman" w:eastAsia="Times New Roman" w:cs="Times New Roman"/>
+          <w:bCs/>
+          <w:sz w:val="24"/>
+          <w:szCs w:val="32"/>
+          <w:lang w:val="en-IN" w:eastAsia="en-IN"/>
+        </w:rPr>
+      </w:pPr>
+    </w:p>
+    <w:p>
+      <w:pPr>
+        <w:spacing w:after="0" w:line="360" w:lineRule="auto"/>
+        <w:jc w:val="both"/>
+        <w:rPr>
+          <w:rFonts w:hint="default" w:ascii="Times New Roman" w:hAnsi="Times New Roman" w:eastAsia="Times New Roman" w:cs="Times New Roman"/>
+          <w:bCs/>
+          <w:sz w:val="24"/>
+          <w:szCs w:val="32"/>
+          <w:lang w:val="en-IN" w:eastAsia="en-IN"/>
+        </w:rPr>
+      </w:pPr>
+      <w:r>
+        <w:rPr>
+          <w:rFonts w:hint="default" w:ascii="Times New Roman" w:hAnsi="Times New Roman" w:eastAsia="Times New Roman" w:cs="Times New Roman"/>
+          <w:bCs/>
+          <w:sz w:val="24"/>
+          <w:szCs w:val="32"/>
+          <w:lang w:val="en-IN" w:eastAsia="en-IN"/>
+        </w:rPr>
+        <w:t>The experimental study using the CredData benchmark showed that the main hypothesis holds true: introducing semantic validation using a fine-tuned Meta Llama 3 (8B) LLM significantly decreases False Positive rates when compared to classic static analysis tools. The hybrid approach obtained an F1-Score of 0.8723, beating both Gitleaks (F1: 0.3993) and TruffleHog (F1: 0.0238). Additionally, running the 4-bit quantized version of the model locally using the Apple MLX framework on Unified Memory shows that semantic code analysis is possible under Zero-Trust privacy constraints.</w:t>
+      </w:r>
+      <w:r>
+        <w:rPr>
+          <w:rFonts w:hint="default" w:ascii="Times New Roman" w:hAnsi="Times New Roman" w:eastAsia="Times New Roman" w:cs="Times New Roman"/>
+          <w:bCs/>
+          <w:sz w:val="24"/>
+          <w:szCs w:val="32"/>
+          <w:lang w:val="en-IN" w:eastAsia="en-IN"/>
+        </w:rPr>
+        <w:br w:type="textWrapping"/>
+      </w:r>
+      <w:r>
+        <w:rPr>
+          <w:rFonts w:hint="default" w:ascii="Times New Roman" w:hAnsi="Times New Roman" w:eastAsia="Times New Roman" w:cs="Times New Roman"/>
+          <w:bCs/>
+          <w:sz w:val="24"/>
+          <w:szCs w:val="32"/>
+          <w:lang w:val="en-IN" w:eastAsia="en-IN"/>
+        </w:rPr>
+        <w:br w:type="textWrapping"/>
+      </w:r>
+      <w:r>
+        <w:rPr>
+          <w:rFonts w:hint="default" w:ascii="Times New Roman Bold" w:hAnsi="Times New Roman Bold" w:eastAsia="Times New Roman" w:cs="Times New Roman Bold"/>
+          <w:b/>
+          <w:bCs w:val="0"/>
+          <w:sz w:val="28"/>
+          <w:szCs w:val="36"/>
+          <w:lang w:val="en-US" w:eastAsia="en-IN"/>
+        </w:rPr>
+        <w:t>5.2 Operational Limitations:</w:t>
+      </w:r>
+      <w:r>
+        <w:rPr>
+          <w:rFonts w:hint="default" w:ascii="Times New Roman Bold" w:hAnsi="Times New Roman Bold" w:eastAsia="Times New Roman" w:cs="Times New Roman Bold"/>
+          <w:b/>
+          <w:bCs w:val="0"/>
+          <w:sz w:val="28"/>
+          <w:szCs w:val="36"/>
+          <w:lang w:val="en-US" w:eastAsia="en-IN"/>
+        </w:rPr>
+        <w:br w:type="textWrapping"/>
+      </w:r>
+      <w:r>
+        <w:rPr>
+          <w:rFonts w:hint="default" w:ascii="Times New Roman" w:hAnsi="Times New Roman" w:eastAsia="Times New Roman" w:cs="Times New Roman"/>
+          <w:b w:val="0"/>
+          <w:bCs/>
+          <w:sz w:val="24"/>
+          <w:szCs w:val="32"/>
+          <w:lang w:val="en-US" w:eastAsia="en-IN"/>
+        </w:rPr>
+        <w:t>Though the detection is highly accurate, there is an important flaw with the system’s implementation, which limits it from reaching its full potential. Execution of the inference step sequentially would take up to three and a half hours for just 1,000 instances. Currently, this delay makes the tool unsuitable for real-time use in rapid CI/CD environments.</w:t>
+      </w:r>
+    </w:p>
+    <w:p>
+      <w:pPr>
+        <w:spacing w:after="0" w:line="360" w:lineRule="auto"/>
+        <w:jc w:val="both"/>
+        <w:rPr>
+          <w:rFonts w:hint="default" w:ascii="Times New Roman" w:hAnsi="Times New Roman" w:eastAsia="Times New Roman" w:cs="Times New Roman"/>
+          <w:bCs/>
+          <w:sz w:val="24"/>
+          <w:szCs w:val="32"/>
+          <w:lang w:val="en-IN" w:eastAsia="en-IN"/>
+        </w:rPr>
+      </w:pPr>
+    </w:p>
+    <w:p>
+      <w:pPr>
+        <w:spacing w:after="0" w:line="360" w:lineRule="auto"/>
+        <w:jc w:val="both"/>
+        <w:rPr>
+          <w:rFonts w:hint="default" w:ascii="Times New Roman" w:hAnsi="Times New Roman" w:eastAsia="Times New Roman" w:cs="Times New Roman"/>
+          <w:bCs/>
+          <w:sz w:val="24"/>
+          <w:szCs w:val="32"/>
+          <w:lang w:val="en-IN" w:eastAsia="en-IN"/>
+        </w:rPr>
+      </w:pPr>
+      <w:r>
+        <w:rPr>
+          <w:rFonts w:hint="default" w:ascii="Times New Roman Bold" w:hAnsi="Times New Roman Bold" w:eastAsia="Times New Roman" w:cs="Times New Roman Bold"/>
+          <w:b/>
+          <w:bCs w:val="0"/>
+          <w:sz w:val="28"/>
+          <w:szCs w:val="36"/>
+          <w:lang w:val="en-IN" w:eastAsia="en-IN"/>
+        </w:rPr>
+        <w:t>5.3 Future Work</w:t>
+      </w:r>
+      <w:r>
+        <w:rPr>
+          <w:rFonts w:hint="default" w:ascii="Times New Roman Bold" w:hAnsi="Times New Roman Bold" w:eastAsia="Times New Roman" w:cs="Times New Roman Bold"/>
+          <w:b/>
+          <w:bCs w:val="0"/>
+          <w:sz w:val="28"/>
+          <w:szCs w:val="36"/>
+          <w:lang w:val="en-US" w:eastAsia="en-IN"/>
+        </w:rPr>
+        <w:t>:</w:t>
+      </w:r>
+      <w:r>
+        <w:rPr>
+          <w:rFonts w:hint="default" w:ascii="Times New Roman" w:hAnsi="Times New Roman" w:eastAsia="Times New Roman" w:cs="Times New Roman"/>
+          <w:bCs/>
+          <w:sz w:val="28"/>
+          <w:szCs w:val="36"/>
+          <w:lang w:val="en-US" w:eastAsia="en-IN"/>
+        </w:rPr>
+        <w:br w:type="textWrapping"/>
+      </w:r>
+      <w:r>
+        <w:rPr>
+          <w:rFonts w:hint="default" w:ascii="Times New Roman" w:hAnsi="Times New Roman" w:eastAsia="Times New Roman" w:cs="Times New Roman"/>
+          <w:bCs/>
+          <w:sz w:val="24"/>
+          <w:szCs w:val="32"/>
+          <w:lang w:val="en-IN" w:eastAsia="en-IN"/>
+        </w:rPr>
+        <w:t>The process of scaling up this research and turning it into a DevSecOps utility should be approached with respect for the following guidelines:</w:t>
+      </w:r>
+    </w:p>
+    <w:p>
+      <w:pPr>
+        <w:spacing w:after="0" w:line="360" w:lineRule="auto"/>
+        <w:jc w:val="both"/>
+        <w:rPr>
+          <w:rFonts w:hint="default" w:ascii="Times New Roman" w:hAnsi="Times New Roman" w:eastAsia="Times New Roman" w:cs="Times New Roman"/>
+          <w:bCs/>
+          <w:sz w:val="24"/>
+          <w:szCs w:val="32"/>
+          <w:lang w:val="en-IN" w:eastAsia="en-IN"/>
+        </w:rPr>
+      </w:pPr>
+    </w:p>
+    <w:p>
+      <w:pPr>
+        <w:numPr>
+          <w:ilvl w:val="0"/>
+          <w:numId w:val="10"/>
+        </w:numPr>
+        <w:spacing w:after="0" w:line="360" w:lineRule="auto"/>
         <w:ind w:left="425" w:leftChars="0" w:hanging="425" w:firstLineChars="0"/>
         <w:jc w:val="both"/>
         <w:rPr>
@@ -13352,6 +13426,119 @@
           <w:lang w:val="en-IN" w:eastAsia="en-IN"/>
         </w:rPr>
       </w:pPr>
+    </w:p>
+    <w:p>
+      <w:pPr>
+        <w:numPr>
+          <w:ilvl w:val="0"/>
+          <w:numId w:val="10"/>
+        </w:numPr>
+        <w:spacing w:after="0" w:line="360" w:lineRule="auto"/>
+        <w:ind w:left="425" w:leftChars="0" w:hanging="425" w:firstLineChars="0"/>
+        <w:jc w:val="both"/>
+        <w:rPr>
+          <w:rFonts w:ascii="Times New Roman" w:hAnsi="Times New Roman" w:eastAsia="Times New Roman" w:cs="Times New Roman"/>
+          <w:b/>
+          <w:bCs/>
+          <w:sz w:val="32"/>
+          <w:szCs w:val="32"/>
+          <w:lang w:val="en-IN" w:eastAsia="en-IN"/>
+        </w:rPr>
+      </w:pPr>
+      <w:r>
+        <w:rPr>
+          <w:rFonts w:hint="default" w:ascii="Times New Roman Bold" w:hAnsi="Times New Roman Bold" w:eastAsia="Times New Roman" w:cs="Times New Roman Bold"/>
+          <w:b/>
+          <w:bCs w:val="0"/>
+          <w:sz w:val="24"/>
+          <w:szCs w:val="32"/>
+          <w:lang w:val="en-IN" w:eastAsia="en-IN"/>
+        </w:rPr>
+        <w:t>Model Generalization Testing:</w:t>
+      </w:r>
+      <w:r>
+        <w:rPr>
+          <w:rFonts w:hint="default" w:ascii="Times New Roman" w:hAnsi="Times New Roman" w:eastAsia="Times New Roman" w:cs="Times New Roman"/>
+          <w:bCs/>
+          <w:sz w:val="24"/>
+          <w:szCs w:val="32"/>
+          <w:lang w:val="en-IN" w:eastAsia="en-IN"/>
+        </w:rPr>
+        <w:t xml:space="preserve"> Current metrics were obtained through tests conducted using the CredData dataset as a basis. This implies the need to run the pipeline on alternative data sets – particularly, the FPSecretBench dataset – to assess whether the model has overfitted to a single training sample.</w:t>
+      </w:r>
+    </w:p>
+    <w:p>
+      <w:pPr>
+        <w:numPr>
+          <w:ilvl w:val="0"/>
+          <w:numId w:val="10"/>
+        </w:numPr>
+        <w:spacing w:after="0" w:line="360" w:lineRule="auto"/>
+        <w:ind w:left="425" w:leftChars="0" w:hanging="425" w:firstLineChars="0"/>
+        <w:jc w:val="both"/>
+        <w:rPr>
+          <w:rFonts w:ascii="Times New Roman" w:hAnsi="Times New Roman" w:eastAsia="Times New Roman" w:cs="Times New Roman"/>
+          <w:b/>
+          <w:bCs/>
+          <w:sz w:val="32"/>
+          <w:szCs w:val="32"/>
+          <w:lang w:val="en-IN" w:eastAsia="en-IN"/>
+        </w:rPr>
+      </w:pPr>
+      <w:r>
+        <w:rPr>
+          <w:rFonts w:hint="default" w:ascii="Times New Roman Bold" w:hAnsi="Times New Roman Bold" w:eastAsia="Times New Roman" w:cs="Times New Roman Bold"/>
+          <w:b/>
+          <w:bCs w:val="0"/>
+          <w:sz w:val="24"/>
+          <w:szCs w:val="32"/>
+          <w:lang w:val="en-IN" w:eastAsia="en-IN"/>
+        </w:rPr>
+        <w:t>Integration Preparation:</w:t>
+      </w:r>
+      <w:r>
+        <w:rPr>
+          <w:rFonts w:hint="default" w:ascii="Times New Roman" w:hAnsi="Times New Roman" w:eastAsia="Times New Roman" w:cs="Times New Roman"/>
+          <w:bCs/>
+          <w:sz w:val="24"/>
+          <w:szCs w:val="32"/>
+          <w:lang w:val="en-IN" w:eastAsia="en-IN"/>
+        </w:rPr>
+        <w:t xml:space="preserve"> When efficient models are found, their pipeline needs to be integrated into a CLI application and a GitHub action package.</w:t>
+      </w:r>
+      <w:r>
+        <w:rPr>
+          <w:rFonts w:hint="default" w:ascii="Times New Roman" w:hAnsi="Times New Roman" w:eastAsia="Times New Roman" w:cs="Times New Roman"/>
+          <w:bCs/>
+          <w:sz w:val="24"/>
+          <w:szCs w:val="32"/>
+          <w:lang w:val="en-IN" w:eastAsia="en-IN"/>
+        </w:rPr>
+        <w:br w:type="textWrapping"/>
+      </w:r>
+    </w:p>
+    <w:p>
+      <w:pPr>
+        <w:rPr>
+          <w:rFonts w:ascii="Times New Roman" w:hAnsi="Times New Roman" w:eastAsia="Times New Roman" w:cs="Times New Roman"/>
+          <w:b/>
+          <w:bCs/>
+          <w:sz w:val="32"/>
+          <w:szCs w:val="32"/>
+          <w:lang w:val="en-IN" w:eastAsia="en-IN"/>
+        </w:rPr>
+      </w:pPr>
+      <w:r>
+        <w:rPr>
+          <w:rFonts w:ascii="Times New Roman" w:hAnsi="Times New Roman" w:eastAsia="Times New Roman" w:cs="Times New Roman"/>
+          <w:b/>
+          <w:bCs/>
+          <w:sz w:val="32"/>
+          <w:szCs w:val="32"/>
+          <w:lang w:val="en-IN" w:eastAsia="en-IN"/>
+        </w:rPr>
+        <w:br w:type="page"/>
+      </w:r>
     </w:p>
     <w:p>
       <w:pPr>
@@ -13360,9 +13547,225 @@
           <w:numId w:val="8"/>
         </w:numPr>
         <w:spacing w:after="0" w:line="360" w:lineRule="auto"/>
-        <w:ind w:left="425" w:leftChars="0" w:hanging="425" w:firstLineChars="0"/>
+        <w:ind w:left="0" w:leftChars="0" w:firstLine="0" w:firstLineChars="0"/>
         <w:jc w:val="both"/>
         <w:rPr>
+          <w:rFonts w:hint="default" w:ascii="Times New Roman" w:hAnsi="Times New Roman" w:eastAsia="Times New Roman" w:cs="Times New Roman"/>
+          <w:b/>
+          <w:bCs/>
+          <w:sz w:val="32"/>
+          <w:szCs w:val="32"/>
+          <w:lang w:val="en-US" w:eastAsia="en-IN"/>
+        </w:rPr>
+      </w:pPr>
+      <w:r>
+        <w:rPr>
+          <w:rFonts w:hint="default" w:ascii="Times New Roman" w:hAnsi="Times New Roman" w:eastAsia="Times New Roman" w:cs="Times New Roman"/>
+          <w:b/>
+          <w:bCs/>
+          <w:sz w:val="32"/>
+          <w:szCs w:val="32"/>
+          <w:lang w:val="en-US" w:eastAsia="en-IN"/>
+        </w:rPr>
+        <w:t>REFERENCES</w:t>
+      </w:r>
+    </w:p>
+    <w:p>
+      <w:pPr>
+        <w:numPr>
+          <w:numId w:val="0"/>
+        </w:numPr>
+        <w:spacing w:after="0" w:line="360" w:lineRule="auto"/>
+        <w:ind w:leftChars="0"/>
+        <w:jc w:val="both"/>
+        <w:rPr>
+          <w:rFonts w:hint="default" w:ascii="Times New Roman" w:hAnsi="Times New Roman" w:eastAsia="Times New Roman" w:cs="Times New Roman"/>
+          <w:b/>
+          <w:bCs/>
+          <w:sz w:val="32"/>
+          <w:szCs w:val="32"/>
+          <w:lang w:val="en-IN" w:eastAsia="en-IN"/>
+        </w:rPr>
+      </w:pPr>
+    </w:p>
+    <w:p>
+      <w:pPr>
+        <w:numPr>
+          <w:ilvl w:val="0"/>
+          <w:numId w:val="11"/>
+        </w:numPr>
+        <w:spacing w:after="0" w:line="360" w:lineRule="auto"/>
+        <w:ind w:left="432" w:leftChars="0" w:hanging="432" w:firstLineChars="0"/>
+        <w:jc w:val="both"/>
+        <w:rPr>
+          <w:rFonts w:hint="default" w:ascii="Times New Roman" w:hAnsi="Times New Roman" w:eastAsia="Times New Roman" w:cs="Times New Roman"/>
+          <w:bCs/>
+          <w:sz w:val="24"/>
+          <w:szCs w:val="32"/>
+          <w:lang w:val="en-IN" w:eastAsia="en-IN"/>
+        </w:rPr>
+      </w:pPr>
+      <w:r>
+        <w:rPr>
+          <w:rFonts w:hint="default" w:ascii="Times New Roman" w:hAnsi="Times New Roman" w:eastAsia="Times New Roman" w:cs="Times New Roman"/>
+          <w:bCs/>
+          <w:sz w:val="24"/>
+          <w:szCs w:val="32"/>
+          <w:lang w:val="en-IN" w:eastAsia="en-IN"/>
+        </w:rPr>
+        <w:t>Apostolidis, G. D., Kalouptsoglou, I., Siavvas, M., Kehagias, D., and Tzovaras, D. (2025) 'AI-Enhanced Static Analysis: Reducing False Alarms Using Large Language Models', 2025 IEEE International Conference on Smart Computing (SMARTCOMP).</w:t>
+      </w:r>
+    </w:p>
+    <w:p>
+      <w:pPr>
+        <w:numPr>
+          <w:ilvl w:val="0"/>
+          <w:numId w:val="11"/>
+        </w:numPr>
+        <w:spacing w:after="0" w:line="360" w:lineRule="auto"/>
+        <w:ind w:left="432" w:leftChars="0" w:hanging="432" w:firstLineChars="0"/>
+        <w:jc w:val="both"/>
+        <w:rPr>
+          <w:rFonts w:hint="default" w:ascii="Times New Roman" w:hAnsi="Times New Roman" w:eastAsia="Times New Roman" w:cs="Times New Roman"/>
+          <w:bCs/>
+          <w:sz w:val="24"/>
+          <w:szCs w:val="32"/>
+          <w:lang w:val="en-IN" w:eastAsia="en-IN"/>
+        </w:rPr>
+      </w:pPr>
+      <w:r>
+        <w:rPr>
+          <w:rFonts w:hint="default" w:ascii="Times New Roman" w:hAnsi="Times New Roman" w:eastAsia="Times New Roman" w:cs="Times New Roman"/>
+          <w:bCs/>
+          <w:sz w:val="24"/>
+          <w:szCs w:val="32"/>
+          <w:lang w:val="en-IN" w:eastAsia="en-IN"/>
+        </w:rPr>
+        <w:t xml:space="preserve">Dozono, K., Engesser, J., Hummelt, B., Roehm, T., and Pretschner, A. (2025) 'Should We Evaluate LLM Based Security Analysis Approaches on Open Source Systems?', 2025 40th IEEE/ACM International Conference on Automated Software Engineering (ASE). </w:t>
+      </w:r>
+    </w:p>
+    <w:p>
+      <w:pPr>
+        <w:numPr>
+          <w:ilvl w:val="0"/>
+          <w:numId w:val="11"/>
+        </w:numPr>
+        <w:spacing w:after="0" w:line="360" w:lineRule="auto"/>
+        <w:ind w:left="432" w:leftChars="0" w:hanging="432" w:firstLineChars="0"/>
+        <w:jc w:val="both"/>
+        <w:rPr>
+          <w:rFonts w:hint="default" w:ascii="Times New Roman" w:hAnsi="Times New Roman" w:eastAsia="Times New Roman" w:cs="Times New Roman"/>
+          <w:bCs/>
+          <w:sz w:val="24"/>
+          <w:szCs w:val="32"/>
+          <w:lang w:val="en-IN" w:eastAsia="en-IN"/>
+        </w:rPr>
+      </w:pPr>
+      <w:r>
+        <w:rPr>
+          <w:rFonts w:hint="default" w:ascii="Times New Roman" w:hAnsi="Times New Roman" w:eastAsia="Times New Roman" w:cs="Times New Roman"/>
+          <w:bCs/>
+          <w:sz w:val="24"/>
+          <w:szCs w:val="32"/>
+          <w:lang w:val="en-IN" w:eastAsia="en-IN"/>
+        </w:rPr>
+        <w:t xml:space="preserve">Guo, Z. et al. (2023) 'Mitigating False Positive Static Analysis Warnings: Progress, Challenges, and Opportunities', IEEE Transactions on Software Engineering, Vol. 49, No. 12, pp. 5154-5186. </w:t>
+      </w:r>
+    </w:p>
+    <w:p>
+      <w:pPr>
+        <w:numPr>
+          <w:ilvl w:val="0"/>
+          <w:numId w:val="11"/>
+        </w:numPr>
+        <w:spacing w:after="0" w:line="360" w:lineRule="auto"/>
+        <w:ind w:left="432" w:leftChars="0" w:hanging="432" w:firstLineChars="0"/>
+        <w:jc w:val="both"/>
+        <w:rPr>
+          <w:rFonts w:hint="default" w:ascii="Times New Roman" w:hAnsi="Times New Roman" w:eastAsia="Times New Roman" w:cs="Times New Roman"/>
+          <w:bCs/>
+          <w:sz w:val="24"/>
+          <w:szCs w:val="32"/>
+          <w:lang w:val="en-IN" w:eastAsia="en-IN"/>
+        </w:rPr>
+      </w:pPr>
+      <w:r>
+        <w:rPr>
+          <w:rFonts w:hint="default" w:ascii="Times New Roman" w:hAnsi="Times New Roman" w:eastAsia="Times New Roman" w:cs="Times New Roman"/>
+          <w:bCs/>
+          <w:sz w:val="24"/>
+          <w:szCs w:val="32"/>
+          <w:lang w:val="en-IN" w:eastAsia="en-IN"/>
+        </w:rPr>
+        <w:t xml:space="preserve">Jin, S. (2025) 'Large Language Models for Vulnerability Detection in Static Code Analysis: A Survey', 2025 8th International Conference on Artificial Intelligence and Big Data (ICAIBD). </w:t>
+      </w:r>
+    </w:p>
+    <w:p>
+      <w:pPr>
+        <w:numPr>
+          <w:ilvl w:val="0"/>
+          <w:numId w:val="11"/>
+        </w:numPr>
+        <w:spacing w:after="0" w:line="360" w:lineRule="auto"/>
+        <w:ind w:left="432" w:leftChars="0" w:hanging="432" w:firstLineChars="0"/>
+        <w:jc w:val="both"/>
+        <w:rPr>
+          <w:rFonts w:hint="default" w:ascii="Times New Roman" w:hAnsi="Times New Roman" w:eastAsia="Times New Roman" w:cs="Times New Roman"/>
+          <w:bCs/>
+          <w:sz w:val="24"/>
+          <w:szCs w:val="32"/>
+          <w:lang w:val="en-IN" w:eastAsia="en-IN"/>
+        </w:rPr>
+      </w:pPr>
+      <w:r>
+        <w:rPr>
+          <w:rFonts w:hint="default" w:ascii="Times New Roman" w:hAnsi="Times New Roman" w:eastAsia="Times New Roman" w:cs="Times New Roman"/>
+          <w:bCs/>
+          <w:sz w:val="24"/>
+          <w:szCs w:val="32"/>
+          <w:lang w:val="en-IN" w:eastAsia="en-IN"/>
+        </w:rPr>
+        <w:t xml:space="preserve">Kim, M., Caccia, L., Shi, Z., Pereira, M., Côté, M.-A., Yuan, X., and Sordoni, A. (2025) 'Learning to Extract Context for Context-Aware LLM Inference', Microsoft Research. </w:t>
+      </w:r>
+    </w:p>
+    <w:p>
+      <w:pPr>
+        <w:numPr>
+          <w:ilvl w:val="0"/>
+          <w:numId w:val="11"/>
+        </w:numPr>
+        <w:spacing w:after="0" w:line="360" w:lineRule="auto"/>
+        <w:ind w:left="432" w:leftChars="0" w:hanging="432" w:firstLineChars="0"/>
+        <w:jc w:val="both"/>
+        <w:rPr>
+          <w:rFonts w:hint="default" w:ascii="Times New Roman" w:hAnsi="Times New Roman" w:eastAsia="Times New Roman" w:cs="Times New Roman"/>
+          <w:bCs/>
+          <w:sz w:val="24"/>
+          <w:szCs w:val="32"/>
+          <w:lang w:val="en-IN" w:eastAsia="en-IN"/>
+        </w:rPr>
+      </w:pPr>
+      <w:r>
+        <w:rPr>
+          <w:rFonts w:hint="default" w:ascii="Times New Roman" w:hAnsi="Times New Roman" w:eastAsia="Times New Roman" w:cs="Times New Roman"/>
+          <w:bCs/>
+          <w:sz w:val="24"/>
+          <w:szCs w:val="32"/>
+          <w:lang w:val="en-IN" w:eastAsia="en-IN"/>
+        </w:rPr>
+        <w:t xml:space="preserve">Li, J. et al. (2025) 'Steering Large Language Models for Vulnerability Detection', 2025 IEEE International Conference on Acoustics, Speech and Signal Processing (ICASSP). </w:t>
+      </w:r>
+    </w:p>
+    <w:p>
+      <w:pPr>
+        <w:numPr>
+          <w:ilvl w:val="0"/>
+          <w:numId w:val="11"/>
+        </w:numPr>
+        <w:spacing w:after="0" w:line="360" w:lineRule="auto"/>
+        <w:ind w:left="432" w:leftChars="0" w:hanging="432" w:firstLineChars="0"/>
+        <w:jc w:val="both"/>
+        <w:rPr>
           <w:rFonts w:ascii="Times New Roman" w:hAnsi="Times New Roman" w:eastAsia="Times New Roman" w:cs="Times New Roman"/>
           <w:b/>
           <w:bCs/>
@@ -13373,24 +13776,53 @@
       </w:pPr>
       <w:r>
         <w:rPr>
-          <w:rFonts w:hint="default" w:ascii="Times New Roman Bold" w:hAnsi="Times New Roman Bold" w:eastAsia="Times New Roman" w:cs="Times New Roman Bold"/>
-          <w:b/>
-          <w:bCs w:val="0"/>
-          <w:sz w:val="24"/>
-          <w:szCs w:val="32"/>
-          <w:lang w:val="en-IN" w:eastAsia="en-IN"/>
-        </w:rPr>
-        <w:t>Model Generalization Testing:</w:t>
-      </w:r>
-      <w:r>
-        <w:rPr>
-          <w:rFonts w:hint="default" w:ascii="Times New Roman" w:hAnsi="Times New Roman" w:eastAsia="Times New Roman" w:cs="Times New Roman"/>
-          <w:bCs/>
-          <w:sz w:val="24"/>
-          <w:szCs w:val="32"/>
-          <w:lang w:val="en-IN" w:eastAsia="en-IN"/>
-        </w:rPr>
-        <w:t xml:space="preserve"> Current metrics were obtained through tests conducted using the CredData dataset as a basis. This implies the need to run the pipeline on alternative data sets – particularly, the FPSecretBench dataset – to assess whether the model has overfitted to a single training sample.</w:t>
+          <w:rFonts w:hint="default" w:ascii="Times New Roman" w:hAnsi="Times New Roman" w:eastAsia="Times New Roman" w:cs="Times New Roman"/>
+          <w:bCs/>
+          <w:sz w:val="24"/>
+          <w:szCs w:val="32"/>
+          <w:lang w:val="en-IN" w:eastAsia="en-IN"/>
+        </w:rPr>
+        <w:t xml:space="preserve">Muske, T. and Khedker, U. P. (2015) 'Efficient Elimination of False Positives using Static Analysis', 2015 IEEE. </w:t>
+      </w:r>
+    </w:p>
+    <w:p>
+      <w:pPr>
+        <w:numPr>
+          <w:ilvl w:val="0"/>
+          <w:numId w:val="11"/>
+        </w:numPr>
+        <w:spacing w:after="0" w:line="360" w:lineRule="auto"/>
+        <w:ind w:left="432" w:leftChars="0" w:hanging="432" w:firstLineChars="0"/>
+        <w:jc w:val="both"/>
+        <w:rPr>
+          <w:rFonts w:ascii="Times New Roman" w:hAnsi="Times New Roman" w:eastAsia="Times New Roman" w:cs="Times New Roman"/>
+          <w:b/>
+          <w:bCs/>
+          <w:sz w:val="32"/>
+          <w:szCs w:val="32"/>
+          <w:lang w:val="en-IN" w:eastAsia="en-IN"/>
+        </w:rPr>
+      </w:pPr>
+      <w:r>
+        <w:rPr>
+          <w:rFonts w:hint="default" w:ascii="Times New Roman" w:hAnsi="Times New Roman" w:eastAsia="Times New Roman" w:cs="Times New Roman"/>
+          <w:bCs/>
+          <w:sz w:val="24"/>
+          <w:szCs w:val="32"/>
+          <w:lang w:val="en-IN" w:eastAsia="en-IN"/>
+        </w:rPr>
+        <w:t xml:space="preserve">Schwarz, D. (2025) 'Countermind: A Multi-Layered Security Architecture for Large Language Models', arXiv preprint arXiv:2510.11837v1. </w:t>
+      </w:r>
+      <w:r>
+        <w:rPr>
+          <w:rFonts w:ascii="Times New Roman" w:hAnsi="Times New Roman" w:eastAsia="Times New Roman" w:cs="Times New Roman"/>
+          <w:b/>
+          <w:bCs/>
+          <w:sz w:val="32"/>
+          <w:szCs w:val="32"/>
+          <w:lang w:val="en-IN" w:eastAsia="en-IN"/>
+        </w:rPr>
+        <w:br w:type="page"/>
       </w:r>
     </w:p>
     <w:p>
@@ -13400,7 +13832,7 @@
           <w:numId w:val="8"/>
         </w:numPr>
         <w:spacing w:after="0" w:line="360" w:lineRule="auto"/>
-        <w:ind w:left="425" w:leftChars="0" w:hanging="425" w:firstLineChars="0"/>
+        <w:ind w:left="0" w:leftChars="0" w:firstLine="0" w:firstLineChars="0"/>
         <w:jc w:val="both"/>
         <w:rPr>
           <w:rFonts w:ascii="Times New Roman" w:hAnsi="Times New Roman" w:eastAsia="Times New Roman" w:cs="Times New Roman"/>
@@ -13413,364 +13845,24 @@
       </w:pPr>
       <w:r>
         <w:rPr>
-          <w:rFonts w:hint="default" w:ascii="Times New Roman Bold" w:hAnsi="Times New Roman Bold" w:eastAsia="Times New Roman" w:cs="Times New Roman Bold"/>
-          <w:b/>
-          <w:bCs w:val="0"/>
-          <w:sz w:val="24"/>
-          <w:szCs w:val="32"/>
-          <w:lang w:val="en-IN" w:eastAsia="en-IN"/>
-        </w:rPr>
-        <w:t>Integration Preparation:</w:t>
-      </w:r>
-      <w:r>
-        <w:rPr>
-          <w:rFonts w:hint="default" w:ascii="Times New Roman" w:hAnsi="Times New Roman" w:eastAsia="Times New Roman" w:cs="Times New Roman"/>
-          <w:bCs/>
-          <w:sz w:val="24"/>
-          <w:szCs w:val="32"/>
-          <w:lang w:val="en-IN" w:eastAsia="en-IN"/>
-        </w:rPr>
-        <w:t xml:space="preserve"> When efficient models are found, their pipeline needs to be integrated into a CLI application and a GitHub action package.</w:t>
-      </w:r>
-      <w:r>
-        <w:rPr>
-          <w:rFonts w:hint="default" w:ascii="Times New Roman" w:hAnsi="Times New Roman" w:eastAsia="Times New Roman" w:cs="Times New Roman"/>
-          <w:bCs/>
-          <w:sz w:val="24"/>
-          <w:szCs w:val="32"/>
-          <w:lang w:val="en-IN" w:eastAsia="en-IN"/>
-        </w:rPr>
-        <w:br w:type="textWrapping"/>
-      </w:r>
-    </w:p>
-    <w:p>
-      <w:pPr>
-        <w:rPr>
-          <w:rFonts w:ascii="Times New Roman" w:hAnsi="Times New Roman" w:eastAsia="Times New Roman" w:cs="Times New Roman"/>
+          <w:rFonts w:hint="default" w:ascii="Times New Roman" w:hAnsi="Times New Roman" w:eastAsia="Times New Roman" w:cs="Times New Roman"/>
           <w:b/>
           <w:bCs/>
           <w:sz w:val="32"/>
           <w:szCs w:val="32"/>
-          <w:lang w:val="en-IN" w:eastAsia="en-IN"/>
-        </w:rPr>
-      </w:pPr>
-      <w:r>
-        <w:rPr>
-          <w:rFonts w:ascii="Times New Roman" w:hAnsi="Times New Roman" w:eastAsia="Times New Roman" w:cs="Times New Roman"/>
-          <w:b/>
-          <w:bCs/>
-          <w:sz w:val="32"/>
-          <w:szCs w:val="32"/>
-          <w:lang w:val="en-IN" w:eastAsia="en-IN"/>
-        </w:rPr>
-        <w:br w:type="page"/>
-      </w:r>
-    </w:p>
-    <w:p>
-      <w:pPr>
-        <w:spacing w:after="0" w:line="360" w:lineRule="auto"/>
-        <w:jc w:val="center"/>
-        <w:rPr>
-          <w:rFonts w:hint="default" w:ascii="Times New Roman" w:hAnsi="Times New Roman" w:eastAsia="Times New Roman" w:cs="Times New Roman"/>
-          <w:b/>
-          <w:bCs/>
-          <w:sz w:val="32"/>
-          <w:szCs w:val="32"/>
-          <w:lang w:val="en-US" w:eastAsia="en-IN"/>
-        </w:rPr>
-      </w:pPr>
-      <w:r>
-        <w:rPr>
-          <w:rFonts w:hint="default" w:ascii="Times New Roman" w:hAnsi="Times New Roman" w:eastAsia="Times New Roman" w:cs="Times New Roman"/>
-          <w:b/>
-          <w:bCs/>
-          <w:sz w:val="32"/>
-          <w:szCs w:val="32"/>
-          <w:lang w:val="en-US" w:eastAsia="en-IN"/>
-        </w:rPr>
-        <w:t>CHAPTER 6: REFERENCES</w:t>
-      </w:r>
-    </w:p>
-    <w:p>
-      <w:pPr>
-        <w:spacing w:after="0" w:line="360" w:lineRule="auto"/>
-        <w:jc w:val="center"/>
-        <w:rPr>
-          <w:rFonts w:ascii="Times New Roman" w:hAnsi="Times New Roman" w:eastAsia="Times New Roman" w:cs="Times New Roman"/>
-          <w:b/>
-          <w:bCs/>
-          <w:sz w:val="32"/>
-          <w:szCs w:val="32"/>
-          <w:lang w:val="en-IN" w:eastAsia="en-IN"/>
-        </w:rPr>
-      </w:pPr>
+          <w:lang w:val="en-US" w:eastAsia="en-IN"/>
+        </w:rPr>
+        <w:t>APPENDICES</w:t>
+      </w:r>
     </w:p>
     <w:p>
       <w:pPr>
         <w:numPr>
-          <w:ilvl w:val="0"/>
-          <w:numId w:val="9"/>
+          <w:numId w:val="0"/>
         </w:numPr>
         <w:spacing w:after="0" w:line="360" w:lineRule="auto"/>
-        <w:ind w:left="432" w:leftChars="0" w:hanging="432" w:firstLineChars="0"/>
+        <w:ind w:leftChars="0"/>
         <w:jc w:val="both"/>
-        <w:rPr>
-          <w:rFonts w:hint="default" w:ascii="Times New Roman" w:hAnsi="Times New Roman" w:eastAsia="Times New Roman" w:cs="Times New Roman"/>
-          <w:bCs/>
-          <w:sz w:val="24"/>
-          <w:szCs w:val="32"/>
-          <w:lang w:val="en-IN" w:eastAsia="en-IN"/>
-        </w:rPr>
-      </w:pPr>
-      <w:r>
-        <w:rPr>
-          <w:rFonts w:hint="default" w:ascii="Times New Roman" w:hAnsi="Times New Roman" w:eastAsia="Times New Roman" w:cs="Times New Roman"/>
-          <w:bCs/>
-          <w:sz w:val="24"/>
-          <w:szCs w:val="32"/>
-          <w:lang w:val="en-IN" w:eastAsia="en-IN"/>
-        </w:rPr>
-        <w:t>Apostolidis, G. D., Kalouptsoglou, I., Siavvas, M., Kehagias, D., and Tzovaras, D. (2025) 'AI-Enhanced Static Analysis: Reducing False Alarms Using Large Language Models', 2025 IEEE International Conference on Smart Computing (SMARTCOMP).</w:t>
-      </w:r>
-    </w:p>
-    <w:p>
-      <w:pPr>
-        <w:numPr>
-          <w:ilvl w:val="0"/>
-          <w:numId w:val="9"/>
-        </w:numPr>
-        <w:spacing w:after="0" w:line="360" w:lineRule="auto"/>
-        <w:ind w:left="432" w:leftChars="0" w:hanging="432" w:firstLineChars="0"/>
-        <w:jc w:val="both"/>
-        <w:rPr>
-          <w:rFonts w:hint="default" w:ascii="Times New Roman" w:hAnsi="Times New Roman" w:eastAsia="Times New Roman" w:cs="Times New Roman"/>
-          <w:bCs/>
-          <w:sz w:val="24"/>
-          <w:szCs w:val="32"/>
-          <w:lang w:val="en-IN" w:eastAsia="en-IN"/>
-        </w:rPr>
-      </w:pPr>
-      <w:r>
-        <w:rPr>
-          <w:rFonts w:hint="default" w:ascii="Times New Roman" w:hAnsi="Times New Roman" w:eastAsia="Times New Roman" w:cs="Times New Roman"/>
-          <w:bCs/>
-          <w:sz w:val="24"/>
-          <w:szCs w:val="32"/>
-          <w:lang w:val="en-IN" w:eastAsia="en-IN"/>
-        </w:rPr>
-        <w:t xml:space="preserve">Dozono, K., Engesser, J., Hummelt, B., Roehm, T., and Pretschner, A. (2025) 'Should We Evaluate LLM Based Security Analysis Approaches on Open Source Systems?', 2025 40th IEEE/ACM International Conference on Automated Software Engineering (ASE). </w:t>
-      </w:r>
-    </w:p>
-    <w:p>
-      <w:pPr>
-        <w:numPr>
-          <w:ilvl w:val="0"/>
-          <w:numId w:val="9"/>
-        </w:numPr>
-        <w:spacing w:after="0" w:line="360" w:lineRule="auto"/>
-        <w:ind w:left="432" w:leftChars="0" w:hanging="432" w:firstLineChars="0"/>
-        <w:jc w:val="both"/>
-        <w:rPr>
-          <w:rFonts w:hint="default" w:ascii="Times New Roman" w:hAnsi="Times New Roman" w:eastAsia="Times New Roman" w:cs="Times New Roman"/>
-          <w:bCs/>
-          <w:sz w:val="24"/>
-          <w:szCs w:val="32"/>
-          <w:lang w:val="en-IN" w:eastAsia="en-IN"/>
-        </w:rPr>
-      </w:pPr>
-      <w:r>
-        <w:rPr>
-          <w:rFonts w:hint="default" w:ascii="Times New Roman" w:hAnsi="Times New Roman" w:eastAsia="Times New Roman" w:cs="Times New Roman"/>
-          <w:bCs/>
-          <w:sz w:val="24"/>
-          <w:szCs w:val="32"/>
-          <w:lang w:val="en-IN" w:eastAsia="en-IN"/>
-        </w:rPr>
-        <w:t xml:space="preserve">Guo, Z. et al. (2023) 'Mitigating False Positive Static Analysis Warnings: Progress, Challenges, and Opportunities', IEEE Transactions on Software Engineering, Vol. 49, No. 12, pp. 5154-5186. </w:t>
-      </w:r>
-    </w:p>
-    <w:p>
-      <w:pPr>
-        <w:numPr>
-          <w:ilvl w:val="0"/>
-          <w:numId w:val="9"/>
-        </w:numPr>
-        <w:spacing w:after="0" w:line="360" w:lineRule="auto"/>
-        <w:ind w:left="432" w:leftChars="0" w:hanging="432" w:firstLineChars="0"/>
-        <w:jc w:val="both"/>
-        <w:rPr>
-          <w:rFonts w:hint="default" w:ascii="Times New Roman" w:hAnsi="Times New Roman" w:eastAsia="Times New Roman" w:cs="Times New Roman"/>
-          <w:bCs/>
-          <w:sz w:val="24"/>
-          <w:szCs w:val="32"/>
-          <w:lang w:val="en-IN" w:eastAsia="en-IN"/>
-        </w:rPr>
-      </w:pPr>
-      <w:r>
-        <w:rPr>
-          <w:rFonts w:hint="default" w:ascii="Times New Roman" w:hAnsi="Times New Roman" w:eastAsia="Times New Roman" w:cs="Times New Roman"/>
-          <w:bCs/>
-          <w:sz w:val="24"/>
-          <w:szCs w:val="32"/>
-          <w:lang w:val="en-IN" w:eastAsia="en-IN"/>
-        </w:rPr>
-        <w:t xml:space="preserve">Jin, S. (2025) 'Large Language Models for Vulnerability Detection in Static Code Analysis: A Survey', 2025 8th International Conference on Artificial Intelligence and Big Data (ICAIBD). </w:t>
-      </w:r>
-    </w:p>
-    <w:p>
-      <w:pPr>
-        <w:numPr>
-          <w:ilvl w:val="0"/>
-          <w:numId w:val="9"/>
-        </w:numPr>
-        <w:spacing w:after="0" w:line="360" w:lineRule="auto"/>
-        <w:ind w:left="432" w:leftChars="0" w:hanging="432" w:firstLineChars="0"/>
-        <w:jc w:val="both"/>
-        <w:rPr>
-          <w:rFonts w:hint="default" w:ascii="Times New Roman" w:hAnsi="Times New Roman" w:eastAsia="Times New Roman" w:cs="Times New Roman"/>
-          <w:bCs/>
-          <w:sz w:val="24"/>
-          <w:szCs w:val="32"/>
-          <w:lang w:val="en-IN" w:eastAsia="en-IN"/>
-        </w:rPr>
-      </w:pPr>
-      <w:r>
-        <w:rPr>
-          <w:rFonts w:hint="default" w:ascii="Times New Roman" w:hAnsi="Times New Roman" w:eastAsia="Times New Roman" w:cs="Times New Roman"/>
-          <w:bCs/>
-          <w:sz w:val="24"/>
-          <w:szCs w:val="32"/>
-          <w:lang w:val="en-IN" w:eastAsia="en-IN"/>
-        </w:rPr>
-        <w:t xml:space="preserve">Kim, M., Caccia, L., Shi, Z., Pereira, M., Côté, M.-A., Yuan, X., and Sordoni, A. (2025) 'Learning to Extract Context for Context-Aware LLM Inference', Microsoft Research. </w:t>
-      </w:r>
-    </w:p>
-    <w:p>
-      <w:pPr>
-        <w:numPr>
-          <w:ilvl w:val="0"/>
-          <w:numId w:val="9"/>
-        </w:numPr>
-        <w:spacing w:after="0" w:line="360" w:lineRule="auto"/>
-        <w:ind w:left="432" w:leftChars="0" w:hanging="432" w:firstLineChars="0"/>
-        <w:jc w:val="both"/>
-        <w:rPr>
-          <w:rFonts w:hint="default" w:ascii="Times New Roman" w:hAnsi="Times New Roman" w:eastAsia="Times New Roman" w:cs="Times New Roman"/>
-          <w:bCs/>
-          <w:sz w:val="24"/>
-          <w:szCs w:val="32"/>
-          <w:lang w:val="en-IN" w:eastAsia="en-IN"/>
-        </w:rPr>
-      </w:pPr>
-      <w:r>
-        <w:rPr>
-          <w:rFonts w:hint="default" w:ascii="Times New Roman" w:hAnsi="Times New Roman" w:eastAsia="Times New Roman" w:cs="Times New Roman"/>
-          <w:bCs/>
-          <w:sz w:val="24"/>
-          <w:szCs w:val="32"/>
-          <w:lang w:val="en-IN" w:eastAsia="en-IN"/>
-        </w:rPr>
-        <w:t xml:space="preserve">Li, J. et al. (2025) 'Steering Large Language Models for Vulnerability Detection', 2025 IEEE International Conference on Acoustics, Speech and Signal Processing (ICASSP). </w:t>
-      </w:r>
-    </w:p>
-    <w:p>
-      <w:pPr>
-        <w:numPr>
-          <w:ilvl w:val="0"/>
-          <w:numId w:val="9"/>
-        </w:numPr>
-        <w:spacing w:after="0" w:line="360" w:lineRule="auto"/>
-        <w:ind w:left="432" w:leftChars="0" w:hanging="432" w:firstLineChars="0"/>
-        <w:jc w:val="both"/>
-        <w:rPr>
-          <w:rFonts w:ascii="Times New Roman" w:hAnsi="Times New Roman" w:eastAsia="Times New Roman" w:cs="Times New Roman"/>
-          <w:b/>
-          <w:bCs/>
-          <w:sz w:val="32"/>
-          <w:szCs w:val="32"/>
-          <w:lang w:val="en-IN" w:eastAsia="en-IN"/>
-        </w:rPr>
-      </w:pPr>
-      <w:r>
-        <w:rPr>
-          <w:rFonts w:hint="default" w:ascii="Times New Roman" w:hAnsi="Times New Roman" w:eastAsia="Times New Roman" w:cs="Times New Roman"/>
-          <w:bCs/>
-          <w:sz w:val="24"/>
-          <w:szCs w:val="32"/>
-          <w:lang w:val="en-IN" w:eastAsia="en-IN"/>
-        </w:rPr>
-        <w:t xml:space="preserve">Muske, T. and Khedker, U. P. (2015) 'Efficient Elimination of False Positives using Static Analysis', 2015 IEEE. </w:t>
-      </w:r>
-    </w:p>
-    <w:p>
-      <w:pPr>
-        <w:numPr>
-          <w:ilvl w:val="0"/>
-          <w:numId w:val="9"/>
-        </w:numPr>
-        <w:spacing w:after="0" w:line="360" w:lineRule="auto"/>
-        <w:ind w:left="432" w:leftChars="0" w:hanging="432" w:firstLineChars="0"/>
-        <w:jc w:val="both"/>
-        <w:rPr>
-          <w:rFonts w:ascii="Times New Roman" w:hAnsi="Times New Roman" w:eastAsia="Times New Roman" w:cs="Times New Roman"/>
-          <w:b/>
-          <w:bCs/>
-          <w:sz w:val="32"/>
-          <w:szCs w:val="32"/>
-          <w:lang w:val="en-IN" w:eastAsia="en-IN"/>
-        </w:rPr>
-      </w:pPr>
-      <w:r>
-        <w:rPr>
-          <w:rFonts w:hint="default" w:ascii="Times New Roman" w:hAnsi="Times New Roman" w:eastAsia="Times New Roman" w:cs="Times New Roman"/>
-          <w:bCs/>
-          <w:sz w:val="24"/>
-          <w:szCs w:val="32"/>
-          <w:lang w:val="en-IN" w:eastAsia="en-IN"/>
-        </w:rPr>
-        <w:t xml:space="preserve">Schwarz, D. (2025) 'Countermind: A Multi-Layered Security Architecture for Large Language Models', arXiv preprint arXiv:2510.11837v1. </w:t>
-      </w:r>
-      <w:r>
-        <w:rPr>
-          <w:rFonts w:ascii="Times New Roman" w:hAnsi="Times New Roman" w:eastAsia="Times New Roman" w:cs="Times New Roman"/>
-          <w:b/>
-          <w:bCs/>
-          <w:sz w:val="32"/>
-          <w:szCs w:val="32"/>
-          <w:lang w:val="en-IN" w:eastAsia="en-IN"/>
-        </w:rPr>
-        <w:br w:type="page"/>
-      </w:r>
-    </w:p>
-    <w:p>
-      <w:pPr>
-        <w:spacing w:after="0" w:line="360" w:lineRule="auto"/>
-        <w:jc w:val="center"/>
-        <w:rPr>
-          <w:rFonts w:hint="default" w:ascii="Times New Roman" w:hAnsi="Times New Roman" w:eastAsia="Times New Roman" w:cs="Times New Roman"/>
-          <w:b/>
-          <w:bCs/>
-          <w:sz w:val="32"/>
-          <w:szCs w:val="32"/>
-          <w:lang w:val="en-US" w:eastAsia="en-IN"/>
-        </w:rPr>
-      </w:pPr>
-      <w:r>
-        <w:rPr>
-          <w:rFonts w:hint="default" w:ascii="Times New Roman" w:hAnsi="Times New Roman" w:eastAsia="Times New Roman" w:cs="Times New Roman"/>
-          <w:b/>
-          <w:bCs/>
-          <w:sz w:val="32"/>
-          <w:szCs w:val="32"/>
-          <w:lang w:val="en-US" w:eastAsia="en-IN"/>
-        </w:rPr>
-        <w:t>CHAPTER 7: APPENDICES</w:t>
-      </w:r>
-    </w:p>
-    <w:p>
-      <w:pPr>
-        <w:spacing w:after="0" w:line="360" w:lineRule="auto"/>
-        <w:jc w:val="center"/>
         <w:rPr>
           <w:rFonts w:ascii="Times New Roman" w:hAnsi="Times New Roman" w:eastAsia="Times New Roman" w:cs="Times New Roman"/>
           <w:b/>
@@ -14602,7 +14694,7 @@
       <w:pPr>
         <w:numPr>
           <w:ilvl w:val="0"/>
-          <w:numId w:val="10"/>
+          <w:numId w:val="12"/>
         </w:numPr>
         <w:spacing w:after="0" w:line="360" w:lineRule="auto"/>
         <w:ind w:left="420" w:leftChars="0" w:right="376" w:rightChars="171" w:hanging="420" w:firstLineChars="0"/>
@@ -14649,7 +14741,7 @@
       <w:pPr>
         <w:numPr>
           <w:ilvl w:val="0"/>
-          <w:numId w:val="10"/>
+          <w:numId w:val="12"/>
         </w:numPr>
         <w:spacing w:after="0" w:line="360" w:lineRule="auto"/>
         <w:ind w:left="420" w:leftChars="0" w:right="376" w:rightChars="171" w:hanging="420" w:firstLineChars="0"/>
@@ -14696,7 +14788,7 @@
       <w:pPr>
         <w:numPr>
           <w:ilvl w:val="0"/>
-          <w:numId w:val="10"/>
+          <w:numId w:val="12"/>
         </w:numPr>
         <w:spacing w:after="0" w:line="360" w:lineRule="auto"/>
         <w:ind w:left="420" w:leftChars="0" w:right="376" w:rightChars="171" w:hanging="420" w:firstLineChars="0"/>
@@ -14743,7 +14835,7 @@
       <w:pPr>
         <w:numPr>
           <w:ilvl w:val="0"/>
-          <w:numId w:val="10"/>
+          <w:numId w:val="12"/>
         </w:numPr>
         <w:spacing w:after="0" w:line="360" w:lineRule="auto"/>
         <w:ind w:left="420" w:leftChars="0" w:right="376" w:rightChars="171" w:hanging="420" w:firstLineChars="0"/>
@@ -14790,7 +14882,7 @@
       <w:pPr>
         <w:numPr>
           <w:ilvl w:val="0"/>
-          <w:numId w:val="10"/>
+          <w:numId w:val="12"/>
         </w:numPr>
         <w:spacing w:after="0" w:line="360" w:lineRule="auto"/>
         <w:ind w:left="420" w:leftChars="0" w:right="376" w:rightChars="171" w:hanging="420" w:firstLineChars="0"/>
@@ -14837,7 +14929,7 @@
       <w:pPr>
         <w:numPr>
           <w:ilvl w:val="0"/>
-          <w:numId w:val="10"/>
+          <w:numId w:val="12"/>
         </w:numPr>
         <w:spacing w:after="0" w:line="360" w:lineRule="auto"/>
         <w:ind w:left="420" w:leftChars="0" w:right="376" w:rightChars="171" w:hanging="420" w:firstLineChars="0"/>
@@ -14884,7 +14976,7 @@
       <w:pPr>
         <w:numPr>
           <w:ilvl w:val="0"/>
-          <w:numId w:val="10"/>
+          <w:numId w:val="12"/>
         </w:numPr>
         <w:spacing w:after="0" w:line="360" w:lineRule="auto"/>
         <w:ind w:left="420" w:leftChars="0" w:right="376" w:rightChars="171" w:hanging="420" w:firstLineChars="0"/>
@@ -14931,7 +15023,7 @@
       <w:pPr>
         <w:numPr>
           <w:ilvl w:val="0"/>
-          <w:numId w:val="10"/>
+          <w:numId w:val="12"/>
         </w:numPr>
         <w:spacing w:after="0" w:line="360" w:lineRule="auto"/>
         <w:ind w:left="420" w:leftChars="0" w:right="376" w:rightChars="171" w:hanging="420" w:firstLineChars="0"/>
@@ -14978,7 +15070,7 @@
       <w:pPr>
         <w:numPr>
           <w:ilvl w:val="0"/>
-          <w:numId w:val="10"/>
+          <w:numId w:val="12"/>
         </w:numPr>
         <w:spacing w:after="0" w:line="360" w:lineRule="auto"/>
         <w:ind w:left="420" w:leftChars="0" w:right="376" w:rightChars="171" w:hanging="420" w:firstLineChars="0"/>
@@ -15785,8 +15877,13 @@
     </w:p>
     <w:p>
       <w:pPr>
+        <w:numPr>
+          <w:ilvl w:val="0"/>
+          <w:numId w:val="8"/>
+        </w:numPr>
         <w:spacing w:after="0" w:line="360" w:lineRule="auto"/>
-        <w:jc w:val="center"/>
+        <w:ind w:left="0" w:leftChars="0" w:firstLine="0" w:firstLineChars="0"/>
+        <w:jc w:val="both"/>
         <w:rPr>
           <w:rFonts w:hint="default" w:ascii="Times New Roman" w:hAnsi="Times New Roman" w:eastAsia="Times New Roman" w:cs="Times New Roman"/>
           <w:b/>
@@ -15805,15 +15902,19 @@
           <w:szCs w:val="32"/>
           <w:lang w:val="en-US" w:eastAsia="en-IN"/>
         </w:rPr>
-        <w:t>CHAPTER 8: REFLECTION OF THE TEAM MEMBERS ON THE PROJECT</w:t>
-      </w:r>
-    </w:p>
-    <w:p>
-      <w:pPr>
+        <w:t>REFLECTION OF THE TEAM MEMBERS ON THE PROJECT</w:t>
+      </w:r>
+    </w:p>
+    <w:p>
+      <w:pPr>
+        <w:numPr>
+          <w:numId w:val="0"/>
+        </w:numPr>
         <w:spacing w:after="0" w:line="360" w:lineRule="auto"/>
-        <w:jc w:val="center"/>
-        <w:rPr>
-          <w:rFonts w:ascii="Times New Roman" w:hAnsi="Times New Roman" w:eastAsia="Times New Roman" w:cs="Times New Roman"/>
+        <w:ind w:leftChars="0"/>
+        <w:jc w:val="both"/>
+        <w:rPr>
+          <w:rFonts w:hint="default" w:ascii="Times New Roman" w:hAnsi="Times New Roman" w:eastAsia="Times New Roman" w:cs="Times New Roman"/>
           <w:b/>
           <w:bCs/>
           <w:sz w:val="32"/>
@@ -15905,7 +16006,7 @@
       <w:pPr>
         <w:numPr>
           <w:ilvl w:val="0"/>
-          <w:numId w:val="11"/>
+          <w:numId w:val="13"/>
         </w:numPr>
         <w:spacing w:after="0" w:line="360" w:lineRule="auto"/>
         <w:ind w:left="420" w:leftChars="0" w:hanging="420" w:firstLineChars="0"/>
@@ -15946,7 +16047,7 @@
       <w:pPr>
         <w:numPr>
           <w:ilvl w:val="0"/>
-          <w:numId w:val="11"/>
+          <w:numId w:val="13"/>
         </w:numPr>
         <w:spacing w:after="0" w:line="360" w:lineRule="auto"/>
         <w:ind w:left="420" w:leftChars="0" w:hanging="420" w:firstLineChars="0"/>
@@ -15987,7 +16088,7 @@
       <w:pPr>
         <w:numPr>
           <w:ilvl w:val="0"/>
-          <w:numId w:val="11"/>
+          <w:numId w:val="13"/>
         </w:numPr>
         <w:spacing w:after="0" w:line="360" w:lineRule="auto"/>
         <w:ind w:left="420" w:leftChars="0" w:hanging="420" w:firstLineChars="0"/>
@@ -16028,7 +16129,7 @@
       <w:pPr>
         <w:numPr>
           <w:ilvl w:val="0"/>
-          <w:numId w:val="11"/>
+          <w:numId w:val="13"/>
         </w:numPr>
         <w:spacing w:after="0" w:line="360" w:lineRule="auto"/>
         <w:ind w:left="420" w:leftChars="0" w:hanging="420" w:firstLineChars="0"/>
@@ -16182,6 +16283,55 @@
     </w:p>
     <w:p>
       <w:pPr>
+        <w:numPr>
+          <w:ilvl w:val="0"/>
+          <w:numId w:val="14"/>
+        </w:numPr>
+        <w:spacing w:after="0" w:line="360" w:lineRule="auto"/>
+        <w:jc w:val="both"/>
+        <w:rPr>
+          <w:rFonts w:hint="default" w:ascii="Times New Roman" w:hAnsi="Times New Roman" w:eastAsia="Times New Roman" w:cs="Times New Roman"/>
+          <w:b/>
+          <w:bCs/>
+          <w:sz w:val="32"/>
+          <w:szCs w:val="32"/>
+          <w:lang w:val="en-US" w:eastAsia="en-IN"/>
+        </w:rPr>
+      </w:pPr>
+      <w:r>
+        <w:rPr>
+          <w:rFonts w:hint="default" w:ascii="Times New Roman" w:hAnsi="Times New Roman" w:eastAsia="Times New Roman" w:cs="Times New Roman"/>
+          <w:b/>
+          <w:bCs/>
+          <w:sz w:val="32"/>
+          <w:szCs w:val="32"/>
+          <w:lang w:val="en-US" w:eastAsia="en-IN"/>
+        </w:rPr>
+        <w:t>SIMILARITY REPORT</w:t>
+      </w:r>
+    </w:p>
+    <w:p>
+      <w:pPr>
+        <w:numPr>
+          <w:numId w:val="0"/>
+        </w:numPr>
+        <w:spacing w:after="0" w:line="360" w:lineRule="auto"/>
+        <w:jc w:val="both"/>
+        <w:rPr>
+          <w:rFonts w:hint="default" w:ascii="Times New Roman" w:hAnsi="Times New Roman" w:eastAsia="Times New Roman" w:cs="Times New Roman"/>
+          <w:b/>
+          <w:bCs/>
+          <w:sz w:val="32"/>
+          <w:szCs w:val="32"/>
+          <w:lang w:val="en-US" w:eastAsia="en-IN"/>
+        </w:rPr>
+      </w:pPr>
+    </w:p>
+    <w:p>
+      <w:pPr>
+        <w:numPr>
+          <w:numId w:val="0"/>
+        </w:numPr>
         <w:spacing w:after="0" w:line="360" w:lineRule="auto"/>
         <w:jc w:val="center"/>
         <w:rPr>
@@ -16201,28 +16351,12 @@
           <w:sz w:val="32"/>
           <w:szCs w:val="32"/>
           <w:lang w:val="en-US" w:eastAsia="en-IN"/>
-        </w:rPr>
-        <w:t>CHAPTER 9: SIMILARITY REPORT</w:t>
-      </w:r>
-    </w:p>
-    <w:p/>
-    <w:p>
-      <w:pPr>
-        <w:rPr>
-          <w:rFonts w:hint="default"/>
-          <w:lang w:val="en-US"/>
-        </w:rPr>
-      </w:pPr>
-      <w:r>
-        <w:rPr>
-          <w:rFonts w:hint="default"/>
-          <w:lang w:val="en-US"/>
         </w:rPr>
         <w:drawing>
           <wp:inline distT="0" distB="0" distL="114300" distR="114300">
             <wp:extent cx="5541645" cy="7171690"/>
             <wp:effectExtent l="0" t="0" r="20955" b="16510"/>
-            <wp:docPr id="5" name="Picture 5" descr="FRP Manuscript Similarity Report_page-0001"/>
+            <wp:docPr id="5" name="Picture 5" descr="FRP Report Similarity_page-0001"/>
             <wp:cNvGraphicFramePr>
               <a:graphicFrameLocks xmlns:a="http://schemas.openxmlformats.org/drawingml/2006/main" noChangeAspect="1"/>
             </wp:cNvGraphicFramePr>
@@ -16230,7 +16364,7 @@
               <a:graphicData uri="http://schemas.openxmlformats.org/drawingml/2006/picture">
                 <pic:pic xmlns:pic="http://schemas.openxmlformats.org/drawingml/2006/picture">
                   <pic:nvPicPr>
-                    <pic:cNvPr id="5" name="Picture 5" descr="FRP Manuscript Similarity Report_page-0001"/>
+                    <pic:cNvPr id="5" name="Picture 5" descr="FRP Report Similarity_page-0001"/>
                     <pic:cNvPicPr>
                       <a:picLocks noChangeAspect="1"/>
                     </pic:cNvPicPr>
@@ -16259,29 +16393,34 @@
     </w:p>
     <w:p>
       <w:pPr>
-        <w:rPr>
-          <w:rFonts w:hint="default"/>
-          <w:lang w:val="en-US"/>
-        </w:rPr>
-      </w:pPr>
-    </w:p>
-    <w:p>
-      <w:pPr>
-        <w:rPr>
-          <w:rFonts w:hint="default"/>
-          <w:lang w:val="en-US"/>
-        </w:rPr>
-      </w:pPr>
-      <w:r>
-        <w:rPr>
-          <w:rFonts w:hint="default"/>
-          <w:lang w:val="en-US"/>
+        <w:numPr>
+          <w:numId w:val="0"/>
+        </w:numPr>
+        <w:spacing w:after="0" w:line="360" w:lineRule="auto"/>
+        <w:jc w:val="center"/>
+        <w:rPr>
+          <w:rFonts w:hint="default" w:ascii="Times New Roman" w:hAnsi="Times New Roman" w:eastAsia="Times New Roman" w:cs="Times New Roman"/>
+          <w:b/>
+          <w:bCs/>
+          <w:sz w:val="32"/>
+          <w:szCs w:val="32"/>
+          <w:lang w:val="en-US" w:eastAsia="en-IN"/>
+        </w:rPr>
+      </w:pPr>
+      <w:r>
+        <w:rPr>
+          <w:rFonts w:hint="default" w:ascii="Times New Roman" w:hAnsi="Times New Roman" w:eastAsia="Times New Roman" w:cs="Times New Roman"/>
+          <w:b/>
+          <w:bCs/>
+          <w:sz w:val="32"/>
+          <w:szCs w:val="32"/>
+          <w:lang w:val="en-US" w:eastAsia="en-IN"/>
         </w:rPr>
         <w:drawing>
           <wp:inline distT="0" distB="0" distL="114300" distR="114300">
             <wp:extent cx="5541645" cy="7171690"/>
             <wp:effectExtent l="0" t="0" r="20955" b="16510"/>
-            <wp:docPr id="10" name="Picture 10" descr="FRP Manuscript Similarity Report_page-0002"/>
+            <wp:docPr id="10" name="Picture 10" descr="FRP Report Similarity_page-0002"/>
             <wp:cNvGraphicFramePr>
               <a:graphicFrameLocks xmlns:a="http://schemas.openxmlformats.org/drawingml/2006/main" noChangeAspect="1"/>
             </wp:cNvGraphicFramePr>
@@ -16289,7 +16428,7 @@
               <a:graphicData uri="http://schemas.openxmlformats.org/drawingml/2006/picture">
                 <pic:pic xmlns:pic="http://schemas.openxmlformats.org/drawingml/2006/picture">
                   <pic:nvPicPr>
-                    <pic:cNvPr id="10" name="Picture 10" descr="FRP Manuscript Similarity Report_page-0002"/>
+                    <pic:cNvPr id="10" name="Picture 10" descr="FRP Report Similarity_page-0002"/>
                     <pic:cNvPicPr>
                       <a:picLocks noChangeAspect="1"/>
                     </pic:cNvPicPr>
@@ -16318,29 +16457,34 @@
     </w:p>
     <w:p>
       <w:pPr>
-        <w:rPr>
-          <w:rFonts w:hint="default"/>
-          <w:lang w:val="en-US"/>
-        </w:rPr>
-      </w:pPr>
-    </w:p>
-    <w:p>
-      <w:pPr>
-        <w:rPr>
-          <w:rFonts w:hint="default"/>
-          <w:lang w:val="en-US"/>
-        </w:rPr>
-      </w:pPr>
-      <w:r>
-        <w:rPr>
-          <w:rFonts w:hint="default"/>
-          <w:lang w:val="en-US"/>
+        <w:numPr>
+          <w:numId w:val="0"/>
+        </w:numPr>
+        <w:spacing w:after="0" w:line="360" w:lineRule="auto"/>
+        <w:jc w:val="center"/>
+        <w:rPr>
+          <w:rFonts w:hint="default" w:ascii="Times New Roman" w:hAnsi="Times New Roman" w:eastAsia="Times New Roman" w:cs="Times New Roman"/>
+          <w:b/>
+          <w:bCs/>
+          <w:sz w:val="32"/>
+          <w:szCs w:val="32"/>
+          <w:lang w:val="en-US" w:eastAsia="en-IN"/>
+        </w:rPr>
+      </w:pPr>
+      <w:r>
+        <w:rPr>
+          <w:rFonts w:hint="default" w:ascii="Times New Roman" w:hAnsi="Times New Roman" w:eastAsia="Times New Roman" w:cs="Times New Roman"/>
+          <w:b/>
+          <w:bCs/>
+          <w:sz w:val="32"/>
+          <w:szCs w:val="32"/>
+          <w:lang w:val="en-US" w:eastAsia="en-IN"/>
         </w:rPr>
         <w:drawing>
           <wp:inline distT="0" distB="0" distL="114300" distR="114300">
             <wp:extent cx="5541645" cy="7171690"/>
             <wp:effectExtent l="0" t="0" r="20955" b="16510"/>
-            <wp:docPr id="11" name="Picture 11" descr="FRP Manuscript Similarity Report_page-0003"/>
+            <wp:docPr id="11" name="Picture 11" descr="FRP Report Similarity_page-0003"/>
             <wp:cNvGraphicFramePr>
               <a:graphicFrameLocks xmlns:a="http://schemas.openxmlformats.org/drawingml/2006/main" noChangeAspect="1"/>
             </wp:cNvGraphicFramePr>
@@ -16348,7 +16492,7 @@
               <a:graphicData uri="http://schemas.openxmlformats.org/drawingml/2006/picture">
                 <pic:pic xmlns:pic="http://schemas.openxmlformats.org/drawingml/2006/picture">
                   <pic:nvPicPr>
-                    <pic:cNvPr id="11" name="Picture 11" descr="FRP Manuscript Similarity Report_page-0003"/>
+                    <pic:cNvPr id="11" name="Picture 11" descr="FRP Report Similarity_page-0003"/>
                     <pic:cNvPicPr>
                       <a:picLocks noChangeAspect="1"/>
                     </pic:cNvPicPr>
@@ -16377,29 +16521,34 @@
     </w:p>
     <w:p>
       <w:pPr>
-        <w:rPr>
-          <w:rFonts w:hint="default"/>
-          <w:lang w:val="en-US"/>
-        </w:rPr>
-      </w:pPr>
-    </w:p>
-    <w:p>
-      <w:pPr>
-        <w:rPr>
-          <w:rFonts w:hint="default"/>
-          <w:lang w:val="en-US"/>
-        </w:rPr>
-      </w:pPr>
-      <w:r>
-        <w:rPr>
-          <w:rFonts w:hint="default"/>
-          <w:lang w:val="en-US"/>
+        <w:numPr>
+          <w:numId w:val="0"/>
+        </w:numPr>
+        <w:spacing w:after="0" w:line="360" w:lineRule="auto"/>
+        <w:jc w:val="center"/>
+        <w:rPr>
+          <w:rFonts w:hint="default" w:ascii="Times New Roman" w:hAnsi="Times New Roman" w:eastAsia="Times New Roman" w:cs="Times New Roman"/>
+          <w:b/>
+          <w:bCs/>
+          <w:sz w:val="32"/>
+          <w:szCs w:val="32"/>
+          <w:lang w:val="en-US" w:eastAsia="en-IN"/>
+        </w:rPr>
+      </w:pPr>
+      <w:r>
+        <w:rPr>
+          <w:rFonts w:hint="default" w:ascii="Times New Roman" w:hAnsi="Times New Roman" w:eastAsia="Times New Roman" w:cs="Times New Roman"/>
+          <w:b/>
+          <w:bCs/>
+          <w:sz w:val="32"/>
+          <w:szCs w:val="32"/>
+          <w:lang w:val="en-US" w:eastAsia="en-IN"/>
         </w:rPr>
         <w:drawing>
           <wp:inline distT="0" distB="0" distL="114300" distR="114300">
-            <wp:extent cx="5542915" cy="7839710"/>
-            <wp:effectExtent l="0" t="0" r="19685" b="8890"/>
-            <wp:docPr id="12" name="Picture 12" descr="FRP Manuscript Similarity Report_page-0004"/>
+            <wp:extent cx="5541645" cy="7171690"/>
+            <wp:effectExtent l="0" t="0" r="20955" b="16510"/>
+            <wp:docPr id="12" name="Picture 12" descr="FRP Report Similarity_page-0004"/>
             <wp:cNvGraphicFramePr>
               <a:graphicFrameLocks xmlns:a="http://schemas.openxmlformats.org/drawingml/2006/main" noChangeAspect="1"/>
             </wp:cNvGraphicFramePr>
@@ -16407,7 +16556,7 @@
               <a:graphicData uri="http://schemas.openxmlformats.org/drawingml/2006/picture">
                 <pic:pic xmlns:pic="http://schemas.openxmlformats.org/drawingml/2006/picture">
                   <pic:nvPicPr>
-                    <pic:cNvPr id="12" name="Picture 12" descr="FRP Manuscript Similarity Report_page-0004"/>
+                    <pic:cNvPr id="12" name="Picture 12" descr="FRP Report Similarity_page-0004"/>
                     <pic:cNvPicPr>
                       <a:picLocks noChangeAspect="1"/>
                     </pic:cNvPicPr>
@@ -16421,7 +16570,7 @@
                   <pic:spPr>
                     <a:xfrm>
                       <a:off x="0" y="0"/>
-                      <a:ext cx="5542915" cy="7839710"/>
+                      <a:ext cx="5541645" cy="7171690"/>
                     </a:xfrm>
                     <a:prstGeom prst="rect">
                       <a:avLst/>
@@ -16436,29 +16585,34 @@
     </w:p>
     <w:p>
       <w:pPr>
-        <w:rPr>
-          <w:rFonts w:hint="default"/>
-          <w:lang w:val="en-US"/>
-        </w:rPr>
-      </w:pPr>
-    </w:p>
-    <w:p>
-      <w:pPr>
-        <w:rPr>
-          <w:rFonts w:hint="default"/>
-          <w:lang w:val="en-US"/>
-        </w:rPr>
-      </w:pPr>
-      <w:r>
-        <w:rPr>
-          <w:rFonts w:hint="default"/>
-          <w:lang w:val="en-US"/>
+        <w:numPr>
+          <w:numId w:val="0"/>
+        </w:numPr>
+        <w:spacing w:after="0" w:line="360" w:lineRule="auto"/>
+        <w:jc w:val="center"/>
+        <w:rPr>
+          <w:rFonts w:hint="default" w:ascii="Times New Roman" w:hAnsi="Times New Roman" w:eastAsia="Times New Roman" w:cs="Times New Roman"/>
+          <w:b/>
+          <w:bCs/>
+          <w:sz w:val="32"/>
+          <w:szCs w:val="32"/>
+          <w:lang w:val="en-US" w:eastAsia="en-IN"/>
+        </w:rPr>
+      </w:pPr>
+      <w:r>
+        <w:rPr>
+          <w:rFonts w:hint="default" w:ascii="Times New Roman" w:hAnsi="Times New Roman" w:eastAsia="Times New Roman" w:cs="Times New Roman"/>
+          <w:b/>
+          <w:bCs/>
+          <w:sz w:val="32"/>
+          <w:szCs w:val="32"/>
+          <w:lang w:val="en-US" w:eastAsia="en-IN"/>
         </w:rPr>
         <w:drawing>
           <wp:inline distT="0" distB="0" distL="114300" distR="114300">
-            <wp:extent cx="5542915" cy="7839710"/>
-            <wp:effectExtent l="0" t="0" r="19685" b="8890"/>
-            <wp:docPr id="16" name="Picture 16" descr="FRP Manuscript Similarity Report_page-0005"/>
+            <wp:extent cx="5541645" cy="7171690"/>
+            <wp:effectExtent l="0" t="0" r="20955" b="16510"/>
+            <wp:docPr id="16" name="Picture 16" descr="FRP Report Similarity_page-0005"/>
             <wp:cNvGraphicFramePr>
               <a:graphicFrameLocks xmlns:a="http://schemas.openxmlformats.org/drawingml/2006/main" noChangeAspect="1"/>
             </wp:cNvGraphicFramePr>
@@ -16466,7 +16620,7 @@
               <a:graphicData uri="http://schemas.openxmlformats.org/drawingml/2006/picture">
                 <pic:pic xmlns:pic="http://schemas.openxmlformats.org/drawingml/2006/picture">
                   <pic:nvPicPr>
-                    <pic:cNvPr id="16" name="Picture 16" descr="FRP Manuscript Similarity Report_page-0005"/>
+                    <pic:cNvPr id="16" name="Picture 16" descr="FRP Report Similarity_page-0005"/>
                     <pic:cNvPicPr>
                       <a:picLocks noChangeAspect="1"/>
                     </pic:cNvPicPr>
@@ -16480,7 +16634,7 @@
                   <pic:spPr>
                     <a:xfrm>
                       <a:off x="0" y="0"/>
-                      <a:ext cx="5542915" cy="7839710"/>
+                      <a:ext cx="5541645" cy="7171690"/>
                     </a:xfrm>
                     <a:prstGeom prst="rect">
                       <a:avLst/>
@@ -16495,29 +16649,34 @@
     </w:p>
     <w:p>
       <w:pPr>
-        <w:rPr>
-          <w:rFonts w:hint="default"/>
-          <w:lang w:val="en-US"/>
-        </w:rPr>
-      </w:pPr>
-    </w:p>
-    <w:p>
-      <w:pPr>
-        <w:rPr>
-          <w:rFonts w:hint="default"/>
-          <w:lang w:val="en-US"/>
-        </w:rPr>
-      </w:pPr>
-      <w:r>
-        <w:rPr>
-          <w:rFonts w:hint="default"/>
-          <w:lang w:val="en-US"/>
+        <w:numPr>
+          <w:numId w:val="0"/>
+        </w:numPr>
+        <w:spacing w:after="0" w:line="360" w:lineRule="auto"/>
+        <w:jc w:val="center"/>
+        <w:rPr>
+          <w:rFonts w:hint="default" w:ascii="Times New Roman" w:hAnsi="Times New Roman" w:eastAsia="Times New Roman" w:cs="Times New Roman"/>
+          <w:b/>
+          <w:bCs/>
+          <w:sz w:val="32"/>
+          <w:szCs w:val="32"/>
+          <w:lang w:val="en-US" w:eastAsia="en-IN"/>
+        </w:rPr>
+      </w:pPr>
+      <w:r>
+        <w:rPr>
+          <w:rFonts w:hint="default" w:ascii="Times New Roman" w:hAnsi="Times New Roman" w:eastAsia="Times New Roman" w:cs="Times New Roman"/>
+          <w:b/>
+          <w:bCs/>
+          <w:sz w:val="32"/>
+          <w:szCs w:val="32"/>
+          <w:lang w:val="en-US" w:eastAsia="en-IN"/>
         </w:rPr>
         <w:drawing>
           <wp:inline distT="0" distB="0" distL="114300" distR="114300">
             <wp:extent cx="5542915" cy="7839710"/>
             <wp:effectExtent l="0" t="0" r="19685" b="8890"/>
-            <wp:docPr id="17" name="Picture 17" descr="FRP Manuscript Similarity Report_page-0006"/>
+            <wp:docPr id="17" name="Picture 17" descr="FRP Report Similarity_page-0006"/>
             <wp:cNvGraphicFramePr>
               <a:graphicFrameLocks xmlns:a="http://schemas.openxmlformats.org/drawingml/2006/main" noChangeAspect="1"/>
             </wp:cNvGraphicFramePr>
@@ -16525,7 +16684,7 @@
               <a:graphicData uri="http://schemas.openxmlformats.org/drawingml/2006/picture">
                 <pic:pic xmlns:pic="http://schemas.openxmlformats.org/drawingml/2006/picture">
                   <pic:nvPicPr>
-                    <pic:cNvPr id="17" name="Picture 17" descr="FRP Manuscript Similarity Report_page-0006"/>
+                    <pic:cNvPr id="17" name="Picture 17" descr="FRP Report Similarity_page-0006"/>
                     <pic:cNvPicPr>
                       <a:picLocks noChangeAspect="1"/>
                     </pic:cNvPicPr>
@@ -16551,185 +16710,6 @@
           </wp:inline>
         </w:drawing>
       </w:r>
-    </w:p>
-    <w:p>
-      <w:pPr>
-        <w:rPr>
-          <w:rFonts w:hint="default"/>
-          <w:lang w:val="en-US"/>
-        </w:rPr>
-      </w:pPr>
-    </w:p>
-    <w:p>
-      <w:pPr>
-        <w:rPr>
-          <w:rFonts w:hint="default"/>
-          <w:lang w:val="en-US"/>
-        </w:rPr>
-      </w:pPr>
-      <w:r>
-        <w:rPr>
-          <w:rFonts w:hint="default"/>
-          <w:lang w:val="en-US"/>
-        </w:rPr>
-        <w:drawing>
-          <wp:inline distT="0" distB="0" distL="114300" distR="114300">
-            <wp:extent cx="5542915" cy="7839710"/>
-            <wp:effectExtent l="0" t="0" r="19685" b="8890"/>
-            <wp:docPr id="18" name="Picture 18" descr="FRP Manuscript Similarity Report_page-0007"/>
-            <wp:cNvGraphicFramePr>
-              <a:graphicFrameLocks xmlns:a="http://schemas.openxmlformats.org/drawingml/2006/main" noChangeAspect="1"/>
-            </wp:cNvGraphicFramePr>
-            <a:graphic xmlns:a="http://schemas.openxmlformats.org/drawingml/2006/main">
-              <a:graphicData uri="http://schemas.openxmlformats.org/drawingml/2006/picture">
-                <pic:pic xmlns:pic="http://schemas.openxmlformats.org/drawingml/2006/picture">
-                  <pic:nvPicPr>
-                    <pic:cNvPr id="18" name="Picture 18" descr="FRP Manuscript Similarity Report_page-0007"/>
-                    <pic:cNvPicPr>
-                      <a:picLocks noChangeAspect="1"/>
-                    </pic:cNvPicPr>
-                  </pic:nvPicPr>
-                  <pic:blipFill>
-                    <a:blip r:embed="rId26"/>
-                    <a:stretch>
-                      <a:fillRect/>
-                    </a:stretch>
-                  </pic:blipFill>
-                  <pic:spPr>
-                    <a:xfrm>
-                      <a:off x="0" y="0"/>
-                      <a:ext cx="5542915" cy="7839710"/>
-                    </a:xfrm>
-                    <a:prstGeom prst="rect">
-                      <a:avLst/>
-                    </a:prstGeom>
-                  </pic:spPr>
-                </pic:pic>
-              </a:graphicData>
-            </a:graphic>
-          </wp:inline>
-        </w:drawing>
-      </w:r>
-    </w:p>
-    <w:p>
-      <w:pPr>
-        <w:rPr>
-          <w:rFonts w:hint="default"/>
-          <w:lang w:val="en-US"/>
-        </w:rPr>
-      </w:pPr>
-    </w:p>
-    <w:p>
-      <w:pPr>
-        <w:rPr>
-          <w:rFonts w:hint="default"/>
-          <w:lang w:val="en-US"/>
-        </w:rPr>
-      </w:pPr>
-      <w:r>
-        <w:rPr>
-          <w:rFonts w:hint="default"/>
-          <w:lang w:val="en-US"/>
-        </w:rPr>
-        <w:drawing>
-          <wp:inline distT="0" distB="0" distL="114300" distR="114300">
-            <wp:extent cx="5542915" cy="7839710"/>
-            <wp:effectExtent l="0" t="0" r="19685" b="8890"/>
-            <wp:docPr id="19" name="Picture 19" descr="FRP Manuscript Similarity Report_page-0008"/>
-            <wp:cNvGraphicFramePr>
-              <a:graphicFrameLocks xmlns:a="http://schemas.openxmlformats.org/drawingml/2006/main" noChangeAspect="1"/>
-            </wp:cNvGraphicFramePr>
-            <a:graphic xmlns:a="http://schemas.openxmlformats.org/drawingml/2006/main">
-              <a:graphicData uri="http://schemas.openxmlformats.org/drawingml/2006/picture">
-                <pic:pic xmlns:pic="http://schemas.openxmlformats.org/drawingml/2006/picture">
-                  <pic:nvPicPr>
-                    <pic:cNvPr id="19" name="Picture 19" descr="FRP Manuscript Similarity Report_page-0008"/>
-                    <pic:cNvPicPr>
-                      <a:picLocks noChangeAspect="1"/>
-                    </pic:cNvPicPr>
-                  </pic:nvPicPr>
-                  <pic:blipFill>
-                    <a:blip r:embed="rId27"/>
-                    <a:stretch>
-                      <a:fillRect/>
-                    </a:stretch>
-                  </pic:blipFill>
-                  <pic:spPr>
-                    <a:xfrm>
-                      <a:off x="0" y="0"/>
-                      <a:ext cx="5542915" cy="7839710"/>
-                    </a:xfrm>
-                    <a:prstGeom prst="rect">
-                      <a:avLst/>
-                    </a:prstGeom>
-                  </pic:spPr>
-                </pic:pic>
-              </a:graphicData>
-            </a:graphic>
-          </wp:inline>
-        </w:drawing>
-      </w:r>
-    </w:p>
-    <w:p>
-      <w:pPr>
-        <w:rPr>
-          <w:rFonts w:hint="default"/>
-          <w:lang w:val="en-US"/>
-        </w:rPr>
-      </w:pPr>
-    </w:p>
-    <w:p>
-      <w:pPr>
-        <w:rPr>
-          <w:rFonts w:hint="default"/>
-          <w:lang w:val="en-US"/>
-        </w:rPr>
-      </w:pPr>
-      <w:bookmarkStart w:id="0" w:name="_GoBack"/>
-      <w:r>
-        <w:rPr>
-          <w:rFonts w:hint="default"/>
-          <w:lang w:val="en-US"/>
-        </w:rPr>
-        <w:drawing>
-          <wp:inline distT="0" distB="0" distL="114300" distR="114300">
-            <wp:extent cx="5542915" cy="7839710"/>
-            <wp:effectExtent l="0" t="0" r="19685" b="8890"/>
-            <wp:docPr id="24" name="Picture 24" descr="FRP Manuscript Similarity Report_page-0009"/>
-            <wp:cNvGraphicFramePr>
-              <a:graphicFrameLocks xmlns:a="http://schemas.openxmlformats.org/drawingml/2006/main" noChangeAspect="1"/>
-            </wp:cNvGraphicFramePr>
-            <a:graphic xmlns:a="http://schemas.openxmlformats.org/drawingml/2006/main">
-              <a:graphicData uri="http://schemas.openxmlformats.org/drawingml/2006/picture">
-                <pic:pic xmlns:pic="http://schemas.openxmlformats.org/drawingml/2006/picture">
-                  <pic:nvPicPr>
-                    <pic:cNvPr id="24" name="Picture 24" descr="FRP Manuscript Similarity Report_page-0009"/>
-                    <pic:cNvPicPr>
-                      <a:picLocks noChangeAspect="1"/>
-                    </pic:cNvPicPr>
-                  </pic:nvPicPr>
-                  <pic:blipFill>
-                    <a:blip r:embed="rId28"/>
-                    <a:stretch>
-                      <a:fillRect/>
-                    </a:stretch>
-                  </pic:blipFill>
-                  <pic:spPr>
-                    <a:xfrm>
-                      <a:off x="0" y="0"/>
-                      <a:ext cx="5542915" cy="7839710"/>
-                    </a:xfrm>
-                    <a:prstGeom prst="rect">
-                      <a:avLst/>
-                    </a:prstGeom>
-                  </pic:spPr>
-                </pic:pic>
-              </a:graphicData>
-            </a:graphic>
-          </wp:inline>
-        </w:drawing>
-      </w:r>
-      <w:bookmarkEnd w:id="0"/>
     </w:p>
     <w:sectPr>
       <w:footerReference r:id="rId6" w:type="default"/>
@@ -16939,6 +16919,47 @@
     </w:lvl>
   </w:abstractNum>
   <w:abstractNum w:abstractNumId="2">
+    <w:nsid w:val="E6E96EF7"/>
+    <w:multiLevelType w:val="singleLevel"/>
+    <w:tmpl w:val="E6E96EF7"/>
+    <w:lvl w:ilvl="0" w:tentative="0">
+      <w:start w:val="1"/>
+      <w:numFmt w:val="decimal"/>
+      <w:suff w:val="space"/>
+      <w:lvlText w:val="%1."/>
+      <w:lvlJc w:val="left"/>
+      <w:rPr>
+        <w:rFonts w:hint="default"/>
+        <w:sz w:val="32"/>
+        <w:szCs w:val="32"/>
+      </w:rPr>
+    </w:lvl>
+  </w:abstractNum>
+  <w:abstractNum w:abstractNumId="3">
+    <w:nsid w:val="E7FF551B"/>
+    <w:multiLevelType w:val="singleLevel"/>
+    <w:tmpl w:val="E7FF551B"/>
+    <w:lvl w:ilvl="0" w:tentative="0">
+      <w:start w:val="4"/>
+      <w:numFmt w:val="decimal"/>
+      <w:suff w:val="space"/>
+      <w:lvlText w:val="%1."/>
+      <w:lvlJc w:val="left"/>
+    </w:lvl>
+  </w:abstractNum>
+  <w:abstractNum w:abstractNumId="4">
+    <w:nsid w:val="FD7C1039"/>
+    <w:multiLevelType w:val="singleLevel"/>
+    <w:tmpl w:val="FD7C1039"/>
+    <w:lvl w:ilvl="0" w:tentative="0">
+      <w:start w:val="9"/>
+      <w:numFmt w:val="decimal"/>
+      <w:suff w:val="space"/>
+      <w:lvlText w:val="%1."/>
+      <w:lvlJc w:val="left"/>
+    </w:lvl>
+  </w:abstractNum>
+  <w:abstractNum w:abstractNumId="5">
     <w:nsid w:val="FF356FB0"/>
     <w:multiLevelType w:val="singleLevel"/>
     <w:tmpl w:val="FF356FB0"/>
@@ -16960,7 +16981,7 @@
       </w:rPr>
     </w:lvl>
   </w:abstractNum>
-  <w:abstractNum w:abstractNumId="3">
+  <w:abstractNum w:abstractNumId="6">
     <w:nsid w:val="FFE283A8"/>
     <w:multiLevelType w:val="singleLevel"/>
     <w:tmpl w:val="FFE283A8"/>
@@ -16980,7 +17001,7 @@
       </w:rPr>
     </w:lvl>
   </w:abstractNum>
-  <w:abstractNum w:abstractNumId="4">
+  <w:abstractNum w:abstractNumId="7">
     <w:nsid w:val="194B76EE"/>
     <w:multiLevelType w:val="multilevel"/>
     <w:tmpl w:val="194B76EE"/>
@@ -17066,7 +17087,7 @@
       </w:pPr>
     </w:lvl>
   </w:abstractNum>
-  <w:abstractNum w:abstractNumId="5">
+  <w:abstractNum w:abstractNumId="8">
     <w:nsid w:val="35F5BBF8"/>
     <w:multiLevelType w:val="singleLevel"/>
     <w:tmpl w:val="35F5BBF8"/>
@@ -17088,7 +17109,7 @@
       </w:rPr>
     </w:lvl>
   </w:abstractNum>
-  <w:abstractNum w:abstractNumId="6">
+  <w:abstractNum w:abstractNumId="9">
     <w:nsid w:val="37DE47DD"/>
     <w:multiLevelType w:val="singleLevel"/>
     <w:tmpl w:val="37DE47DD"/>
@@ -17110,7 +17131,7 @@
       </w:rPr>
     </w:lvl>
   </w:abstractNum>
-  <w:abstractNum w:abstractNumId="7">
+  <w:abstractNum w:abstractNumId="10">
     <w:nsid w:val="3FB69BCF"/>
     <w:multiLevelType w:val="singleLevel"/>
     <w:tmpl w:val="3FB69BCF"/>
@@ -17130,7 +17151,7 @@
       </w:rPr>
     </w:lvl>
   </w:abstractNum>
-  <w:abstractNum w:abstractNumId="8">
+  <w:abstractNum w:abstractNumId="11">
     <w:nsid w:val="6F5349E7"/>
     <w:multiLevelType w:val="singleLevel"/>
     <w:tmpl w:val="6F5349E7"/>
@@ -17154,7 +17175,7 @@
       </w:rPr>
     </w:lvl>
   </w:abstractNum>
-  <w:abstractNum w:abstractNumId="9">
+  <w:abstractNum w:abstractNumId="12">
     <w:nsid w:val="77DF39D9"/>
     <w:multiLevelType w:val="singleLevel"/>
     <w:tmpl w:val="77DF39D9"/>
@@ -17178,7 +17199,7 @@
       </w:rPr>
     </w:lvl>
   </w:abstractNum>
-  <w:abstractNum w:abstractNumId="10">
+  <w:abstractNum w:abstractNumId="13">
     <w:nsid w:val="7FB48BB4"/>
     <w:multiLevelType w:val="singleLevel"/>
     <w:tmpl w:val="7FB48BB4"/>
@@ -17204,34 +17225,43 @@
     <w:abstractNumId w:val="1"/>
   </w:num>
   <w:num w:numId="2">
+    <w:abstractNumId w:val="6"/>
+  </w:num>
+  <w:num w:numId="3">
+    <w:abstractNumId w:val="7"/>
+  </w:num>
+  <w:num w:numId="4">
+    <w:abstractNumId w:val="2"/>
+  </w:num>
+  <w:num w:numId="5">
+    <w:abstractNumId w:val="10"/>
+  </w:num>
+  <w:num w:numId="6">
+    <w:abstractNumId w:val="0"/>
+  </w:num>
+  <w:num w:numId="7">
+    <w:abstractNumId w:val="13"/>
+  </w:num>
+  <w:num w:numId="8">
     <w:abstractNumId w:val="3"/>
   </w:num>
-  <w:num w:numId="3">
-    <w:abstractNumId w:val="4"/>
-  </w:num>
-  <w:num w:numId="4">
-    <w:abstractNumId w:val="7"/>
-  </w:num>
-  <w:num w:numId="5">
-    <w:abstractNumId w:val="0"/>
-  </w:num>
-  <w:num w:numId="6">
-    <w:abstractNumId w:val="10"/>
-  </w:num>
-  <w:num w:numId="7">
-    <w:abstractNumId w:val="6"/>
-  </w:num>
-  <w:num w:numId="8">
+  <w:num w:numId="9">
     <w:abstractNumId w:val="9"/>
   </w:num>
-  <w:num w:numId="9">
+  <w:num w:numId="10">
+    <w:abstractNumId w:val="12"/>
+  </w:num>
+  <w:num w:numId="11">
+    <w:abstractNumId w:val="11"/>
+  </w:num>
+  <w:num w:numId="12">
+    <w:abstractNumId w:val="5"/>
+  </w:num>
+  <w:num w:numId="13">
     <w:abstractNumId w:val="8"/>
   </w:num>
-  <w:num w:numId="10">
-    <w:abstractNumId w:val="2"/>
-  </w:num>
-  <w:num w:numId="11">
-    <w:abstractNumId w:val="5"/>
+  <w:num w:numId="14">
+    <w:abstractNumId w:val="4"/>
   </w:num>
 </w:numbering>
 </file>
@@ -18237,7 +18267,7 @@
 </file>
 
 <file path=customXml/item2.xml><?xml version="1.0" encoding="utf-8"?>
-<b:Sources xmlns="http://schemas.openxmlformats.org/officeDocument/2006/bibliography" xmlns:b="http://schemas.openxmlformats.org/officeDocument/2006/bibliography" StyleName="APA" SelectedStyle="\APA.XSL"/>
+<b:Sources xmlns:b="http://schemas.openxmlformats.org/officeDocument/2006/bibliography" xmlns="http://schemas.openxmlformats.org/officeDocument/2006/bibliography" StyleName="APA" SelectedStyle="\APA.XSL"/>
 </file>
 
 <file path=customXml/itemProps1.xml><?xml version="1.0" encoding="utf-8"?>

--- a/SEM_8/FRP/FRP Report.docx
+++ b/SEM_8/FRP/FRP Report.docx
@@ -10571,6 +10571,7 @@
     <w:p>
       <w:pPr>
         <w:numPr>
+          <w:ilvl w:val="0"/>
           <w:numId w:val="0"/>
         </w:numPr>
         <w:spacing w:after="0" w:line="360" w:lineRule="auto"/>
@@ -12447,6 +12448,7 @@
     <w:p>
       <w:pPr>
         <w:numPr>
+          <w:ilvl w:val="0"/>
           <w:numId w:val="0"/>
         </w:numPr>
         <w:spacing w:after="0" w:line="360" w:lineRule="auto"/>
@@ -12522,6 +12524,7 @@
     <w:p>
       <w:pPr>
         <w:numPr>
+          <w:ilvl w:val="0"/>
           <w:numId w:val="0"/>
         </w:numPr>
         <w:spacing w:after="0" w:line="360" w:lineRule="auto"/>
@@ -13990,6 +13993,7 @@
     <w:p>
       <w:pPr>
         <w:numPr>
+          <w:ilvl w:val="0"/>
           <w:numId w:val="0"/>
         </w:numPr>
         <w:spacing w:after="0" w:line="360" w:lineRule="auto"/>
@@ -14056,6 +14060,7 @@
     <w:p>
       <w:pPr>
         <w:numPr>
+          <w:ilvl w:val="0"/>
           <w:numId w:val="0"/>
         </w:numPr>
         <w:spacing w:after="0" w:line="360" w:lineRule="auto"/>
@@ -14085,6 +14090,7 @@
     <w:p>
       <w:pPr>
         <w:numPr>
+          <w:ilvl w:val="0"/>
           <w:numId w:val="0"/>
         </w:numPr>
         <w:spacing w:after="0" w:line="360" w:lineRule="auto"/>
@@ -14453,6 +14459,7 @@
     <w:p>
       <w:pPr>
         <w:numPr>
+          <w:ilvl w:val="0"/>
           <w:numId w:val="0"/>
         </w:numPr>
         <w:spacing w:after="0" w:line="360" w:lineRule="auto"/>
@@ -14513,7 +14520,9 @@
         </w:tblBorders>
         <w:tblLayout w:type="autofit"/>
         <w:tblCellMar>
+          <w:top w:w="0" w:type="dxa"/>
           <w:left w:w="108" w:type="dxa"/>
+          <w:bottom w:w="0" w:type="dxa"/>
           <w:right w:w="108" w:type="dxa"/>
         </w:tblCellMar>
       </w:tblPr>
@@ -15438,6 +15447,7 @@
     <w:p>
       <w:pPr>
         <w:numPr>
+          <w:ilvl w:val="0"/>
           <w:numId w:val="0"/>
         </w:numPr>
         <w:spacing w:after="0" w:line="240" w:lineRule="auto"/>
@@ -17596,6 +17606,7 @@
     <w:p>
       <w:pPr>
         <w:numPr>
+          <w:ilvl w:val="0"/>
           <w:numId w:val="0"/>
         </w:numPr>
         <w:spacing w:after="0" w:line="360" w:lineRule="auto"/>
@@ -17765,6 +17776,7 @@
     <w:p>
       <w:pPr>
         <w:numPr>
+          <w:ilvl w:val="0"/>
           <w:numId w:val="0"/>
         </w:numPr>
         <w:spacing w:after="0" w:line="360" w:lineRule="auto"/>
@@ -17837,7 +17849,20 @@
           <w:szCs w:val="24"/>
           <w:lang w:val="en-US" w:eastAsia="zh-CN" w:bidi="ar"/>
         </w:rPr>
-        <w:t xml:space="preserve">Li, J. et al. (2025) 'Steering Large Language Models for Vulnerability Detection', 2025 IEEE International Conference on Acoustics, Speech and Signal Processing (ICASSP). </w:t>
+        <w:t>Li, J. et al. (2025) 'Steering Large Language Models for Vulnerability Detection', 2025 IEEE International Conference on Acoustics, Speech and Signal Processing (ICASSP</w:t>
+      </w:r>
+      <w:bookmarkStart w:id="0" w:name="_GoBack"/>
+      <w:bookmarkEnd w:id="0"/>
+      <w:r>
+        <w:rPr>
+          <w:rFonts w:hint="default" w:ascii="Times New Roman" w:hAnsi="Times New Roman" w:eastAsia="SimSun" w:cs="Times New Roman"/>
+          <w:color w:val="00000A"/>
+          <w:kern w:val="0"/>
+          <w:sz w:val="24"/>
+          <w:szCs w:val="24"/>
+          <w:lang w:val="en-US" w:eastAsia="zh-CN" w:bidi="ar"/>
+        </w:rPr>
+        <w:t xml:space="preserve">). </w:t>
       </w:r>
     </w:p>
     <w:p>
@@ -18113,6 +18138,7 @@
     <w:p>
       <w:pPr>
         <w:numPr>
+          <w:ilvl w:val="0"/>
           <w:numId w:val="0"/>
         </w:numPr>
         <w:spacing w:after="0" w:line="360" w:lineRule="auto"/>
@@ -18153,6 +18179,7 @@
     <w:p>
       <w:pPr>
         <w:numPr>
+          <w:ilvl w:val="0"/>
           <w:numId w:val="0"/>
         </w:numPr>
         <w:spacing w:after="0" w:line="360" w:lineRule="auto"/>
@@ -18186,6 +18213,7 @@
     <w:p>
       <w:pPr>
         <w:numPr>
+          <w:ilvl w:val="0"/>
           <w:numId w:val="0"/>
         </w:numPr>
         <w:spacing w:after="0" w:line="360" w:lineRule="auto"/>
@@ -18206,6 +18234,7 @@
     <w:p>
       <w:pPr>
         <w:numPr>
+          <w:ilvl w:val="0"/>
           <w:numId w:val="0"/>
         </w:numPr>
         <w:spacing w:after="0" w:line="360" w:lineRule="auto"/>
@@ -18235,1095 +18264,6 @@
           <w:lang w:val="en-US" w:eastAsia="en-IN"/>
         </w:rPr>
         <w:t>System Prompt:</w:t>
-      </w:r>
-    </w:p>
-    <w:tbl>
-      <w:tblPr>
-        <w:tblStyle w:val="16"/>
-        <w:tblW w:w="8046" w:type="dxa"/>
-        <w:tblInd w:w="557" w:type="dxa"/>
-        <w:tblBorders>
-          <w:top w:val="single" w:color="auto" w:sz="4" w:space="0"/>
-          <w:left w:val="single" w:color="auto" w:sz="4" w:space="0"/>
-          <w:bottom w:val="single" w:color="auto" w:sz="4" w:space="0"/>
-          <w:right w:val="single" w:color="auto" w:sz="4" w:space="0"/>
-          <w:insideH w:val="single" w:color="auto" w:sz="4" w:space="0"/>
-          <w:insideV w:val="single" w:color="auto" w:sz="4" w:space="0"/>
-        </w:tblBorders>
-        <w:tblLayout w:type="autofit"/>
-        <w:tblCellMar>
-          <w:left w:w="108" w:type="dxa"/>
-          <w:right w:w="108" w:type="dxa"/>
-        </w:tblCellMar>
-      </w:tblPr>
-      <w:tblGrid>
-        <w:gridCol w:w="8046"/>
-      </w:tblGrid>
-      <w:tr>
-        <w:tc>
-          <w:tcPr>
-            <w:tcW w:w="8046" w:type="dxa"/>
-          </w:tcPr>
-          <w:p>
-            <w:pPr>
-              <w:numPr>
-                <w:numId w:val="0"/>
-              </w:numPr>
-              <w:spacing w:after="0" w:line="360" w:lineRule="auto"/>
-              <w:jc w:val="both"/>
-              <w:rPr>
-                <w:rFonts w:hint="default" w:ascii="Times New Roman Regular" w:hAnsi="Times New Roman Regular" w:eastAsia="Tim" w:cs="Times New Roman Regular"/>
-                <w:b w:val="0"/>
-                <w:bCs w:val="0"/>
-                <w:i w:val="0"/>
-                <w:iCs/>
-                <w:sz w:val="24"/>
-                <w:szCs w:val="24"/>
-                <w:vertAlign w:val="baseline"/>
-                <w:lang w:val="en-US" w:eastAsia="en-IN"/>
-              </w:rPr>
-            </w:pPr>
-            <w:r>
-              <w:rPr>
-                <w:rFonts w:hint="default" w:ascii="Times New Roman Regular" w:hAnsi="Times New Roman Regular" w:eastAsia="Tim" w:cs="Times New Roman Regular"/>
-                <w:b w:val="0"/>
-                <w:bCs w:val="0"/>
-                <w:i w:val="0"/>
-                <w:iCs/>
-                <w:sz w:val="24"/>
-                <w:szCs w:val="24"/>
-                <w:vertAlign w:val="baseline"/>
-                <w:lang w:val="en-US" w:eastAsia="en-IN"/>
-              </w:rPr>
-              <w:t>You are an application security analyst.</w:t>
-            </w:r>
-          </w:p>
-          <w:p>
-            <w:pPr>
-              <w:numPr>
-                <w:numId w:val="0"/>
-              </w:numPr>
-              <w:spacing w:after="0" w:line="360" w:lineRule="auto"/>
-              <w:jc w:val="both"/>
-              <w:rPr>
-                <w:rFonts w:hint="default" w:ascii="Times New Roman Regular" w:hAnsi="Times New Roman Regular" w:eastAsia="Tim" w:cs="Times New Roman Regular"/>
-                <w:b w:val="0"/>
-                <w:bCs w:val="0"/>
-                <w:i w:val="0"/>
-                <w:iCs/>
-                <w:sz w:val="24"/>
-                <w:szCs w:val="24"/>
-                <w:vertAlign w:val="baseline"/>
-                <w:lang w:val="en-US" w:eastAsia="en-IN"/>
-              </w:rPr>
-            </w:pPr>
-            <w:r>
-              <w:rPr>
-                <w:rFonts w:hint="default" w:ascii="Times New Roman Regular" w:hAnsi="Times New Roman Regular" w:eastAsia="Tim" w:cs="Times New Roman Regular"/>
-                <w:b w:val="0"/>
-                <w:bCs w:val="0"/>
-                <w:i w:val="0"/>
-                <w:iCs/>
-                <w:sz w:val="24"/>
-                <w:szCs w:val="24"/>
-                <w:vertAlign w:val="baseline"/>
-                <w:lang w:val="en-US" w:eastAsia="en-IN"/>
-              </w:rPr>
-              <w:t>Return ONLY valid JSON with keys: {output_contract}.</w:t>
-            </w:r>
-          </w:p>
-          <w:p>
-            <w:pPr>
-              <w:numPr>
-                <w:numId w:val="0"/>
-              </w:numPr>
-              <w:spacing w:after="0" w:line="360" w:lineRule="auto"/>
-              <w:jc w:val="both"/>
-              <w:rPr>
-                <w:rFonts w:hint="default" w:ascii="Times New Roman Regular" w:hAnsi="Times New Roman Regular" w:eastAsia="Tim" w:cs="Times New Roman Regular"/>
-                <w:b w:val="0"/>
-                <w:bCs w:val="0"/>
-                <w:i w:val="0"/>
-                <w:iCs/>
-                <w:sz w:val="24"/>
-                <w:szCs w:val="24"/>
-                <w:vertAlign w:val="baseline"/>
-                <w:lang w:val="en-US" w:eastAsia="en-IN"/>
-              </w:rPr>
-            </w:pPr>
-            <w:r>
-              <w:rPr>
-                <w:rFonts w:hint="default" w:ascii="Times New Roman Regular" w:hAnsi="Times New Roman Regular" w:eastAsia="Tim" w:cs="Times New Roman Regular"/>
-                <w:b w:val="0"/>
-                <w:bCs w:val="0"/>
-                <w:i w:val="0"/>
-                <w:iCs/>
-                <w:sz w:val="24"/>
-                <w:szCs w:val="24"/>
-                <w:vertAlign w:val="baseline"/>
-                <w:lang w:val="en-US" w:eastAsia="en-IN"/>
-              </w:rPr>
-              <w:t>IMPORTANT: You MUST wrap all JSON keys in double quotes.</w:t>
-            </w:r>
-          </w:p>
-          <w:p>
-            <w:pPr>
-              <w:numPr>
-                <w:numId w:val="0"/>
-              </w:numPr>
-              <w:spacing w:after="0" w:line="360" w:lineRule="auto"/>
-              <w:jc w:val="both"/>
-              <w:rPr>
-                <w:rFonts w:hint="default" w:ascii="Times New Roman Regular" w:hAnsi="Times New Roman Regular" w:eastAsia="Tim" w:cs="Times New Roman Regular"/>
-                <w:b w:val="0"/>
-                <w:bCs w:val="0"/>
-                <w:i w:val="0"/>
-                <w:iCs/>
-                <w:sz w:val="24"/>
-                <w:szCs w:val="24"/>
-                <w:vertAlign w:val="baseline"/>
-                <w:lang w:val="en-US" w:eastAsia="en-IN"/>
-              </w:rPr>
-            </w:pPr>
-            <w:r>
-              <w:rPr>
-                <w:rFonts w:hint="default" w:ascii="Times New Roman Regular" w:hAnsi="Times New Roman Regular" w:eastAsia="Tim" w:cs="Times New Roman Regular"/>
-                <w:b w:val="0"/>
-                <w:bCs w:val="0"/>
-                <w:i w:val="0"/>
-                <w:iCs/>
-                <w:sz w:val="24"/>
-                <w:szCs w:val="24"/>
-                <w:vertAlign w:val="baseline"/>
-                <w:lang w:val="en-US" w:eastAsia="en-IN"/>
-              </w:rPr>
-              <w:t>You must respond with valid, parseable JSON only. Do not include markdown formatting, code blocks, or conversational text. All string values, including keys and the `remediation_priority` value, MUST be enclosed in double quotes (e.g., "CRITICAL", "HIGH", "SAFE"). Example: {"is_genuine_secret": true, "confidence_score": 0.99, "remediation_priority": "CRITICAL"}</w:t>
-            </w:r>
-          </w:p>
-          <w:p>
-            <w:pPr>
-              <w:numPr>
-                <w:numId w:val="0"/>
-              </w:numPr>
-              <w:spacing w:after="0" w:line="360" w:lineRule="auto"/>
-              <w:jc w:val="both"/>
-              <w:rPr>
-                <w:rFonts w:hint="default" w:ascii="Times New Roman Regular" w:hAnsi="Times New Roman Regular" w:eastAsia="Tim" w:cs="Times New Roman Regular"/>
-                <w:b w:val="0"/>
-                <w:bCs w:val="0"/>
-                <w:i w:val="0"/>
-                <w:iCs/>
-                <w:sz w:val="24"/>
-                <w:szCs w:val="24"/>
-                <w:vertAlign w:val="baseline"/>
-                <w:lang w:val="en-US" w:eastAsia="en-IN"/>
-              </w:rPr>
-            </w:pPr>
-          </w:p>
-          <w:p>
-            <w:pPr>
-              <w:numPr>
-                <w:numId w:val="0"/>
-              </w:numPr>
-              <w:spacing w:after="0" w:line="360" w:lineRule="auto"/>
-              <w:jc w:val="both"/>
-              <w:rPr>
-                <w:rFonts w:hint="default" w:ascii="Times New Roman Regular" w:hAnsi="Times New Roman Regular" w:eastAsia="Tim" w:cs="Times New Roman Regular"/>
-                <w:b w:val="0"/>
-                <w:bCs w:val="0"/>
-                <w:i w:val="0"/>
-                <w:iCs/>
-                <w:sz w:val="24"/>
-                <w:szCs w:val="24"/>
-                <w:vertAlign w:val="baseline"/>
-                <w:lang w:val="en-US" w:eastAsia="en-IN"/>
-              </w:rPr>
-            </w:pPr>
-            <w:r>
-              <w:rPr>
-                <w:rFonts w:hint="default" w:ascii="Times New Roman Regular" w:hAnsi="Times New Roman Regular" w:eastAsia="Tim" w:cs="Times New Roman Regular"/>
-                <w:b w:val="0"/>
-                <w:bCs w:val="0"/>
-                <w:i w:val="0"/>
-                <w:iCs/>
-                <w:sz w:val="24"/>
-                <w:szCs w:val="24"/>
-                <w:vertAlign w:val="baseline"/>
-                <w:lang w:val="en-US" w:eastAsia="en-IN"/>
-              </w:rPr>
-              <w:t>You are a highly skeptical security analyst. Your default assumption is that the provided string is a dummy value, placeholder, or test token. You must ONLY classify `is_genuine_secret: true` if there is overwhelming contextual evidence that this is a live, production-grade credential. Aggressively flag examples, documentation snippets, obvious entropy variables (e.g., 'test_password', '12345'), and code templates as `is_genuine_secret: false`.</w:t>
-            </w:r>
-          </w:p>
-          <w:p>
-            <w:pPr>
-              <w:numPr>
-                <w:numId w:val="0"/>
-              </w:numPr>
-              <w:spacing w:after="0" w:line="360" w:lineRule="auto"/>
-              <w:jc w:val="both"/>
-              <w:rPr>
-                <w:rFonts w:hint="default" w:ascii="Times New Roman Regular" w:hAnsi="Times New Roman Regular" w:eastAsia="Tim" w:cs="Times New Roman Regular"/>
-                <w:b w:val="0"/>
-                <w:bCs w:val="0"/>
-                <w:i w:val="0"/>
-                <w:iCs/>
-                <w:sz w:val="24"/>
-                <w:szCs w:val="24"/>
-                <w:vertAlign w:val="baseline"/>
-                <w:lang w:val="en-US" w:eastAsia="en-IN"/>
-              </w:rPr>
-            </w:pPr>
-          </w:p>
-          <w:p>
-            <w:pPr>
-              <w:numPr>
-                <w:numId w:val="0"/>
-              </w:numPr>
-              <w:spacing w:after="0" w:line="360" w:lineRule="auto"/>
-              <w:jc w:val="both"/>
-              <w:rPr>
-                <w:rFonts w:hint="default" w:ascii="Times New Roman Regular" w:hAnsi="Times New Roman Regular" w:eastAsia="Tim" w:cs="Times New Roman Regular"/>
-                <w:b w:val="0"/>
-                <w:bCs w:val="0"/>
-                <w:i w:val="0"/>
-                <w:iCs/>
-                <w:sz w:val="24"/>
-                <w:szCs w:val="24"/>
-                <w:vertAlign w:val="baseline"/>
-                <w:lang w:val="en-US" w:eastAsia="en-IN"/>
-              </w:rPr>
-            </w:pPr>
-            <w:r>
-              <w:rPr>
-                <w:rFonts w:hint="default" w:ascii="Times New Roman Regular" w:hAnsi="Times New Roman Regular" w:eastAsia="Tim" w:cs="Times New Roman Regular"/>
-                <w:b w:val="0"/>
-                <w:bCs w:val="0"/>
-                <w:i w:val="0"/>
-                <w:iCs/>
-                <w:sz w:val="24"/>
-                <w:szCs w:val="24"/>
-                <w:vertAlign w:val="baseline"/>
-                <w:lang w:val="en-US" w:eastAsia="en-IN"/>
-              </w:rPr>
-              <w:t>Allowed remediation_priority: CRITICAL, HIGH, MEDIUM, LOW, MANUAL_REVIEW_REQUIRED, SAFE.</w:t>
-            </w:r>
-          </w:p>
-          <w:p>
-            <w:pPr>
-              <w:numPr>
-                <w:numId w:val="0"/>
-              </w:numPr>
-              <w:spacing w:after="0" w:line="360" w:lineRule="auto"/>
-              <w:jc w:val="both"/>
-              <w:rPr>
-                <w:rFonts w:hint="default" w:ascii="Times New Roman Regular" w:hAnsi="Times New Roman Regular" w:eastAsia="Tim" w:cs="Times New Roman Regular"/>
-                <w:b w:val="0"/>
-                <w:bCs w:val="0"/>
-                <w:i w:val="0"/>
-                <w:iCs/>
-                <w:sz w:val="24"/>
-                <w:szCs w:val="24"/>
-                <w:vertAlign w:val="baseline"/>
-                <w:lang w:val="en-US" w:eastAsia="en-IN"/>
-              </w:rPr>
-            </w:pPr>
-            <w:r>
-              <w:rPr>
-                <w:rFonts w:hint="default" w:ascii="Times New Roman Regular" w:hAnsi="Times New Roman Regular" w:eastAsia="Tim" w:cs="Times New Roman Regular"/>
-                <w:b w:val="0"/>
-                <w:bCs w:val="0"/>
-                <w:i w:val="0"/>
-                <w:iCs/>
-                <w:sz w:val="24"/>
-                <w:szCs w:val="24"/>
-                <w:vertAlign w:val="baseline"/>
-                <w:lang w:val="en-US" w:eastAsia="en-IN"/>
-              </w:rPr>
-              <w:t>Treat placeholders, hashes, UUIDs, PUBLIC KEY blocks, docs/examples, env-var retrieval, and any string containing 'EXAMPLE', 'DUMMY', or 'test' as SAFE.</w:t>
-            </w:r>
-          </w:p>
-          <w:p>
-            <w:pPr>
-              <w:numPr>
-                <w:numId w:val="0"/>
-              </w:numPr>
-              <w:spacing w:after="0" w:line="360" w:lineRule="auto"/>
-              <w:jc w:val="both"/>
-              <w:rPr>
-                <w:rFonts w:hint="default" w:ascii="Times New Roman Regular" w:hAnsi="Times New Roman Regular" w:eastAsia="Tim" w:cs="Times New Roman Regular"/>
-                <w:b w:val="0"/>
-                <w:bCs w:val="0"/>
-                <w:i w:val="0"/>
-                <w:iCs/>
-                <w:sz w:val="24"/>
-                <w:szCs w:val="24"/>
-                <w:vertAlign w:val="baseline"/>
-                <w:lang w:val="en-US" w:eastAsia="en-IN"/>
-              </w:rPr>
-            </w:pPr>
-            <w:r>
-              <w:rPr>
-                <w:rFonts w:hint="default" w:ascii="Times New Roman Regular" w:hAnsi="Times New Roman Regular" w:eastAsia="Tim" w:cs="Times New Roman Regular"/>
-                <w:b w:val="0"/>
-                <w:bCs w:val="0"/>
-                <w:i w:val="0"/>
-                <w:iCs/>
-                <w:sz w:val="24"/>
-                <w:szCs w:val="24"/>
-                <w:vertAlign w:val="baseline"/>
-                <w:lang w:val="en-US" w:eastAsia="en-IN"/>
-              </w:rPr>
-              <w:t>Treat active hardcoded cloud/API credentials, private keys, JWT secrets, credentialed DB URIs, and generic high-entropy tokens in auth/key/token-like assignments as genuine secrets.</w:t>
-            </w:r>
-          </w:p>
-          <w:p>
-            <w:pPr>
-              <w:numPr>
-                <w:numId w:val="0"/>
-              </w:numPr>
-              <w:spacing w:after="0" w:line="360" w:lineRule="auto"/>
-              <w:jc w:val="both"/>
-              <w:rPr>
-                <w:rFonts w:hint="default" w:ascii="Times New Roman Regular" w:hAnsi="Times New Roman Regular" w:eastAsia="Tim" w:cs="Times New Roman Regular"/>
-                <w:b w:val="0"/>
-                <w:bCs w:val="0"/>
-                <w:i w:val="0"/>
-                <w:iCs/>
-                <w:sz w:val="24"/>
-                <w:szCs w:val="24"/>
-                <w:vertAlign w:val="baseline"/>
-                <w:lang w:val="en-US" w:eastAsia="en-IN"/>
-              </w:rPr>
-            </w:pPr>
-            <w:r>
-              <w:rPr>
-                <w:rFonts w:hint="default" w:ascii="Times New Roman Regular" w:hAnsi="Times New Roman Regular" w:eastAsia="Tim" w:cs="Times New Roman Regular"/>
-                <w:b w:val="0"/>
-                <w:bCs w:val="0"/>
-                <w:i w:val="0"/>
-                <w:iCs/>
-                <w:sz w:val="24"/>
-                <w:szCs w:val="24"/>
-                <w:vertAlign w:val="baseline"/>
-                <w:lang w:val="en-US" w:eastAsia="en-IN"/>
-              </w:rPr>
-              <w:t>Focus on the target secret and its line first; use surrounding context only for disambiguation.</w:t>
-            </w:r>
-          </w:p>
-        </w:tc>
-      </w:tr>
-    </w:tbl>
-    <w:p>
-      <w:pPr>
-        <w:numPr>
-          <w:numId w:val="0"/>
-        </w:numPr>
-        <w:spacing w:after="0" w:line="360" w:lineRule="auto"/>
-        <w:ind w:leftChars="0"/>
-        <w:jc w:val="both"/>
-        <w:rPr>
-          <w:rFonts w:hint="default" w:ascii="Times New Roman" w:hAnsi="Times New Roman" w:eastAsia="Times New Roman" w:cs="Times New Roman"/>
-          <w:b/>
-          <w:bCs/>
-          <w:sz w:val="28"/>
-          <w:szCs w:val="28"/>
-          <w:lang w:val="en-US" w:eastAsia="en-IN"/>
-        </w:rPr>
-      </w:pPr>
-      <w:r>
-        <w:rPr>
-          <w:rFonts w:hint="default" w:ascii="Times New Roman Regular" w:hAnsi="Times New Roman Regular" w:eastAsia="Tim" w:cs="Times New Roman Regular"/>
-          <w:b w:val="0"/>
-          <w:bCs w:val="0"/>
-          <w:i w:val="0"/>
-          <w:iCs/>
-          <w:sz w:val="24"/>
-          <w:szCs w:val="24"/>
-          <w:lang w:val="en-US" w:eastAsia="en-IN"/>
-        </w:rPr>
-        <w:br w:type="textWrapping"/>
-      </w:r>
-      <w:r>
-        <w:rPr>
-          <w:rFonts w:hint="default" w:ascii="Times New Roman" w:hAnsi="Times New Roman" w:eastAsia="Times New Roman" w:cs="Times New Roman"/>
-          <w:b/>
-          <w:bCs/>
-          <w:sz w:val="28"/>
-          <w:szCs w:val="28"/>
-          <w:lang w:val="en-US" w:eastAsia="en-IN"/>
-        </w:rPr>
-        <w:t xml:space="preserve">Appendix B. </w:t>
-      </w:r>
-      <w:r>
-        <w:rPr>
-          <w:rFonts w:hint="default" w:ascii="Times New Roman" w:hAnsi="Times New Roman" w:eastAsia="Times New Roman" w:cs="Times New Roman"/>
-          <w:b/>
-          <w:bCs/>
-          <w:sz w:val="28"/>
-          <w:szCs w:val="28"/>
-          <w:lang w:val="en-IN" w:eastAsia="en-IN"/>
-        </w:rPr>
-        <w:t>Parameter-Efficient Fine-Tuning (LoRA) Hyperparameters</w:t>
-      </w:r>
-    </w:p>
-    <w:p>
-      <w:pPr>
-        <w:numPr>
-          <w:numId w:val="0"/>
-        </w:numPr>
-        <w:spacing w:after="0" w:line="360" w:lineRule="auto"/>
-        <w:ind w:leftChars="0"/>
-        <w:jc w:val="both"/>
-        <w:rPr>
-          <w:rFonts w:hint="default" w:ascii="Tim" w:hAnsi="Tim" w:eastAsia="Tim" w:cs="Tim"/>
-          <w:b w:val="0"/>
-          <w:bCs w:val="0"/>
-          <w:i/>
-          <w:iCs/>
-          <w:sz w:val="24"/>
-          <w:szCs w:val="24"/>
-          <w:lang w:val="en-US" w:eastAsia="en-IN"/>
-        </w:rPr>
-      </w:pPr>
-      <w:r>
-        <w:rPr>
-          <w:rFonts w:hint="eastAsia" w:ascii="Tim" w:hAnsi="Tim" w:eastAsia="Tim" w:cs="Tim"/>
-          <w:b w:val="0"/>
-          <w:bCs w:val="0"/>
-          <w:i/>
-          <w:iCs/>
-          <w:sz w:val="24"/>
-          <w:szCs w:val="24"/>
-          <w:lang w:val="en-US" w:eastAsia="en-IN"/>
-        </w:rPr>
-        <w:t>Description: The exact parameters for hardware and software used in the local finetuning process for the Meta Llama 3 model on Apple MLX.</w:t>
-      </w:r>
-    </w:p>
-    <w:p>
-      <w:pPr>
-        <w:numPr>
-          <w:ilvl w:val="0"/>
-          <w:numId w:val="22"/>
-        </w:numPr>
-        <w:spacing w:after="0" w:line="360" w:lineRule="auto"/>
-        <w:ind w:left="420" w:leftChars="0" w:hanging="420" w:firstLineChars="0"/>
-        <w:jc w:val="both"/>
-        <w:rPr>
-          <w:rFonts w:hint="default" w:ascii="Times New Roman" w:hAnsi="Times New Roman" w:eastAsia="Times New Roman" w:cs="Times New Roman"/>
-          <w:b w:val="0"/>
-          <w:bCs w:val="0"/>
-          <w:sz w:val="24"/>
-          <w:szCs w:val="24"/>
-          <w:lang w:val="en-US" w:eastAsia="en-IN"/>
-        </w:rPr>
-      </w:pPr>
-      <w:r>
-        <w:rPr>
-          <w:rFonts w:hint="default" w:ascii="Times New Roman Bold" w:hAnsi="Times New Roman Bold" w:eastAsia="Times New Roman" w:cs="Times New Roman Bold"/>
-          <w:b/>
-          <w:bCs/>
-          <w:sz w:val="24"/>
-          <w:szCs w:val="24"/>
-          <w:lang w:val="en-US" w:eastAsia="en-IN"/>
-        </w:rPr>
-        <w:t>Model Name:</w:t>
-      </w:r>
-      <w:r>
-        <w:rPr>
-          <w:rFonts w:hint="default" w:ascii="Times New Roman" w:hAnsi="Times New Roman" w:eastAsia="Times New Roman" w:cs="Times New Roman"/>
-          <w:b w:val="0"/>
-          <w:bCs w:val="0"/>
-          <w:sz w:val="24"/>
-          <w:szCs w:val="24"/>
-          <w:lang w:val="en-US" w:eastAsia="en-IN"/>
-        </w:rPr>
-        <w:t xml:space="preserve"> Meta Llama 3 8B Instruct</w:t>
-      </w:r>
-    </w:p>
-    <w:p>
-      <w:pPr>
-        <w:numPr>
-          <w:ilvl w:val="0"/>
-          <w:numId w:val="22"/>
-        </w:numPr>
-        <w:spacing w:after="0" w:line="360" w:lineRule="auto"/>
-        <w:ind w:left="420" w:leftChars="0" w:hanging="420" w:firstLineChars="0"/>
-        <w:jc w:val="both"/>
-        <w:rPr>
-          <w:rFonts w:hint="default" w:ascii="Times New Roman" w:hAnsi="Times New Roman" w:eastAsia="Times New Roman" w:cs="Times New Roman"/>
-          <w:b w:val="0"/>
-          <w:bCs w:val="0"/>
-          <w:sz w:val="24"/>
-          <w:szCs w:val="24"/>
-          <w:lang w:val="en-US" w:eastAsia="en-IN"/>
-        </w:rPr>
-      </w:pPr>
-      <w:r>
-        <w:rPr>
-          <w:rFonts w:hint="default" w:ascii="Times New Roman Bold" w:hAnsi="Times New Roman Bold" w:eastAsia="Times New Roman" w:cs="Times New Roman Bold"/>
-          <w:b/>
-          <w:bCs/>
-          <w:sz w:val="24"/>
-          <w:szCs w:val="24"/>
-          <w:lang w:val="en-US" w:eastAsia="en-IN"/>
-        </w:rPr>
-        <w:t>Execution Platform:</w:t>
-      </w:r>
-      <w:r>
-        <w:rPr>
-          <w:rFonts w:hint="default" w:ascii="Times New Roman" w:hAnsi="Times New Roman" w:eastAsia="Times New Roman" w:cs="Times New Roman"/>
-          <w:b w:val="0"/>
-          <w:bCs w:val="0"/>
-          <w:sz w:val="24"/>
-          <w:szCs w:val="24"/>
-          <w:lang w:val="en-US" w:eastAsia="en-IN"/>
-        </w:rPr>
-        <w:t xml:space="preserve"> Apple MLX (mlx_lm)</w:t>
-      </w:r>
-    </w:p>
-    <w:p>
-      <w:pPr>
-        <w:numPr>
-          <w:ilvl w:val="0"/>
-          <w:numId w:val="22"/>
-        </w:numPr>
-        <w:spacing w:after="0" w:line="360" w:lineRule="auto"/>
-        <w:ind w:left="420" w:leftChars="0" w:hanging="420" w:firstLineChars="0"/>
-        <w:jc w:val="both"/>
-        <w:rPr>
-          <w:rFonts w:hint="default" w:ascii="Times New Roman" w:hAnsi="Times New Roman" w:eastAsia="Times New Roman" w:cs="Times New Roman"/>
-          <w:b w:val="0"/>
-          <w:bCs w:val="0"/>
-          <w:sz w:val="24"/>
-          <w:szCs w:val="24"/>
-          <w:lang w:val="en-US" w:eastAsia="en-IN"/>
-        </w:rPr>
-      </w:pPr>
-      <w:r>
-        <w:rPr>
-          <w:rFonts w:hint="default" w:ascii="Times New Roman Bold" w:hAnsi="Times New Roman Bold" w:eastAsia="Times New Roman" w:cs="Times New Roman Bold"/>
-          <w:b/>
-          <w:bCs/>
-          <w:sz w:val="24"/>
-          <w:szCs w:val="24"/>
-          <w:lang w:val="en-US" w:eastAsia="en-IN"/>
-        </w:rPr>
-        <w:t>Hardware Configuration:</w:t>
-      </w:r>
-      <w:r>
-        <w:rPr>
-          <w:rFonts w:hint="default" w:ascii="Times New Roman" w:hAnsi="Times New Roman" w:eastAsia="Times New Roman" w:cs="Times New Roman"/>
-          <w:b w:val="0"/>
-          <w:bCs w:val="0"/>
-          <w:sz w:val="24"/>
-          <w:szCs w:val="24"/>
-          <w:lang w:val="en-US" w:eastAsia="en-IN"/>
-        </w:rPr>
-        <w:t xml:space="preserve"> Apple Silicon M-series (Unified Memory)</w:t>
-      </w:r>
-    </w:p>
-    <w:p>
-      <w:pPr>
-        <w:numPr>
-          <w:ilvl w:val="0"/>
-          <w:numId w:val="22"/>
-        </w:numPr>
-        <w:spacing w:after="0" w:line="360" w:lineRule="auto"/>
-        <w:ind w:left="420" w:leftChars="0" w:hanging="420" w:firstLineChars="0"/>
-        <w:jc w:val="both"/>
-        <w:rPr>
-          <w:rFonts w:hint="default" w:ascii="Times New Roman" w:hAnsi="Times New Roman" w:eastAsia="Times New Roman" w:cs="Times New Roman"/>
-          <w:b w:val="0"/>
-          <w:bCs w:val="0"/>
-          <w:sz w:val="24"/>
-          <w:szCs w:val="24"/>
-          <w:lang w:val="en-US" w:eastAsia="en-IN"/>
-        </w:rPr>
-      </w:pPr>
-      <w:r>
-        <w:rPr>
-          <w:rFonts w:hint="default" w:ascii="Times New Roman Bold" w:hAnsi="Times New Roman Bold" w:eastAsia="Times New Roman" w:cs="Times New Roman Bold"/>
-          <w:b/>
-          <w:bCs/>
-          <w:sz w:val="24"/>
-          <w:szCs w:val="24"/>
-          <w:lang w:val="en-US" w:eastAsia="en-IN"/>
-        </w:rPr>
-        <w:t>Quantization Scheme:</w:t>
-      </w:r>
-      <w:r>
-        <w:rPr>
-          <w:rFonts w:hint="default" w:ascii="Times New Roman" w:hAnsi="Times New Roman" w:eastAsia="Times New Roman" w:cs="Times New Roman"/>
-          <w:b w:val="0"/>
-          <w:bCs w:val="0"/>
-          <w:sz w:val="24"/>
-          <w:szCs w:val="24"/>
-          <w:lang w:val="en-US" w:eastAsia="en-IN"/>
-        </w:rPr>
-        <w:t xml:space="preserve"> 4-bit (Reducing the 8B model to roughly 5.7GB memory usage)</w:t>
-      </w:r>
-    </w:p>
-    <w:p>
-      <w:pPr>
-        <w:numPr>
-          <w:ilvl w:val="0"/>
-          <w:numId w:val="22"/>
-        </w:numPr>
-        <w:spacing w:after="0" w:line="360" w:lineRule="auto"/>
-        <w:ind w:left="420" w:leftChars="0" w:hanging="420" w:firstLineChars="0"/>
-        <w:jc w:val="both"/>
-        <w:rPr>
-          <w:rFonts w:hint="default" w:ascii="Times New Roman" w:hAnsi="Times New Roman" w:eastAsia="Times New Roman" w:cs="Times New Roman"/>
-          <w:b w:val="0"/>
-          <w:bCs w:val="0"/>
-          <w:sz w:val="24"/>
-          <w:szCs w:val="24"/>
-          <w:lang w:val="en-US" w:eastAsia="en-IN"/>
-        </w:rPr>
-      </w:pPr>
-      <w:r>
-        <w:rPr>
-          <w:rFonts w:hint="default" w:ascii="Times New Roman Bold" w:hAnsi="Times New Roman Bold" w:eastAsia="Times New Roman" w:cs="Times New Roman Bold"/>
-          <w:b/>
-          <w:bCs/>
-          <w:sz w:val="24"/>
-          <w:szCs w:val="24"/>
-          <w:lang w:val="en-US" w:eastAsia="en-IN"/>
-        </w:rPr>
-        <w:t>Finetuning Technique:</w:t>
-      </w:r>
-      <w:r>
-        <w:rPr>
-          <w:rFonts w:hint="default" w:ascii="Times New Roman" w:hAnsi="Times New Roman" w:eastAsia="Times New Roman" w:cs="Times New Roman"/>
-          <w:b w:val="0"/>
-          <w:bCs w:val="0"/>
-          <w:sz w:val="24"/>
-          <w:szCs w:val="24"/>
-          <w:lang w:val="en-US" w:eastAsia="en-IN"/>
-        </w:rPr>
-        <w:t xml:space="preserve"> Low Rank Adaptation (LoRA)</w:t>
-      </w:r>
-    </w:p>
-    <w:p>
-      <w:pPr>
-        <w:numPr>
-          <w:ilvl w:val="0"/>
-          <w:numId w:val="22"/>
-        </w:numPr>
-        <w:spacing w:after="0" w:line="360" w:lineRule="auto"/>
-        <w:ind w:left="420" w:leftChars="0" w:hanging="420" w:firstLineChars="0"/>
-        <w:jc w:val="both"/>
-        <w:rPr>
-          <w:rFonts w:hint="default" w:ascii="Times New Roman" w:hAnsi="Times New Roman" w:eastAsia="Times New Roman" w:cs="Times New Roman"/>
-          <w:b w:val="0"/>
-          <w:bCs w:val="0"/>
-          <w:sz w:val="24"/>
-          <w:szCs w:val="24"/>
-          <w:lang w:val="en-US" w:eastAsia="en-IN"/>
-        </w:rPr>
-      </w:pPr>
-      <w:r>
-        <w:rPr>
-          <w:rFonts w:hint="default" w:ascii="Times New Roman Bold" w:hAnsi="Times New Roman Bold" w:eastAsia="Times New Roman" w:cs="Times New Roman Bold"/>
-          <w:b/>
-          <w:bCs/>
-          <w:sz w:val="24"/>
-          <w:szCs w:val="24"/>
-          <w:lang w:val="en-US" w:eastAsia="en-IN"/>
-        </w:rPr>
-        <w:t>Attention Layer Targeted:</w:t>
-      </w:r>
-      <w:r>
-        <w:rPr>
-          <w:rFonts w:hint="default" w:ascii="Times New Roman" w:hAnsi="Times New Roman" w:eastAsia="Times New Roman" w:cs="Times New Roman"/>
-          <w:b w:val="0"/>
-          <w:bCs w:val="0"/>
-          <w:sz w:val="24"/>
-          <w:szCs w:val="24"/>
-          <w:lang w:val="en-US" w:eastAsia="en-IN"/>
-        </w:rPr>
-        <w:t xml:space="preserve"> q_proj, k_proj, v_proj, o_proj, gate_proj, up_proj, down_proj</w:t>
-      </w:r>
-    </w:p>
-    <w:p>
-      <w:pPr>
-        <w:numPr>
-          <w:ilvl w:val="0"/>
-          <w:numId w:val="22"/>
-        </w:numPr>
-        <w:spacing w:after="0" w:line="360" w:lineRule="auto"/>
-        <w:ind w:left="420" w:leftChars="0" w:hanging="420" w:firstLineChars="0"/>
-        <w:jc w:val="both"/>
-        <w:rPr>
-          <w:rFonts w:hint="default" w:ascii="Times New Roman" w:hAnsi="Times New Roman" w:eastAsia="Times New Roman" w:cs="Times New Roman"/>
-          <w:b w:val="0"/>
-          <w:bCs w:val="0"/>
-          <w:sz w:val="24"/>
-          <w:szCs w:val="24"/>
-          <w:lang w:val="en-US" w:eastAsia="en-IN"/>
-        </w:rPr>
-      </w:pPr>
-      <w:r>
-        <w:rPr>
-          <w:rFonts w:hint="default" w:ascii="Times New Roman Bold" w:hAnsi="Times New Roman Bold" w:eastAsia="Times New Roman" w:cs="Times New Roman Bold"/>
-          <w:b/>
-          <w:bCs/>
-          <w:sz w:val="24"/>
-          <w:szCs w:val="24"/>
-          <w:lang w:val="en-US" w:eastAsia="en-IN"/>
-        </w:rPr>
-        <w:t>LoRA r (Rank):</w:t>
-      </w:r>
-      <w:r>
-        <w:rPr>
-          <w:rFonts w:hint="default" w:ascii="Times New Roman" w:hAnsi="Times New Roman" w:eastAsia="Times New Roman" w:cs="Times New Roman"/>
-          <w:b w:val="0"/>
-          <w:bCs w:val="0"/>
-          <w:sz w:val="24"/>
-          <w:szCs w:val="24"/>
-          <w:lang w:val="en-US" w:eastAsia="en-IN"/>
-        </w:rPr>
-        <w:t xml:space="preserve"> 8</w:t>
-      </w:r>
-    </w:p>
-    <w:p>
-      <w:pPr>
-        <w:numPr>
-          <w:ilvl w:val="0"/>
-          <w:numId w:val="22"/>
-        </w:numPr>
-        <w:spacing w:after="0" w:line="360" w:lineRule="auto"/>
-        <w:ind w:left="420" w:leftChars="0" w:hanging="420" w:firstLineChars="0"/>
-        <w:jc w:val="both"/>
-        <w:rPr>
-          <w:rFonts w:hint="default" w:ascii="Times New Roman" w:hAnsi="Times New Roman" w:eastAsia="Times New Roman" w:cs="Times New Roman"/>
-          <w:b w:val="0"/>
-          <w:bCs w:val="0"/>
-          <w:sz w:val="24"/>
-          <w:szCs w:val="24"/>
-          <w:lang w:val="en-US" w:eastAsia="en-IN"/>
-        </w:rPr>
-      </w:pPr>
-      <w:r>
-        <w:rPr>
-          <w:rFonts w:hint="default" w:ascii="Times New Roman Bold" w:hAnsi="Times New Roman Bold" w:eastAsia="Times New Roman" w:cs="Times New Roman Bold"/>
-          <w:b/>
-          <w:bCs/>
-          <w:sz w:val="24"/>
-          <w:szCs w:val="24"/>
-          <w:lang w:val="en-US" w:eastAsia="en-IN"/>
-        </w:rPr>
-        <w:t>LoRA α (Alpha):</w:t>
-      </w:r>
-      <w:r>
-        <w:rPr>
-          <w:rFonts w:hint="default" w:ascii="Times New Roman" w:hAnsi="Times New Roman" w:eastAsia="Times New Roman" w:cs="Times New Roman"/>
-          <w:b w:val="0"/>
-          <w:bCs w:val="0"/>
-          <w:sz w:val="24"/>
-          <w:szCs w:val="24"/>
-          <w:lang w:val="en-US" w:eastAsia="en-IN"/>
-        </w:rPr>
-        <w:t xml:space="preserve"> 8</w:t>
-      </w:r>
-    </w:p>
-    <w:p>
-      <w:pPr>
-        <w:numPr>
-          <w:ilvl w:val="0"/>
-          <w:numId w:val="22"/>
-        </w:numPr>
-        <w:spacing w:after="0" w:line="360" w:lineRule="auto"/>
-        <w:ind w:left="420" w:leftChars="0" w:hanging="420" w:firstLineChars="0"/>
-        <w:jc w:val="both"/>
-        <w:rPr>
-          <w:rFonts w:hint="default" w:ascii="Times New Roman" w:hAnsi="Times New Roman" w:eastAsia="Times New Roman" w:cs="Times New Roman"/>
-          <w:b w:val="0"/>
-          <w:bCs w:val="0"/>
-          <w:sz w:val="24"/>
-          <w:szCs w:val="24"/>
-          <w:lang w:val="en-US" w:eastAsia="en-IN"/>
-        </w:rPr>
-      </w:pPr>
-      <w:r>
-        <w:rPr>
-          <w:rFonts w:hint="default" w:ascii="Times New Roman Bold" w:hAnsi="Times New Roman Bold" w:eastAsia="Times New Roman" w:cs="Times New Roman Bold"/>
-          <w:b/>
-          <w:bCs/>
-          <w:sz w:val="24"/>
-          <w:szCs w:val="24"/>
-          <w:lang w:val="en-US" w:eastAsia="en-IN"/>
-        </w:rPr>
-        <w:t>Number of Training Iterations (Max Steps):</w:t>
-      </w:r>
-      <w:r>
-        <w:rPr>
-          <w:rFonts w:hint="default" w:ascii="Times New Roman" w:hAnsi="Times New Roman" w:eastAsia="Times New Roman" w:cs="Times New Roman"/>
-          <w:b w:val="0"/>
-          <w:bCs w:val="0"/>
-          <w:sz w:val="24"/>
-          <w:szCs w:val="24"/>
-          <w:lang w:val="en-US" w:eastAsia="en-IN"/>
-        </w:rPr>
-        <w:t xml:space="preserve"> 3,000 steps</w:t>
-      </w:r>
-    </w:p>
-    <w:p>
-      <w:pPr>
-        <w:numPr>
-          <w:ilvl w:val="0"/>
-          <w:numId w:val="22"/>
-        </w:numPr>
-        <w:spacing w:after="0" w:line="360" w:lineRule="auto"/>
-        <w:ind w:left="420" w:leftChars="0" w:hanging="420" w:firstLineChars="0"/>
-        <w:jc w:val="both"/>
-        <w:rPr>
-          <w:rFonts w:hint="default" w:ascii="Times New Roman" w:hAnsi="Times New Roman" w:eastAsia="Times New Roman" w:cs="Times New Roman"/>
-          <w:b w:val="0"/>
-          <w:bCs w:val="0"/>
-          <w:sz w:val="24"/>
-          <w:szCs w:val="24"/>
-          <w:lang w:val="en-US" w:eastAsia="en-IN"/>
-        </w:rPr>
-      </w:pPr>
-      <w:r>
-        <w:rPr>
-          <w:rFonts w:hint="default" w:ascii="Times New Roman Bold" w:hAnsi="Times New Roman Bold" w:eastAsia="Times New Roman" w:cs="Times New Roman Bold"/>
-          <w:b/>
-          <w:bCs/>
-          <w:sz w:val="24"/>
-          <w:szCs w:val="24"/>
-          <w:lang w:val="en-US" w:eastAsia="en-IN"/>
-        </w:rPr>
-        <w:t>Batch Size Per Device:</w:t>
-      </w:r>
-      <w:r>
-        <w:rPr>
-          <w:rFonts w:hint="default" w:ascii="Times New Roman" w:hAnsi="Times New Roman" w:eastAsia="Times New Roman" w:cs="Times New Roman"/>
-          <w:b w:val="0"/>
-          <w:bCs w:val="0"/>
-          <w:sz w:val="24"/>
-          <w:szCs w:val="24"/>
-          <w:lang w:val="en-US" w:eastAsia="en-IN"/>
-        </w:rPr>
-        <w:t xml:space="preserve"> 1 (using 8 gradient accumulation steps to simulate batch size of 8)</w:t>
-      </w:r>
-    </w:p>
-    <w:p>
-      <w:pPr>
-        <w:numPr>
-          <w:ilvl w:val="0"/>
-          <w:numId w:val="22"/>
-        </w:numPr>
-        <w:spacing w:after="0" w:line="360" w:lineRule="auto"/>
-        <w:ind w:left="420" w:leftChars="0" w:hanging="420" w:firstLineChars="0"/>
-        <w:jc w:val="both"/>
-        <w:rPr>
-          <w:rFonts w:hint="default" w:ascii="Times New Roman" w:hAnsi="Times New Roman" w:eastAsia="Times New Roman" w:cs="Times New Roman"/>
-          <w:b w:val="0"/>
-          <w:bCs w:val="0"/>
-          <w:sz w:val="24"/>
-          <w:szCs w:val="24"/>
-          <w:lang w:val="en-US" w:eastAsia="en-IN"/>
-        </w:rPr>
-      </w:pPr>
-      <w:r>
-        <w:rPr>
-          <w:rFonts w:hint="default" w:ascii="Times New Roman Bold" w:hAnsi="Times New Roman Bold" w:eastAsia="Times New Roman" w:cs="Times New Roman Bold"/>
-          <w:b/>
-          <w:bCs/>
-          <w:sz w:val="24"/>
-          <w:szCs w:val="24"/>
-          <w:lang w:val="en-US" w:eastAsia="en-IN"/>
-        </w:rPr>
-        <w:t>Learning Rate:</w:t>
-      </w:r>
-      <w:r>
-        <w:rPr>
-          <w:rFonts w:hint="default" w:ascii="Times New Roman" w:hAnsi="Times New Roman" w:eastAsia="Times New Roman" w:cs="Times New Roman"/>
-          <w:b w:val="0"/>
-          <w:bCs w:val="0"/>
-          <w:sz w:val="24"/>
-          <w:szCs w:val="24"/>
-          <w:lang w:val="en-US" w:eastAsia="en-IN"/>
-        </w:rPr>
-        <w:t xml:space="preserve"> 2e-4</w:t>
-      </w:r>
-    </w:p>
-    <w:p>
-      <w:pPr>
-        <w:numPr>
-          <w:ilvl w:val="0"/>
-          <w:numId w:val="22"/>
-        </w:numPr>
-        <w:spacing w:after="0" w:line="360" w:lineRule="auto"/>
-        <w:ind w:left="420" w:leftChars="0" w:hanging="420" w:firstLineChars="0"/>
-        <w:jc w:val="both"/>
-        <w:rPr>
-          <w:rFonts w:hint="default" w:ascii="Times New Roman" w:hAnsi="Times New Roman" w:eastAsia="Times New Roman" w:cs="Times New Roman"/>
-          <w:b/>
-          <w:bCs/>
-          <w:sz w:val="28"/>
-          <w:szCs w:val="28"/>
-          <w:lang w:val="en-US" w:eastAsia="en-IN"/>
-        </w:rPr>
-      </w:pPr>
-      <w:r>
-        <w:rPr>
-          <w:rFonts w:hint="default" w:ascii="Times New Roman Bold" w:hAnsi="Times New Roman Bold" w:eastAsia="Times New Roman" w:cs="Times New Roman Bold"/>
-          <w:b/>
-          <w:bCs/>
-          <w:sz w:val="24"/>
-          <w:szCs w:val="24"/>
-          <w:lang w:val="en-US" w:eastAsia="en-IN"/>
-        </w:rPr>
-        <w:t>Optimizer:</w:t>
-      </w:r>
-      <w:r>
-        <w:rPr>
-          <w:rFonts w:hint="default" w:ascii="Times New Roman" w:hAnsi="Times New Roman" w:eastAsia="Times New Roman" w:cs="Times New Roman"/>
-          <w:b w:val="0"/>
-          <w:bCs w:val="0"/>
-          <w:sz w:val="24"/>
-          <w:szCs w:val="24"/>
-          <w:lang w:val="en-US" w:eastAsia="en-IN"/>
-        </w:rPr>
-        <w:t xml:space="preserve"> paged_adamw_8bit</w:t>
-      </w:r>
-    </w:p>
-    <w:p>
-      <w:pPr>
-        <w:numPr>
-          <w:numId w:val="0"/>
-        </w:numPr>
-        <w:spacing w:after="0" w:line="360" w:lineRule="auto"/>
-        <w:ind w:leftChars="0"/>
-        <w:jc w:val="both"/>
-        <w:rPr>
-          <w:rFonts w:hint="default" w:ascii="Times New Roman" w:hAnsi="Times New Roman" w:eastAsia="Times New Roman" w:cs="Times New Roman"/>
-          <w:b/>
-          <w:bCs/>
-          <w:sz w:val="28"/>
-          <w:szCs w:val="28"/>
-          <w:lang w:val="en-US" w:eastAsia="en-IN"/>
-        </w:rPr>
-      </w:pPr>
-    </w:p>
-    <w:p>
-      <w:pPr>
-        <w:numPr>
-          <w:numId w:val="0"/>
-        </w:numPr>
-        <w:spacing w:after="0" w:line="360" w:lineRule="auto"/>
-        <w:ind w:leftChars="0"/>
-        <w:jc w:val="both"/>
-        <w:rPr>
-          <w:rFonts w:hint="default" w:ascii="Times New Roman" w:hAnsi="Times New Roman" w:eastAsia="Times New Roman" w:cs="Times New Roman"/>
-          <w:b/>
-          <w:bCs/>
-          <w:sz w:val="28"/>
-          <w:szCs w:val="28"/>
-          <w:lang w:val="en-US" w:eastAsia="en-IN"/>
-        </w:rPr>
-      </w:pPr>
-      <w:r>
-        <w:rPr>
-          <w:rFonts w:hint="default" w:ascii="Times New Roman" w:hAnsi="Times New Roman" w:eastAsia="Times New Roman" w:cs="Times New Roman"/>
-          <w:b/>
-          <w:bCs/>
-          <w:sz w:val="28"/>
-          <w:szCs w:val="28"/>
-          <w:lang w:val="en-US" w:eastAsia="en-IN"/>
-        </w:rPr>
-        <w:t xml:space="preserve">Appendix C. </w:t>
-      </w:r>
-      <w:r>
-        <w:rPr>
-          <w:rFonts w:hint="default" w:ascii="Times New Roman" w:hAnsi="Times New Roman" w:eastAsia="Times New Roman" w:cs="Times New Roman"/>
-          <w:b/>
-          <w:bCs/>
-          <w:sz w:val="28"/>
-          <w:szCs w:val="28"/>
-          <w:lang w:val="en-US" w:eastAsia="en-IN"/>
-        </w:rPr>
-        <w:t>System Data Structures and Output Contracts</w:t>
-      </w:r>
-    </w:p>
-    <w:p>
-      <w:pPr>
-        <w:numPr>
-          <w:numId w:val="0"/>
-        </w:numPr>
-        <w:spacing w:after="0" w:line="360" w:lineRule="auto"/>
-        <w:ind w:leftChars="0"/>
-        <w:jc w:val="both"/>
-        <w:rPr>
-          <w:rFonts w:hint="eastAsia" w:ascii="Tim" w:hAnsi="Tim" w:eastAsia="Tim" w:cs="Tim"/>
-          <w:b w:val="0"/>
-          <w:bCs w:val="0"/>
-          <w:i/>
-          <w:iCs/>
-          <w:sz w:val="24"/>
-          <w:szCs w:val="24"/>
-          <w:lang w:val="en-US" w:eastAsia="en-IN"/>
-        </w:rPr>
-      </w:pPr>
-      <w:r>
-        <w:rPr>
-          <w:rFonts w:hint="eastAsia" w:ascii="Tim" w:hAnsi="Tim" w:eastAsia="Tim" w:cs="Tim"/>
-          <w:b w:val="0"/>
-          <w:bCs w:val="0"/>
-          <w:i/>
-          <w:iCs/>
-          <w:sz w:val="24"/>
-          <w:szCs w:val="24"/>
-          <w:lang w:val="en-US" w:eastAsia="en-IN"/>
-        </w:rPr>
-        <w:t>Description: The expected output schema generated by the Llama 3 inference engine. The backend orchestration layer strictly validates this schema before passing the verdict to the frontend interface.</w:t>
-      </w:r>
-    </w:p>
-    <w:p>
-      <w:pPr>
-        <w:numPr>
-          <w:numId w:val="0"/>
-        </w:numPr>
-        <w:spacing w:after="0" w:line="360" w:lineRule="auto"/>
-        <w:ind w:leftChars="0"/>
-        <w:jc w:val="both"/>
-        <w:rPr>
-          <w:rFonts w:hint="default" w:ascii="Tim" w:hAnsi="Tim" w:eastAsia="Tim" w:cs="Tim"/>
-          <w:b w:val="0"/>
-          <w:bCs w:val="0"/>
-          <w:i/>
-          <w:iCs/>
-          <w:sz w:val="24"/>
-          <w:szCs w:val="24"/>
-          <w:lang w:val="en-US" w:eastAsia="en-IN"/>
-        </w:rPr>
-      </w:pPr>
-    </w:p>
-    <w:p>
-      <w:pPr>
-        <w:spacing w:line="360" w:lineRule="auto"/>
-        <w:rPr>
-          <w:rFonts w:hint="default" w:ascii="Times New Roman Bold" w:hAnsi="Times New Roman Bold" w:eastAsia="Times New Roman" w:cs="Times New Roman Bold"/>
-          <w:b/>
-          <w:bCs/>
-          <w:sz w:val="24"/>
-          <w:szCs w:val="24"/>
-          <w:lang w:val="en-US" w:eastAsia="en-IN"/>
-        </w:rPr>
-      </w:pPr>
-      <w:r>
-        <w:rPr>
-          <w:rFonts w:hint="default" w:ascii="Times New Roman Bold" w:hAnsi="Times New Roman Bold" w:eastAsia="Times New Roman" w:cs="Times New Roman Bold"/>
-          <w:b/>
-          <w:bCs/>
-          <w:sz w:val="24"/>
-          <w:szCs w:val="24"/>
-          <w:lang w:val="en-US" w:eastAsia="en-IN"/>
-        </w:rPr>
-        <w:t>Standard LLM JSON Response Schema:</w:t>
       </w:r>
     </w:p>
     <w:tbl>
@@ -19387,7 +18327,7 @@
                 <w:vertAlign w:val="baseline"/>
                 <w:lang w:val="en-US" w:eastAsia="en-IN"/>
               </w:rPr>
-              <w:t>{</w:t>
+              <w:t>You are an application security analyst.</w:t>
             </w:r>
           </w:p>
           <w:p>
@@ -19422,7 +18362,7 @@
                 <w:vertAlign w:val="baseline"/>
                 <w:lang w:val="en-US" w:eastAsia="en-IN"/>
               </w:rPr>
-              <w:t xml:space="preserve">  "is_genuine_secret": true,</w:t>
+              <w:t>Return ONLY valid JSON with keys: {output_contract}.</w:t>
             </w:r>
           </w:p>
           <w:p>
@@ -19457,7 +18397,7 @@
                 <w:vertAlign w:val="baseline"/>
                 <w:lang w:val="en-US" w:eastAsia="en-IN"/>
               </w:rPr>
-              <w:t xml:space="preserve">  "confidence_score": 0.98,</w:t>
+              <w:t>IMPORTANT: You MUST wrap all JSON keys in double quotes.</w:t>
             </w:r>
           </w:p>
           <w:p>
@@ -19492,7 +18432,7 @@
                 <w:vertAlign w:val="baseline"/>
                 <w:lang w:val="en-US" w:eastAsia="en-IN"/>
               </w:rPr>
-              <w:t xml:space="preserve">  "remediation_priority": "CRITICAL"</w:t>
+              <w:t>You must respond with valid, parseable JSON only. Do not include markdown formatting, code blocks, or conversational text. All string values, including keys and the `remediation_priority` value, MUST be enclosed in double quotes (e.g., "CRITICAL", "HIGH", "SAFE"). Example: {"is_genuine_secret": true, "confidence_score": 0.99, "remediation_priority": "CRITICAL"}</w:t>
             </w:r>
           </w:p>
           <w:p>
@@ -19515,7 +18455,15 @@
                 <w:lang w:val="en-US" w:eastAsia="en-IN"/>
               </w:rPr>
             </w:pPr>
-            <w:r>
+          </w:p>
+          <w:p>
+            <w:pPr>
+              <w:numPr>
+                <w:ilvl w:val="0"/>
+                <w:numId w:val="0"/>
+              </w:numPr>
+              <w:spacing w:after="0" w:line="360" w:lineRule="auto"/>
+              <w:jc w:val="both"/>
               <w:rPr>
                 <w:rFonts w:hint="default" w:ascii="Times New Roman Regular" w:hAnsi="Times New Roman Regular" w:eastAsia="Tim" w:cs="Times New Roman Regular"/>
                 <w:b w:val="0"/>
@@ -19527,7 +18475,181 @@
                 <w:vertAlign w:val="baseline"/>
                 <w:lang w:val="en-US" w:eastAsia="en-IN"/>
               </w:rPr>
-              <w:t>}</w:t>
+            </w:pPr>
+            <w:r>
+              <w:rPr>
+                <w:rFonts w:hint="default" w:ascii="Times New Roman Regular" w:hAnsi="Times New Roman Regular" w:eastAsia="Tim" w:cs="Times New Roman Regular"/>
+                <w:b w:val="0"/>
+                <w:bCs w:val="0"/>
+                <w:i w:val="0"/>
+                <w:iCs/>
+                <w:sz w:val="24"/>
+                <w:szCs w:val="24"/>
+                <w:vertAlign w:val="baseline"/>
+                <w:lang w:val="en-US" w:eastAsia="en-IN"/>
+              </w:rPr>
+              <w:t>You are a highly skeptical security analyst. Your default assumption is that the provided string is a dummy value, placeholder, or test token. You must ONLY classify `is_genuine_secret: true` if there is overwhelming contextual evidence that this is a live, production-grade credential. Aggressively flag examples, documentation snippets, obvious entropy variables (e.g., 'test_password', '12345'), and code templates as `is_genuine_secret: false`.</w:t>
+            </w:r>
+          </w:p>
+          <w:p>
+            <w:pPr>
+              <w:numPr>
+                <w:ilvl w:val="0"/>
+                <w:numId w:val="0"/>
+              </w:numPr>
+              <w:spacing w:after="0" w:line="360" w:lineRule="auto"/>
+              <w:jc w:val="both"/>
+              <w:rPr>
+                <w:rFonts w:hint="default" w:ascii="Times New Roman Regular" w:hAnsi="Times New Roman Regular" w:eastAsia="Tim" w:cs="Times New Roman Regular"/>
+                <w:b w:val="0"/>
+                <w:bCs w:val="0"/>
+                <w:i w:val="0"/>
+                <w:iCs/>
+                <w:sz w:val="24"/>
+                <w:szCs w:val="24"/>
+                <w:vertAlign w:val="baseline"/>
+                <w:lang w:val="en-US" w:eastAsia="en-IN"/>
+              </w:rPr>
+            </w:pPr>
+          </w:p>
+          <w:p>
+            <w:pPr>
+              <w:numPr>
+                <w:ilvl w:val="0"/>
+                <w:numId w:val="0"/>
+              </w:numPr>
+              <w:spacing w:after="0" w:line="360" w:lineRule="auto"/>
+              <w:jc w:val="both"/>
+              <w:rPr>
+                <w:rFonts w:hint="default" w:ascii="Times New Roman Regular" w:hAnsi="Times New Roman Regular" w:eastAsia="Tim" w:cs="Times New Roman Regular"/>
+                <w:b w:val="0"/>
+                <w:bCs w:val="0"/>
+                <w:i w:val="0"/>
+                <w:iCs/>
+                <w:sz w:val="24"/>
+                <w:szCs w:val="24"/>
+                <w:vertAlign w:val="baseline"/>
+                <w:lang w:val="en-US" w:eastAsia="en-IN"/>
+              </w:rPr>
+            </w:pPr>
+            <w:r>
+              <w:rPr>
+                <w:rFonts w:hint="default" w:ascii="Times New Roman Regular" w:hAnsi="Times New Roman Regular" w:eastAsia="Tim" w:cs="Times New Roman Regular"/>
+                <w:b w:val="0"/>
+                <w:bCs w:val="0"/>
+                <w:i w:val="0"/>
+                <w:iCs/>
+                <w:sz w:val="24"/>
+                <w:szCs w:val="24"/>
+                <w:vertAlign w:val="baseline"/>
+                <w:lang w:val="en-US" w:eastAsia="en-IN"/>
+              </w:rPr>
+              <w:t>Allowed remediation_priority: CRITICAL, HIGH, MEDIUM, LOW, MANUAL_REVIEW_REQUIRED, SAFE.</w:t>
+            </w:r>
+          </w:p>
+          <w:p>
+            <w:pPr>
+              <w:numPr>
+                <w:ilvl w:val="0"/>
+                <w:numId w:val="0"/>
+              </w:numPr>
+              <w:spacing w:after="0" w:line="360" w:lineRule="auto"/>
+              <w:jc w:val="both"/>
+              <w:rPr>
+                <w:rFonts w:hint="default" w:ascii="Times New Roman Regular" w:hAnsi="Times New Roman Regular" w:eastAsia="Tim" w:cs="Times New Roman Regular"/>
+                <w:b w:val="0"/>
+                <w:bCs w:val="0"/>
+                <w:i w:val="0"/>
+                <w:iCs/>
+                <w:sz w:val="24"/>
+                <w:szCs w:val="24"/>
+                <w:vertAlign w:val="baseline"/>
+                <w:lang w:val="en-US" w:eastAsia="en-IN"/>
+              </w:rPr>
+            </w:pPr>
+            <w:r>
+              <w:rPr>
+                <w:rFonts w:hint="default" w:ascii="Times New Roman Regular" w:hAnsi="Times New Roman Regular" w:eastAsia="Tim" w:cs="Times New Roman Regular"/>
+                <w:b w:val="0"/>
+                <w:bCs w:val="0"/>
+                <w:i w:val="0"/>
+                <w:iCs/>
+                <w:sz w:val="24"/>
+                <w:szCs w:val="24"/>
+                <w:vertAlign w:val="baseline"/>
+                <w:lang w:val="en-US" w:eastAsia="en-IN"/>
+              </w:rPr>
+              <w:t>Treat placeholders, hashes, UUIDs, PUBLIC KEY blocks, docs/examples, env-var retrieval, and any string containing 'EXAMPLE', 'DUMMY', or 'test' as SAFE.</w:t>
+            </w:r>
+          </w:p>
+          <w:p>
+            <w:pPr>
+              <w:numPr>
+                <w:ilvl w:val="0"/>
+                <w:numId w:val="0"/>
+              </w:numPr>
+              <w:spacing w:after="0" w:line="360" w:lineRule="auto"/>
+              <w:jc w:val="both"/>
+              <w:rPr>
+                <w:rFonts w:hint="default" w:ascii="Times New Roman Regular" w:hAnsi="Times New Roman Regular" w:eastAsia="Tim" w:cs="Times New Roman Regular"/>
+                <w:b w:val="0"/>
+                <w:bCs w:val="0"/>
+                <w:i w:val="0"/>
+                <w:iCs/>
+                <w:sz w:val="24"/>
+                <w:szCs w:val="24"/>
+                <w:vertAlign w:val="baseline"/>
+                <w:lang w:val="en-US" w:eastAsia="en-IN"/>
+              </w:rPr>
+            </w:pPr>
+            <w:r>
+              <w:rPr>
+                <w:rFonts w:hint="default" w:ascii="Times New Roman Regular" w:hAnsi="Times New Roman Regular" w:eastAsia="Tim" w:cs="Times New Roman Regular"/>
+                <w:b w:val="0"/>
+                <w:bCs w:val="0"/>
+                <w:i w:val="0"/>
+                <w:iCs/>
+                <w:sz w:val="24"/>
+                <w:szCs w:val="24"/>
+                <w:vertAlign w:val="baseline"/>
+                <w:lang w:val="en-US" w:eastAsia="en-IN"/>
+              </w:rPr>
+              <w:t>Treat active hardcoded cloud/API credentials, private keys, JWT secrets, credentialed DB URIs, and generic high-entropy tokens in auth/key/token-like assignments as genuine secrets.</w:t>
+            </w:r>
+          </w:p>
+          <w:p>
+            <w:pPr>
+              <w:numPr>
+                <w:ilvl w:val="0"/>
+                <w:numId w:val="0"/>
+              </w:numPr>
+              <w:spacing w:after="0" w:line="360" w:lineRule="auto"/>
+              <w:jc w:val="both"/>
+              <w:rPr>
+                <w:rFonts w:hint="default" w:ascii="Times New Roman Regular" w:hAnsi="Times New Roman Regular" w:eastAsia="Tim" w:cs="Times New Roman Regular"/>
+                <w:b w:val="0"/>
+                <w:bCs w:val="0"/>
+                <w:i w:val="0"/>
+                <w:iCs/>
+                <w:sz w:val="24"/>
+                <w:szCs w:val="24"/>
+                <w:vertAlign w:val="baseline"/>
+                <w:lang w:val="en-US" w:eastAsia="en-IN"/>
+              </w:rPr>
+            </w:pPr>
+            <w:r>
+              <w:rPr>
+                <w:rFonts w:hint="default" w:ascii="Times New Roman Regular" w:hAnsi="Times New Roman Regular" w:eastAsia="Tim" w:cs="Times New Roman Regular"/>
+                <w:b w:val="0"/>
+                <w:bCs w:val="0"/>
+                <w:i w:val="0"/>
+                <w:iCs/>
+                <w:sz w:val="24"/>
+                <w:szCs w:val="24"/>
+                <w:vertAlign w:val="baseline"/>
+                <w:lang w:val="en-US" w:eastAsia="en-IN"/>
+              </w:rPr>
+              <w:t>Focus on the target secret and its line first; use surrounding context only for disambiguation.</w:t>
             </w:r>
           </w:p>
         </w:tc>
@@ -19535,6 +18657,690 @@
     </w:tbl>
     <w:p>
       <w:pPr>
+        <w:numPr>
+          <w:ilvl w:val="0"/>
+          <w:numId w:val="0"/>
+        </w:numPr>
+        <w:spacing w:after="0" w:line="360" w:lineRule="auto"/>
+        <w:ind w:leftChars="0"/>
+        <w:jc w:val="both"/>
+        <w:rPr>
+          <w:rFonts w:hint="default" w:ascii="Times New Roman" w:hAnsi="Times New Roman" w:eastAsia="Times New Roman" w:cs="Times New Roman"/>
+          <w:b/>
+          <w:bCs/>
+          <w:sz w:val="28"/>
+          <w:szCs w:val="28"/>
+          <w:lang w:val="en-US" w:eastAsia="en-IN"/>
+        </w:rPr>
+      </w:pPr>
+      <w:r>
+        <w:rPr>
+          <w:rFonts w:hint="default" w:ascii="Times New Roman Regular" w:hAnsi="Times New Roman Regular" w:eastAsia="Tim" w:cs="Times New Roman Regular"/>
+          <w:b w:val="0"/>
+          <w:bCs w:val="0"/>
+          <w:i w:val="0"/>
+          <w:iCs/>
+          <w:sz w:val="24"/>
+          <w:szCs w:val="24"/>
+          <w:lang w:val="en-US" w:eastAsia="en-IN"/>
+        </w:rPr>
+        <w:br w:type="textWrapping"/>
+      </w:r>
+      <w:r>
+        <w:rPr>
+          <w:rFonts w:hint="default" w:ascii="Times New Roman" w:hAnsi="Times New Roman" w:eastAsia="Times New Roman" w:cs="Times New Roman"/>
+          <w:b/>
+          <w:bCs/>
+          <w:sz w:val="28"/>
+          <w:szCs w:val="28"/>
+          <w:lang w:val="en-US" w:eastAsia="en-IN"/>
+        </w:rPr>
+        <w:t xml:space="preserve">Appendix B. </w:t>
+      </w:r>
+      <w:r>
+        <w:rPr>
+          <w:rFonts w:hint="default" w:ascii="Times New Roman" w:hAnsi="Times New Roman" w:eastAsia="Times New Roman" w:cs="Times New Roman"/>
+          <w:b/>
+          <w:bCs/>
+          <w:sz w:val="28"/>
+          <w:szCs w:val="28"/>
+          <w:lang w:val="en-IN" w:eastAsia="en-IN"/>
+        </w:rPr>
+        <w:t>Parameter-Efficient Fine-Tuning (LoRA) Hyperparameters</w:t>
+      </w:r>
+    </w:p>
+    <w:p>
+      <w:pPr>
+        <w:numPr>
+          <w:ilvl w:val="0"/>
+          <w:numId w:val="0"/>
+        </w:numPr>
+        <w:spacing w:after="0" w:line="360" w:lineRule="auto"/>
+        <w:ind w:leftChars="0"/>
+        <w:jc w:val="both"/>
+        <w:rPr>
+          <w:rFonts w:hint="default" w:ascii="Tim" w:hAnsi="Tim" w:eastAsia="Tim" w:cs="Tim"/>
+          <w:b w:val="0"/>
+          <w:bCs w:val="0"/>
+          <w:i/>
+          <w:iCs/>
+          <w:sz w:val="24"/>
+          <w:szCs w:val="24"/>
+          <w:lang w:val="en-US" w:eastAsia="en-IN"/>
+        </w:rPr>
+      </w:pPr>
+      <w:r>
+        <w:rPr>
+          <w:rFonts w:hint="eastAsia" w:ascii="Tim" w:hAnsi="Tim" w:eastAsia="Tim" w:cs="Tim"/>
+          <w:b w:val="0"/>
+          <w:bCs w:val="0"/>
+          <w:i/>
+          <w:iCs/>
+          <w:sz w:val="24"/>
+          <w:szCs w:val="24"/>
+          <w:lang w:val="en-US" w:eastAsia="en-IN"/>
+        </w:rPr>
+        <w:t>Description: The exact parameters for hardware and software used in the local finetuning process for the Meta Llama 3 model on Apple MLX.</w:t>
+      </w:r>
+    </w:p>
+    <w:p>
+      <w:pPr>
+        <w:numPr>
+          <w:ilvl w:val="0"/>
+          <w:numId w:val="22"/>
+        </w:numPr>
+        <w:spacing w:after="0" w:line="360" w:lineRule="auto"/>
+        <w:ind w:left="420" w:leftChars="0" w:hanging="420" w:firstLineChars="0"/>
+        <w:jc w:val="both"/>
+        <w:rPr>
+          <w:rFonts w:hint="default" w:ascii="Times New Roman" w:hAnsi="Times New Roman" w:eastAsia="Times New Roman" w:cs="Times New Roman"/>
+          <w:b w:val="0"/>
+          <w:bCs w:val="0"/>
+          <w:sz w:val="24"/>
+          <w:szCs w:val="24"/>
+          <w:lang w:val="en-US" w:eastAsia="en-IN"/>
+        </w:rPr>
+      </w:pPr>
+      <w:r>
+        <w:rPr>
+          <w:rFonts w:hint="default" w:ascii="Times New Roman Bold" w:hAnsi="Times New Roman Bold" w:eastAsia="Times New Roman" w:cs="Times New Roman Bold"/>
+          <w:b/>
+          <w:bCs/>
+          <w:sz w:val="24"/>
+          <w:szCs w:val="24"/>
+          <w:lang w:val="en-US" w:eastAsia="en-IN"/>
+        </w:rPr>
+        <w:t>Model Name:</w:t>
+      </w:r>
+      <w:r>
+        <w:rPr>
+          <w:rFonts w:hint="default" w:ascii="Times New Roman" w:hAnsi="Times New Roman" w:eastAsia="Times New Roman" w:cs="Times New Roman"/>
+          <w:b w:val="0"/>
+          <w:bCs w:val="0"/>
+          <w:sz w:val="24"/>
+          <w:szCs w:val="24"/>
+          <w:lang w:val="en-US" w:eastAsia="en-IN"/>
+        </w:rPr>
+        <w:t xml:space="preserve"> Meta Llama 3 8B Instruct</w:t>
+      </w:r>
+    </w:p>
+    <w:p>
+      <w:pPr>
+        <w:numPr>
+          <w:ilvl w:val="0"/>
+          <w:numId w:val="22"/>
+        </w:numPr>
+        <w:spacing w:after="0" w:line="360" w:lineRule="auto"/>
+        <w:ind w:left="420" w:leftChars="0" w:hanging="420" w:firstLineChars="0"/>
+        <w:jc w:val="both"/>
+        <w:rPr>
+          <w:rFonts w:hint="default" w:ascii="Times New Roman" w:hAnsi="Times New Roman" w:eastAsia="Times New Roman" w:cs="Times New Roman"/>
+          <w:b w:val="0"/>
+          <w:bCs w:val="0"/>
+          <w:sz w:val="24"/>
+          <w:szCs w:val="24"/>
+          <w:lang w:val="en-US" w:eastAsia="en-IN"/>
+        </w:rPr>
+      </w:pPr>
+      <w:r>
+        <w:rPr>
+          <w:rFonts w:hint="default" w:ascii="Times New Roman Bold" w:hAnsi="Times New Roman Bold" w:eastAsia="Times New Roman" w:cs="Times New Roman Bold"/>
+          <w:b/>
+          <w:bCs/>
+          <w:sz w:val="24"/>
+          <w:szCs w:val="24"/>
+          <w:lang w:val="en-US" w:eastAsia="en-IN"/>
+        </w:rPr>
+        <w:t>Execution Platform:</w:t>
+      </w:r>
+      <w:r>
+        <w:rPr>
+          <w:rFonts w:hint="default" w:ascii="Times New Roman" w:hAnsi="Times New Roman" w:eastAsia="Times New Roman" w:cs="Times New Roman"/>
+          <w:b w:val="0"/>
+          <w:bCs w:val="0"/>
+          <w:sz w:val="24"/>
+          <w:szCs w:val="24"/>
+          <w:lang w:val="en-US" w:eastAsia="en-IN"/>
+        </w:rPr>
+        <w:t xml:space="preserve"> Apple MLX (mlx_lm)</w:t>
+      </w:r>
+    </w:p>
+    <w:p>
+      <w:pPr>
+        <w:numPr>
+          <w:ilvl w:val="0"/>
+          <w:numId w:val="22"/>
+        </w:numPr>
+        <w:spacing w:after="0" w:line="360" w:lineRule="auto"/>
+        <w:ind w:left="420" w:leftChars="0" w:hanging="420" w:firstLineChars="0"/>
+        <w:jc w:val="both"/>
+        <w:rPr>
+          <w:rFonts w:hint="default" w:ascii="Times New Roman" w:hAnsi="Times New Roman" w:eastAsia="Times New Roman" w:cs="Times New Roman"/>
+          <w:b w:val="0"/>
+          <w:bCs w:val="0"/>
+          <w:sz w:val="24"/>
+          <w:szCs w:val="24"/>
+          <w:lang w:val="en-US" w:eastAsia="en-IN"/>
+        </w:rPr>
+      </w:pPr>
+      <w:r>
+        <w:rPr>
+          <w:rFonts w:hint="default" w:ascii="Times New Roman Bold" w:hAnsi="Times New Roman Bold" w:eastAsia="Times New Roman" w:cs="Times New Roman Bold"/>
+          <w:b/>
+          <w:bCs/>
+          <w:sz w:val="24"/>
+          <w:szCs w:val="24"/>
+          <w:lang w:val="en-US" w:eastAsia="en-IN"/>
+        </w:rPr>
+        <w:t>Hardware Configuration:</w:t>
+      </w:r>
+      <w:r>
+        <w:rPr>
+          <w:rFonts w:hint="default" w:ascii="Times New Roman" w:hAnsi="Times New Roman" w:eastAsia="Times New Roman" w:cs="Times New Roman"/>
+          <w:b w:val="0"/>
+          <w:bCs w:val="0"/>
+          <w:sz w:val="24"/>
+          <w:szCs w:val="24"/>
+          <w:lang w:val="en-US" w:eastAsia="en-IN"/>
+        </w:rPr>
+        <w:t xml:space="preserve"> Apple Silicon M-series (Unified Memory)</w:t>
+      </w:r>
+    </w:p>
+    <w:p>
+      <w:pPr>
+        <w:numPr>
+          <w:ilvl w:val="0"/>
+          <w:numId w:val="22"/>
+        </w:numPr>
+        <w:spacing w:after="0" w:line="360" w:lineRule="auto"/>
+        <w:ind w:left="420" w:leftChars="0" w:hanging="420" w:firstLineChars="0"/>
+        <w:jc w:val="both"/>
+        <w:rPr>
+          <w:rFonts w:hint="default" w:ascii="Times New Roman" w:hAnsi="Times New Roman" w:eastAsia="Times New Roman" w:cs="Times New Roman"/>
+          <w:b w:val="0"/>
+          <w:bCs w:val="0"/>
+          <w:sz w:val="24"/>
+          <w:szCs w:val="24"/>
+          <w:lang w:val="en-US" w:eastAsia="en-IN"/>
+        </w:rPr>
+      </w:pPr>
+      <w:r>
+        <w:rPr>
+          <w:rFonts w:hint="default" w:ascii="Times New Roman Bold" w:hAnsi="Times New Roman Bold" w:eastAsia="Times New Roman" w:cs="Times New Roman Bold"/>
+          <w:b/>
+          <w:bCs/>
+          <w:sz w:val="24"/>
+          <w:szCs w:val="24"/>
+          <w:lang w:val="en-US" w:eastAsia="en-IN"/>
+        </w:rPr>
+        <w:t>Quantization Scheme:</w:t>
+      </w:r>
+      <w:r>
+        <w:rPr>
+          <w:rFonts w:hint="default" w:ascii="Times New Roman" w:hAnsi="Times New Roman" w:eastAsia="Times New Roman" w:cs="Times New Roman"/>
+          <w:b w:val="0"/>
+          <w:bCs w:val="0"/>
+          <w:sz w:val="24"/>
+          <w:szCs w:val="24"/>
+          <w:lang w:val="en-US" w:eastAsia="en-IN"/>
+        </w:rPr>
+        <w:t xml:space="preserve"> 4-bit (Reducing the 8B model to roughly 5.7GB memory usage)</w:t>
+      </w:r>
+    </w:p>
+    <w:p>
+      <w:pPr>
+        <w:numPr>
+          <w:ilvl w:val="0"/>
+          <w:numId w:val="22"/>
+        </w:numPr>
+        <w:spacing w:after="0" w:line="360" w:lineRule="auto"/>
+        <w:ind w:left="420" w:leftChars="0" w:hanging="420" w:firstLineChars="0"/>
+        <w:jc w:val="both"/>
+        <w:rPr>
+          <w:rFonts w:hint="default" w:ascii="Times New Roman" w:hAnsi="Times New Roman" w:eastAsia="Times New Roman" w:cs="Times New Roman"/>
+          <w:b w:val="0"/>
+          <w:bCs w:val="0"/>
+          <w:sz w:val="24"/>
+          <w:szCs w:val="24"/>
+          <w:lang w:val="en-US" w:eastAsia="en-IN"/>
+        </w:rPr>
+      </w:pPr>
+      <w:r>
+        <w:rPr>
+          <w:rFonts w:hint="default" w:ascii="Times New Roman Bold" w:hAnsi="Times New Roman Bold" w:eastAsia="Times New Roman" w:cs="Times New Roman Bold"/>
+          <w:b/>
+          <w:bCs/>
+          <w:sz w:val="24"/>
+          <w:szCs w:val="24"/>
+          <w:lang w:val="en-US" w:eastAsia="en-IN"/>
+        </w:rPr>
+        <w:t>Finetuning Technique:</w:t>
+      </w:r>
+      <w:r>
+        <w:rPr>
+          <w:rFonts w:hint="default" w:ascii="Times New Roman" w:hAnsi="Times New Roman" w:eastAsia="Times New Roman" w:cs="Times New Roman"/>
+          <w:b w:val="0"/>
+          <w:bCs w:val="0"/>
+          <w:sz w:val="24"/>
+          <w:szCs w:val="24"/>
+          <w:lang w:val="en-US" w:eastAsia="en-IN"/>
+        </w:rPr>
+        <w:t xml:space="preserve"> Low Rank Adaptation (LoRA)</w:t>
+      </w:r>
+    </w:p>
+    <w:p>
+      <w:pPr>
+        <w:numPr>
+          <w:ilvl w:val="0"/>
+          <w:numId w:val="22"/>
+        </w:numPr>
+        <w:spacing w:after="0" w:line="360" w:lineRule="auto"/>
+        <w:ind w:left="420" w:leftChars="0" w:hanging="420" w:firstLineChars="0"/>
+        <w:jc w:val="both"/>
+        <w:rPr>
+          <w:rFonts w:hint="default" w:ascii="Times New Roman" w:hAnsi="Times New Roman" w:eastAsia="Times New Roman" w:cs="Times New Roman"/>
+          <w:b w:val="0"/>
+          <w:bCs w:val="0"/>
+          <w:sz w:val="24"/>
+          <w:szCs w:val="24"/>
+          <w:lang w:val="en-US" w:eastAsia="en-IN"/>
+        </w:rPr>
+      </w:pPr>
+      <w:r>
+        <w:rPr>
+          <w:rFonts w:hint="default" w:ascii="Times New Roman Bold" w:hAnsi="Times New Roman Bold" w:eastAsia="Times New Roman" w:cs="Times New Roman Bold"/>
+          <w:b/>
+          <w:bCs/>
+          <w:sz w:val="24"/>
+          <w:szCs w:val="24"/>
+          <w:lang w:val="en-US" w:eastAsia="en-IN"/>
+        </w:rPr>
+        <w:t>Attention Layer Targeted:</w:t>
+      </w:r>
+      <w:r>
+        <w:rPr>
+          <w:rFonts w:hint="default" w:ascii="Times New Roman" w:hAnsi="Times New Roman" w:eastAsia="Times New Roman" w:cs="Times New Roman"/>
+          <w:b w:val="0"/>
+          <w:bCs w:val="0"/>
+          <w:sz w:val="24"/>
+          <w:szCs w:val="24"/>
+          <w:lang w:val="en-US" w:eastAsia="en-IN"/>
+        </w:rPr>
+        <w:t xml:space="preserve"> q_proj, k_proj, v_proj, o_proj, gate_proj, up_proj, down_proj</w:t>
+      </w:r>
+    </w:p>
+    <w:p>
+      <w:pPr>
+        <w:numPr>
+          <w:ilvl w:val="0"/>
+          <w:numId w:val="22"/>
+        </w:numPr>
+        <w:spacing w:after="0" w:line="360" w:lineRule="auto"/>
+        <w:ind w:left="420" w:leftChars="0" w:hanging="420" w:firstLineChars="0"/>
+        <w:jc w:val="both"/>
+        <w:rPr>
+          <w:rFonts w:hint="default" w:ascii="Times New Roman" w:hAnsi="Times New Roman" w:eastAsia="Times New Roman" w:cs="Times New Roman"/>
+          <w:b w:val="0"/>
+          <w:bCs w:val="0"/>
+          <w:sz w:val="24"/>
+          <w:szCs w:val="24"/>
+          <w:lang w:val="en-US" w:eastAsia="en-IN"/>
+        </w:rPr>
+      </w:pPr>
+      <w:r>
+        <w:rPr>
+          <w:rFonts w:hint="default" w:ascii="Times New Roman Bold" w:hAnsi="Times New Roman Bold" w:eastAsia="Times New Roman" w:cs="Times New Roman Bold"/>
+          <w:b/>
+          <w:bCs/>
+          <w:sz w:val="24"/>
+          <w:szCs w:val="24"/>
+          <w:lang w:val="en-US" w:eastAsia="en-IN"/>
+        </w:rPr>
+        <w:t>LoRA r (Rank):</w:t>
+      </w:r>
+      <w:r>
+        <w:rPr>
+          <w:rFonts w:hint="default" w:ascii="Times New Roman" w:hAnsi="Times New Roman" w:eastAsia="Times New Roman" w:cs="Times New Roman"/>
+          <w:b w:val="0"/>
+          <w:bCs w:val="0"/>
+          <w:sz w:val="24"/>
+          <w:szCs w:val="24"/>
+          <w:lang w:val="en-US" w:eastAsia="en-IN"/>
+        </w:rPr>
+        <w:t xml:space="preserve"> 8</w:t>
+      </w:r>
+    </w:p>
+    <w:p>
+      <w:pPr>
+        <w:numPr>
+          <w:ilvl w:val="0"/>
+          <w:numId w:val="22"/>
+        </w:numPr>
+        <w:spacing w:after="0" w:line="360" w:lineRule="auto"/>
+        <w:ind w:left="420" w:leftChars="0" w:hanging="420" w:firstLineChars="0"/>
+        <w:jc w:val="both"/>
+        <w:rPr>
+          <w:rFonts w:hint="default" w:ascii="Times New Roman" w:hAnsi="Times New Roman" w:eastAsia="Times New Roman" w:cs="Times New Roman"/>
+          <w:b w:val="0"/>
+          <w:bCs w:val="0"/>
+          <w:sz w:val="24"/>
+          <w:szCs w:val="24"/>
+          <w:lang w:val="en-US" w:eastAsia="en-IN"/>
+        </w:rPr>
+      </w:pPr>
+      <w:r>
+        <w:rPr>
+          <w:rFonts w:hint="default" w:ascii="Times New Roman Bold" w:hAnsi="Times New Roman Bold" w:eastAsia="Times New Roman" w:cs="Times New Roman Bold"/>
+          <w:b/>
+          <w:bCs/>
+          <w:sz w:val="24"/>
+          <w:szCs w:val="24"/>
+          <w:lang w:val="en-US" w:eastAsia="en-IN"/>
+        </w:rPr>
+        <w:t>LoRA α (Alpha):</w:t>
+      </w:r>
+      <w:r>
+        <w:rPr>
+          <w:rFonts w:hint="default" w:ascii="Times New Roman" w:hAnsi="Times New Roman" w:eastAsia="Times New Roman" w:cs="Times New Roman"/>
+          <w:b w:val="0"/>
+          <w:bCs w:val="0"/>
+          <w:sz w:val="24"/>
+          <w:szCs w:val="24"/>
+          <w:lang w:val="en-US" w:eastAsia="en-IN"/>
+        </w:rPr>
+        <w:t xml:space="preserve"> 8</w:t>
+      </w:r>
+    </w:p>
+    <w:p>
+      <w:pPr>
+        <w:numPr>
+          <w:ilvl w:val="0"/>
+          <w:numId w:val="22"/>
+        </w:numPr>
+        <w:spacing w:after="0" w:line="360" w:lineRule="auto"/>
+        <w:ind w:left="420" w:leftChars="0" w:hanging="420" w:firstLineChars="0"/>
+        <w:jc w:val="both"/>
+        <w:rPr>
+          <w:rFonts w:hint="default" w:ascii="Times New Roman" w:hAnsi="Times New Roman" w:eastAsia="Times New Roman" w:cs="Times New Roman"/>
+          <w:b w:val="0"/>
+          <w:bCs w:val="0"/>
+          <w:sz w:val="24"/>
+          <w:szCs w:val="24"/>
+          <w:lang w:val="en-US" w:eastAsia="en-IN"/>
+        </w:rPr>
+      </w:pPr>
+      <w:r>
+        <w:rPr>
+          <w:rFonts w:hint="default" w:ascii="Times New Roman Bold" w:hAnsi="Times New Roman Bold" w:eastAsia="Times New Roman" w:cs="Times New Roman Bold"/>
+          <w:b/>
+          <w:bCs/>
+          <w:sz w:val="24"/>
+          <w:szCs w:val="24"/>
+          <w:lang w:val="en-US" w:eastAsia="en-IN"/>
+        </w:rPr>
+        <w:t>Number of Training Iterations (Max Steps):</w:t>
+      </w:r>
+      <w:r>
+        <w:rPr>
+          <w:rFonts w:hint="default" w:ascii="Times New Roman" w:hAnsi="Times New Roman" w:eastAsia="Times New Roman" w:cs="Times New Roman"/>
+          <w:b w:val="0"/>
+          <w:bCs w:val="0"/>
+          <w:sz w:val="24"/>
+          <w:szCs w:val="24"/>
+          <w:lang w:val="en-US" w:eastAsia="en-IN"/>
+        </w:rPr>
+        <w:t xml:space="preserve"> 3,000 steps</w:t>
+      </w:r>
+    </w:p>
+    <w:p>
+      <w:pPr>
+        <w:numPr>
+          <w:ilvl w:val="0"/>
+          <w:numId w:val="22"/>
+        </w:numPr>
+        <w:spacing w:after="0" w:line="360" w:lineRule="auto"/>
+        <w:ind w:left="420" w:leftChars="0" w:hanging="420" w:firstLineChars="0"/>
+        <w:jc w:val="both"/>
+        <w:rPr>
+          <w:rFonts w:hint="default" w:ascii="Times New Roman" w:hAnsi="Times New Roman" w:eastAsia="Times New Roman" w:cs="Times New Roman"/>
+          <w:b w:val="0"/>
+          <w:bCs w:val="0"/>
+          <w:sz w:val="24"/>
+          <w:szCs w:val="24"/>
+          <w:lang w:val="en-US" w:eastAsia="en-IN"/>
+        </w:rPr>
+      </w:pPr>
+      <w:r>
+        <w:rPr>
+          <w:rFonts w:hint="default" w:ascii="Times New Roman Bold" w:hAnsi="Times New Roman Bold" w:eastAsia="Times New Roman" w:cs="Times New Roman Bold"/>
+          <w:b/>
+          <w:bCs/>
+          <w:sz w:val="24"/>
+          <w:szCs w:val="24"/>
+          <w:lang w:val="en-US" w:eastAsia="en-IN"/>
+        </w:rPr>
+        <w:t>Batch Size Per Device:</w:t>
+      </w:r>
+      <w:r>
+        <w:rPr>
+          <w:rFonts w:hint="default" w:ascii="Times New Roman" w:hAnsi="Times New Roman" w:eastAsia="Times New Roman" w:cs="Times New Roman"/>
+          <w:b w:val="0"/>
+          <w:bCs w:val="0"/>
+          <w:sz w:val="24"/>
+          <w:szCs w:val="24"/>
+          <w:lang w:val="en-US" w:eastAsia="en-IN"/>
+        </w:rPr>
+        <w:t xml:space="preserve"> 1 (using 8 gradient accumulation steps to simulate batch size of 8)</w:t>
+      </w:r>
+    </w:p>
+    <w:p>
+      <w:pPr>
+        <w:numPr>
+          <w:ilvl w:val="0"/>
+          <w:numId w:val="22"/>
+        </w:numPr>
+        <w:spacing w:after="0" w:line="360" w:lineRule="auto"/>
+        <w:ind w:left="420" w:leftChars="0" w:hanging="420" w:firstLineChars="0"/>
+        <w:jc w:val="both"/>
+        <w:rPr>
+          <w:rFonts w:hint="default" w:ascii="Times New Roman" w:hAnsi="Times New Roman" w:eastAsia="Times New Roman" w:cs="Times New Roman"/>
+          <w:b w:val="0"/>
+          <w:bCs w:val="0"/>
+          <w:sz w:val="24"/>
+          <w:szCs w:val="24"/>
+          <w:lang w:val="en-US" w:eastAsia="en-IN"/>
+        </w:rPr>
+      </w:pPr>
+      <w:r>
+        <w:rPr>
+          <w:rFonts w:hint="default" w:ascii="Times New Roman Bold" w:hAnsi="Times New Roman Bold" w:eastAsia="Times New Roman" w:cs="Times New Roman Bold"/>
+          <w:b/>
+          <w:bCs/>
+          <w:sz w:val="24"/>
+          <w:szCs w:val="24"/>
+          <w:lang w:val="en-US" w:eastAsia="en-IN"/>
+        </w:rPr>
+        <w:t>Learning Rate:</w:t>
+      </w:r>
+      <w:r>
+        <w:rPr>
+          <w:rFonts w:hint="default" w:ascii="Times New Roman" w:hAnsi="Times New Roman" w:eastAsia="Times New Roman" w:cs="Times New Roman"/>
+          <w:b w:val="0"/>
+          <w:bCs w:val="0"/>
+          <w:sz w:val="24"/>
+          <w:szCs w:val="24"/>
+          <w:lang w:val="en-US" w:eastAsia="en-IN"/>
+        </w:rPr>
+        <w:t xml:space="preserve"> 2e-4</w:t>
+      </w:r>
+    </w:p>
+    <w:p>
+      <w:pPr>
+        <w:numPr>
+          <w:ilvl w:val="0"/>
+          <w:numId w:val="22"/>
+        </w:numPr>
+        <w:spacing w:after="0" w:line="360" w:lineRule="auto"/>
+        <w:ind w:left="420" w:leftChars="0" w:hanging="420" w:firstLineChars="0"/>
+        <w:jc w:val="both"/>
+        <w:rPr>
+          <w:rFonts w:hint="default" w:ascii="Times New Roman" w:hAnsi="Times New Roman" w:eastAsia="Times New Roman" w:cs="Times New Roman"/>
+          <w:b/>
+          <w:bCs/>
+          <w:sz w:val="28"/>
+          <w:szCs w:val="28"/>
+          <w:lang w:val="en-US" w:eastAsia="en-IN"/>
+        </w:rPr>
+      </w:pPr>
+      <w:r>
+        <w:rPr>
+          <w:rFonts w:hint="default" w:ascii="Times New Roman Bold" w:hAnsi="Times New Roman Bold" w:eastAsia="Times New Roman" w:cs="Times New Roman Bold"/>
+          <w:b/>
+          <w:bCs/>
+          <w:sz w:val="24"/>
+          <w:szCs w:val="24"/>
+          <w:lang w:val="en-US" w:eastAsia="en-IN"/>
+        </w:rPr>
+        <w:t>Optimizer:</w:t>
+      </w:r>
+      <w:r>
+        <w:rPr>
+          <w:rFonts w:hint="default" w:ascii="Times New Roman" w:hAnsi="Times New Roman" w:eastAsia="Times New Roman" w:cs="Times New Roman"/>
+          <w:b w:val="0"/>
+          <w:bCs w:val="0"/>
+          <w:sz w:val="24"/>
+          <w:szCs w:val="24"/>
+          <w:lang w:val="en-US" w:eastAsia="en-IN"/>
+        </w:rPr>
+        <w:t xml:space="preserve"> paged_adamw_8bit</w:t>
+      </w:r>
+    </w:p>
+    <w:p>
+      <w:pPr>
+        <w:numPr>
+          <w:ilvl w:val="0"/>
+          <w:numId w:val="0"/>
+        </w:numPr>
+        <w:spacing w:after="0" w:line="360" w:lineRule="auto"/>
+        <w:ind w:leftChars="0"/>
+        <w:jc w:val="both"/>
+        <w:rPr>
+          <w:rFonts w:hint="default" w:ascii="Times New Roman" w:hAnsi="Times New Roman" w:eastAsia="Times New Roman" w:cs="Times New Roman"/>
+          <w:b/>
+          <w:bCs/>
+          <w:sz w:val="28"/>
+          <w:szCs w:val="28"/>
+          <w:lang w:val="en-US" w:eastAsia="en-IN"/>
+        </w:rPr>
+      </w:pPr>
+    </w:p>
+    <w:p>
+      <w:pPr>
+        <w:numPr>
+          <w:ilvl w:val="0"/>
+          <w:numId w:val="0"/>
+        </w:numPr>
+        <w:spacing w:after="0" w:line="360" w:lineRule="auto"/>
+        <w:ind w:leftChars="0"/>
+        <w:jc w:val="both"/>
+        <w:rPr>
+          <w:rFonts w:hint="default" w:ascii="Times New Roman" w:hAnsi="Times New Roman" w:eastAsia="Times New Roman" w:cs="Times New Roman"/>
+          <w:b/>
+          <w:bCs/>
+          <w:sz w:val="28"/>
+          <w:szCs w:val="28"/>
+          <w:lang w:val="en-US" w:eastAsia="en-IN"/>
+        </w:rPr>
+      </w:pPr>
+      <w:r>
+        <w:rPr>
+          <w:rFonts w:hint="default" w:ascii="Times New Roman" w:hAnsi="Times New Roman" w:eastAsia="Times New Roman" w:cs="Times New Roman"/>
+          <w:b/>
+          <w:bCs/>
+          <w:sz w:val="28"/>
+          <w:szCs w:val="28"/>
+          <w:lang w:val="en-US" w:eastAsia="en-IN"/>
+        </w:rPr>
+        <w:t>Appendix C. System Data Structures and Output Contracts</w:t>
+      </w:r>
+    </w:p>
+    <w:p>
+      <w:pPr>
+        <w:numPr>
+          <w:ilvl w:val="0"/>
+          <w:numId w:val="0"/>
+        </w:numPr>
+        <w:spacing w:after="0" w:line="360" w:lineRule="auto"/>
+        <w:ind w:leftChars="0"/>
+        <w:jc w:val="both"/>
+        <w:rPr>
+          <w:rFonts w:hint="eastAsia" w:ascii="Tim" w:hAnsi="Tim" w:eastAsia="Tim" w:cs="Tim"/>
+          <w:b w:val="0"/>
+          <w:bCs w:val="0"/>
+          <w:i/>
+          <w:iCs/>
+          <w:sz w:val="24"/>
+          <w:szCs w:val="24"/>
+          <w:lang w:val="en-US" w:eastAsia="en-IN"/>
+        </w:rPr>
+      </w:pPr>
+      <w:r>
+        <w:rPr>
+          <w:rFonts w:hint="eastAsia" w:ascii="Tim" w:hAnsi="Tim" w:eastAsia="Tim" w:cs="Tim"/>
+          <w:b w:val="0"/>
+          <w:bCs w:val="0"/>
+          <w:i/>
+          <w:iCs/>
+          <w:sz w:val="24"/>
+          <w:szCs w:val="24"/>
+          <w:lang w:val="en-US" w:eastAsia="en-IN"/>
+        </w:rPr>
+        <w:t>Description: The expected output schema generated by the Llama 3 inference engine. The backend orchestration layer strictly validates this schema before passing the verdict to the frontend interface.</w:t>
+      </w:r>
+    </w:p>
+    <w:p>
+      <w:pPr>
+        <w:numPr>
+          <w:ilvl w:val="0"/>
+          <w:numId w:val="0"/>
+        </w:numPr>
+        <w:spacing w:after="0" w:line="360" w:lineRule="auto"/>
+        <w:ind w:leftChars="0"/>
+        <w:jc w:val="both"/>
+        <w:rPr>
+          <w:rFonts w:hint="default" w:ascii="Tim" w:hAnsi="Tim" w:eastAsia="Tim" w:cs="Tim"/>
+          <w:b w:val="0"/>
+          <w:bCs w:val="0"/>
+          <w:i/>
+          <w:iCs/>
+          <w:sz w:val="24"/>
+          <w:szCs w:val="24"/>
+          <w:lang w:val="en-US" w:eastAsia="en-IN"/>
+        </w:rPr>
+      </w:pPr>
+    </w:p>
+    <w:p>
+      <w:pPr>
         <w:spacing w:line="360" w:lineRule="auto"/>
         <w:rPr>
           <w:rFonts w:hint="default" w:ascii="Times New Roman Bold" w:hAnsi="Times New Roman Bold" w:eastAsia="Times New Roman" w:cs="Times New Roman Bold"/>
@@ -19545,10 +19351,7 @@
           <w:lang w:val="en-US" w:eastAsia="en-IN"/>
         </w:rPr>
       </w:pPr>
-    </w:p>
-    <w:p>
-      <w:pPr>
-        <w:spacing w:line="360" w:lineRule="auto"/>
+      <w:r>
         <w:rPr>
           <w:rFonts w:hint="default" w:ascii="Times New Roman Bold" w:hAnsi="Times New Roman Bold" w:eastAsia="Times New Roman" w:cs="Times New Roman Bold"/>
           <w:b/>
@@ -19557,17 +19360,7 @@
           <w:szCs w:val="24"/>
           <w:lang w:val="en-US" w:eastAsia="en-IN"/>
         </w:rPr>
-      </w:pPr>
-      <w:r>
-        <w:rPr>
-          <w:rFonts w:hint="default" w:ascii="Times New Roman Bold" w:hAnsi="Times New Roman Bold" w:eastAsia="Times New Roman" w:cs="Times New Roman Bold"/>
-          <w:b/>
-          <w:bCs/>
-          <w:sz w:val="24"/>
-          <w:szCs w:val="24"/>
-          <w:lang w:val="en-US" w:eastAsia="en-IN"/>
-        </w:rPr>
-        <w:t>Batch Evaluation JSON Response Schema (Optimized for CI/CD):</w:t>
+        <w:t>Standard LLM JSON Response Schema:</w:t>
       </w:r>
     </w:p>
     <w:tbl>
@@ -19631,7 +19424,7 @@
                 <w:vertAlign w:val="baseline"/>
                 <w:lang w:val="en-US" w:eastAsia="en-IN"/>
               </w:rPr>
-              <w:t>[</w:t>
+              <w:t>{</w:t>
             </w:r>
           </w:p>
           <w:p>
@@ -19666,7 +19459,7 @@
                 <w:vertAlign w:val="baseline"/>
                 <w:lang w:val="en-US" w:eastAsia="en-IN"/>
               </w:rPr>
-              <w:t xml:space="preserve">  {</w:t>
+              <w:t xml:space="preserve">  "is_genuine_secret": true,</w:t>
             </w:r>
           </w:p>
           <w:p>
@@ -19701,7 +19494,7 @@
                 <w:vertAlign w:val="baseline"/>
                 <w:lang w:val="en-US" w:eastAsia="en-IN"/>
               </w:rPr>
-              <w:t xml:space="preserve">    "line_number": 42,</w:t>
+              <w:t xml:space="preserve">  "confidence_score": 0.98,</w:t>
             </w:r>
           </w:p>
           <w:p>
@@ -19736,7 +19529,7 @@
                 <w:vertAlign w:val="baseline"/>
                 <w:lang w:val="en-US" w:eastAsia="en-IN"/>
               </w:rPr>
-              <w:t xml:space="preserve">    "is_genuine_secret": false,</w:t>
+              <w:t xml:space="preserve">  "remediation_priority": "CRITICAL"</w:t>
             </w:r>
           </w:p>
           <w:p>
@@ -19771,9 +19564,78 @@
                 <w:vertAlign w:val="baseline"/>
                 <w:lang w:val="en-US" w:eastAsia="en-IN"/>
               </w:rPr>
-              <w:t xml:space="preserve">    "confidence_score": 0.95,</w:t>
-            </w:r>
-          </w:p>
+              <w:t>}</w:t>
+            </w:r>
+          </w:p>
+        </w:tc>
+      </w:tr>
+    </w:tbl>
+    <w:p>
+      <w:pPr>
+        <w:spacing w:line="360" w:lineRule="auto"/>
+        <w:rPr>
+          <w:rFonts w:hint="default" w:ascii="Times New Roman Bold" w:hAnsi="Times New Roman Bold" w:eastAsia="Times New Roman" w:cs="Times New Roman Bold"/>
+          <w:b/>
+          <w:bCs/>
+          <w:sz w:val="24"/>
+          <w:szCs w:val="24"/>
+          <w:lang w:val="en-US" w:eastAsia="en-IN"/>
+        </w:rPr>
+      </w:pPr>
+    </w:p>
+    <w:p>
+      <w:pPr>
+        <w:spacing w:line="360" w:lineRule="auto"/>
+        <w:rPr>
+          <w:rFonts w:hint="default" w:ascii="Times New Roman Bold" w:hAnsi="Times New Roman Bold" w:eastAsia="Times New Roman" w:cs="Times New Roman Bold"/>
+          <w:b/>
+          <w:bCs/>
+          <w:sz w:val="24"/>
+          <w:szCs w:val="24"/>
+          <w:lang w:val="en-US" w:eastAsia="en-IN"/>
+        </w:rPr>
+      </w:pPr>
+      <w:r>
+        <w:rPr>
+          <w:rFonts w:hint="default" w:ascii="Times New Roman Bold" w:hAnsi="Times New Roman Bold" w:eastAsia="Times New Roman" w:cs="Times New Roman Bold"/>
+          <w:b/>
+          <w:bCs/>
+          <w:sz w:val="24"/>
+          <w:szCs w:val="24"/>
+          <w:lang w:val="en-US" w:eastAsia="en-IN"/>
+        </w:rPr>
+        <w:t>Batch Evaluation JSON Response Schema (Optimized for CI/CD):</w:t>
+      </w:r>
+    </w:p>
+    <w:tbl>
+      <w:tblPr>
+        <w:tblStyle w:val="16"/>
+        <w:tblW w:w="8046" w:type="dxa"/>
+        <w:tblInd w:w="557" w:type="dxa"/>
+        <w:tblBorders>
+          <w:top w:val="single" w:color="auto" w:sz="4" w:space="0"/>
+          <w:left w:val="single" w:color="auto" w:sz="4" w:space="0"/>
+          <w:bottom w:val="single" w:color="auto" w:sz="4" w:space="0"/>
+          <w:right w:val="single" w:color="auto" w:sz="4" w:space="0"/>
+          <w:insideH w:val="single" w:color="auto" w:sz="4" w:space="0"/>
+          <w:insideV w:val="single" w:color="auto" w:sz="4" w:space="0"/>
+        </w:tblBorders>
+        <w:tblLayout w:type="autofit"/>
+        <w:tblCellMar>
+          <w:top w:w="0" w:type="dxa"/>
+          <w:left w:w="108" w:type="dxa"/>
+          <w:bottom w:w="0" w:type="dxa"/>
+          <w:right w:w="108" w:type="dxa"/>
+        </w:tblCellMar>
+      </w:tblPr>
+      <w:tblGrid>
+        <w:gridCol w:w="8046"/>
+      </w:tblGrid>
+      <w:tr>
+        <w:tc>
+          <w:tcPr>
+            <w:tcW w:w="8046" w:type="dxa"/>
+          </w:tcPr>
           <w:p>
             <w:pPr>
               <w:numPr>
@@ -19806,7 +19668,7 @@
                 <w:vertAlign w:val="baseline"/>
                 <w:lang w:val="en-US" w:eastAsia="en-IN"/>
               </w:rPr>
-              <w:t xml:space="preserve">    "remediation_priority": "SAFE"</w:t>
+              <w:t>[</w:t>
             </w:r>
           </w:p>
           <w:p>
@@ -19841,7 +19703,7 @@
                 <w:vertAlign w:val="baseline"/>
                 <w:lang w:val="en-US" w:eastAsia="en-IN"/>
               </w:rPr>
-              <w:t xml:space="preserve">  },</w:t>
+              <w:t xml:space="preserve">  {</w:t>
             </w:r>
           </w:p>
           <w:p>
@@ -19876,7 +19738,7 @@
                 <w:vertAlign w:val="baseline"/>
                 <w:lang w:val="en-US" w:eastAsia="en-IN"/>
               </w:rPr>
-              <w:t xml:space="preserve">  {</w:t>
+              <w:t xml:space="preserve">    "line_number": 42,</w:t>
             </w:r>
           </w:p>
           <w:p>
@@ -19911,7 +19773,7 @@
                 <w:vertAlign w:val="baseline"/>
                 <w:lang w:val="en-US" w:eastAsia="en-IN"/>
               </w:rPr>
-              <w:t xml:space="preserve">    "line_number": 88,</w:t>
+              <w:t xml:space="preserve">    "is_genuine_secret": false,</w:t>
             </w:r>
           </w:p>
           <w:p>
@@ -19946,7 +19808,7 @@
                 <w:vertAlign w:val="baseline"/>
                 <w:lang w:val="en-US" w:eastAsia="en-IN"/>
               </w:rPr>
-              <w:t xml:space="preserve">    "is_genuine_secret": true,</w:t>
+              <w:t xml:space="preserve">    "confidence_score": 0.95,</w:t>
             </w:r>
           </w:p>
           <w:p>
@@ -19981,7 +19843,7 @@
                 <w:vertAlign w:val="baseline"/>
                 <w:lang w:val="en-US" w:eastAsia="en-IN"/>
               </w:rPr>
-              <w:t xml:space="preserve">    "confidence_score": 0.89,</w:t>
+              <w:t xml:space="preserve">    "remediation_priority": "SAFE"</w:t>
             </w:r>
           </w:p>
           <w:p>
@@ -20016,7 +19878,7 @@
                 <w:vertAlign w:val="baseline"/>
                 <w:lang w:val="en-US" w:eastAsia="en-IN"/>
               </w:rPr>
-              <w:t xml:space="preserve">    "remediation_priority": "HIGH"</w:t>
+              <w:t xml:space="preserve">  },</w:t>
             </w:r>
           </w:p>
           <w:p>
@@ -20051,7 +19913,7 @@
                 <w:vertAlign w:val="baseline"/>
                 <w:lang w:val="en-US" w:eastAsia="en-IN"/>
               </w:rPr>
-              <w:t xml:space="preserve">  }</w:t>
+              <w:t xml:space="preserve">  {</w:t>
             </w:r>
           </w:p>
           <w:p>
@@ -20086,6 +19948,181 @@
                 <w:vertAlign w:val="baseline"/>
                 <w:lang w:val="en-US" w:eastAsia="en-IN"/>
               </w:rPr>
+              <w:t xml:space="preserve">    "line_number": 88,</w:t>
+            </w:r>
+          </w:p>
+          <w:p>
+            <w:pPr>
+              <w:numPr>
+                <w:ilvl w:val="0"/>
+                <w:numId w:val="0"/>
+              </w:numPr>
+              <w:spacing w:after="0" w:line="360" w:lineRule="auto"/>
+              <w:jc w:val="both"/>
+              <w:rPr>
+                <w:rFonts w:hint="default" w:ascii="Times New Roman Regular" w:hAnsi="Times New Roman Regular" w:eastAsia="Tim" w:cs="Times New Roman Regular"/>
+                <w:b w:val="0"/>
+                <w:bCs w:val="0"/>
+                <w:i w:val="0"/>
+                <w:iCs/>
+                <w:sz w:val="24"/>
+                <w:szCs w:val="24"/>
+                <w:vertAlign w:val="baseline"/>
+                <w:lang w:val="en-US" w:eastAsia="en-IN"/>
+              </w:rPr>
+            </w:pPr>
+            <w:r>
+              <w:rPr>
+                <w:rFonts w:hint="default" w:ascii="Times New Roman Regular" w:hAnsi="Times New Roman Regular" w:eastAsia="Tim" w:cs="Times New Roman Regular"/>
+                <w:b w:val="0"/>
+                <w:bCs w:val="0"/>
+                <w:i w:val="0"/>
+                <w:iCs/>
+                <w:sz w:val="24"/>
+                <w:szCs w:val="24"/>
+                <w:vertAlign w:val="baseline"/>
+                <w:lang w:val="en-US" w:eastAsia="en-IN"/>
+              </w:rPr>
+              <w:t xml:space="preserve">    "is_genuine_secret": true,</w:t>
+            </w:r>
+          </w:p>
+          <w:p>
+            <w:pPr>
+              <w:numPr>
+                <w:ilvl w:val="0"/>
+                <w:numId w:val="0"/>
+              </w:numPr>
+              <w:spacing w:after="0" w:line="360" w:lineRule="auto"/>
+              <w:jc w:val="both"/>
+              <w:rPr>
+                <w:rFonts w:hint="default" w:ascii="Times New Roman Regular" w:hAnsi="Times New Roman Regular" w:eastAsia="Tim" w:cs="Times New Roman Regular"/>
+                <w:b w:val="0"/>
+                <w:bCs w:val="0"/>
+                <w:i w:val="0"/>
+                <w:iCs/>
+                <w:sz w:val="24"/>
+                <w:szCs w:val="24"/>
+                <w:vertAlign w:val="baseline"/>
+                <w:lang w:val="en-US" w:eastAsia="en-IN"/>
+              </w:rPr>
+            </w:pPr>
+            <w:r>
+              <w:rPr>
+                <w:rFonts w:hint="default" w:ascii="Times New Roman Regular" w:hAnsi="Times New Roman Regular" w:eastAsia="Tim" w:cs="Times New Roman Regular"/>
+                <w:b w:val="0"/>
+                <w:bCs w:val="0"/>
+                <w:i w:val="0"/>
+                <w:iCs/>
+                <w:sz w:val="24"/>
+                <w:szCs w:val="24"/>
+                <w:vertAlign w:val="baseline"/>
+                <w:lang w:val="en-US" w:eastAsia="en-IN"/>
+              </w:rPr>
+              <w:t xml:space="preserve">    "confidence_score": 0.89,</w:t>
+            </w:r>
+          </w:p>
+          <w:p>
+            <w:pPr>
+              <w:numPr>
+                <w:ilvl w:val="0"/>
+                <w:numId w:val="0"/>
+              </w:numPr>
+              <w:spacing w:after="0" w:line="360" w:lineRule="auto"/>
+              <w:jc w:val="both"/>
+              <w:rPr>
+                <w:rFonts w:hint="default" w:ascii="Times New Roman Regular" w:hAnsi="Times New Roman Regular" w:eastAsia="Tim" w:cs="Times New Roman Regular"/>
+                <w:b w:val="0"/>
+                <w:bCs w:val="0"/>
+                <w:i w:val="0"/>
+                <w:iCs/>
+                <w:sz w:val="24"/>
+                <w:szCs w:val="24"/>
+                <w:vertAlign w:val="baseline"/>
+                <w:lang w:val="en-US" w:eastAsia="en-IN"/>
+              </w:rPr>
+            </w:pPr>
+            <w:r>
+              <w:rPr>
+                <w:rFonts w:hint="default" w:ascii="Times New Roman Regular" w:hAnsi="Times New Roman Regular" w:eastAsia="Tim" w:cs="Times New Roman Regular"/>
+                <w:b w:val="0"/>
+                <w:bCs w:val="0"/>
+                <w:i w:val="0"/>
+                <w:iCs/>
+                <w:sz w:val="24"/>
+                <w:szCs w:val="24"/>
+                <w:vertAlign w:val="baseline"/>
+                <w:lang w:val="en-US" w:eastAsia="en-IN"/>
+              </w:rPr>
+              <w:t xml:space="preserve">    "remediation_priority": "HIGH"</w:t>
+            </w:r>
+          </w:p>
+          <w:p>
+            <w:pPr>
+              <w:numPr>
+                <w:ilvl w:val="0"/>
+                <w:numId w:val="0"/>
+              </w:numPr>
+              <w:spacing w:after="0" w:line="360" w:lineRule="auto"/>
+              <w:jc w:val="both"/>
+              <w:rPr>
+                <w:rFonts w:hint="default" w:ascii="Times New Roman Regular" w:hAnsi="Times New Roman Regular" w:eastAsia="Tim" w:cs="Times New Roman Regular"/>
+                <w:b w:val="0"/>
+                <w:bCs w:val="0"/>
+                <w:i w:val="0"/>
+                <w:iCs/>
+                <w:sz w:val="24"/>
+                <w:szCs w:val="24"/>
+                <w:vertAlign w:val="baseline"/>
+                <w:lang w:val="en-US" w:eastAsia="en-IN"/>
+              </w:rPr>
+            </w:pPr>
+            <w:r>
+              <w:rPr>
+                <w:rFonts w:hint="default" w:ascii="Times New Roman Regular" w:hAnsi="Times New Roman Regular" w:eastAsia="Tim" w:cs="Times New Roman Regular"/>
+                <w:b w:val="0"/>
+                <w:bCs w:val="0"/>
+                <w:i w:val="0"/>
+                <w:iCs/>
+                <w:sz w:val="24"/>
+                <w:szCs w:val="24"/>
+                <w:vertAlign w:val="baseline"/>
+                <w:lang w:val="en-US" w:eastAsia="en-IN"/>
+              </w:rPr>
+              <w:t xml:space="preserve">  }</w:t>
+            </w:r>
+          </w:p>
+          <w:p>
+            <w:pPr>
+              <w:numPr>
+                <w:ilvl w:val="0"/>
+                <w:numId w:val="0"/>
+              </w:numPr>
+              <w:spacing w:after="0" w:line="360" w:lineRule="auto"/>
+              <w:jc w:val="both"/>
+              <w:rPr>
+                <w:rFonts w:hint="default" w:ascii="Times New Roman Regular" w:hAnsi="Times New Roman Regular" w:eastAsia="Tim" w:cs="Times New Roman Regular"/>
+                <w:b w:val="0"/>
+                <w:bCs w:val="0"/>
+                <w:i w:val="0"/>
+                <w:iCs/>
+                <w:sz w:val="24"/>
+                <w:szCs w:val="24"/>
+                <w:vertAlign w:val="baseline"/>
+                <w:lang w:val="en-US" w:eastAsia="en-IN"/>
+              </w:rPr>
+            </w:pPr>
+            <w:r>
+              <w:rPr>
+                <w:rFonts w:hint="default" w:ascii="Times New Roman Regular" w:hAnsi="Times New Roman Regular" w:eastAsia="Tim" w:cs="Times New Roman Regular"/>
+                <w:b w:val="0"/>
+                <w:bCs w:val="0"/>
+                <w:i w:val="0"/>
+                <w:iCs/>
+                <w:sz w:val="24"/>
+                <w:szCs w:val="24"/>
+                <w:vertAlign w:val="baseline"/>
+                <w:lang w:val="en-US" w:eastAsia="en-IN"/>
+              </w:rPr>
               <w:t>]</w:t>
             </w:r>
           </w:p>
@@ -20448,8 +20485,6 @@
           <w:lang w:val="en-IN" w:eastAsia="en-IN"/>
         </w:rPr>
       </w:pPr>
-      <w:bookmarkStart w:id="0" w:name="_GoBack"/>
-      <w:bookmarkEnd w:id="0"/>
     </w:p>
     <w:p>
       <w:pPr>
@@ -21000,12 +21035,11 @@
     <w:p>
       <w:pPr>
         <w:numPr>
-          <w:ilvl w:val="0"/>
           <w:numId w:val="0"/>
         </w:numPr>
         <w:spacing w:after="0" w:line="360" w:lineRule="auto"/>
         <w:ind w:leftChars="0"/>
-        <w:jc w:val="both"/>
+        <w:jc w:val="center"/>
         <w:rPr>
           <w:rFonts w:hint="default" w:ascii="Times New Roman" w:hAnsi="Times New Roman" w:eastAsia="Times New Roman" w:cs="Times New Roman"/>
           <w:b/>
@@ -21015,15 +21049,7 @@
           <w:lang w:val="en-US" w:eastAsia="en-IN"/>
         </w:rPr>
       </w:pPr>
-    </w:p>
-    <w:p>
-      <w:pPr>
-        <w:numPr>
-          <w:ilvl w:val="0"/>
-          <w:numId w:val="0"/>
-        </w:numPr>
-        <w:spacing w:after="0" w:line="360" w:lineRule="auto"/>
-        <w:jc w:val="both"/>
+      <w:r>
         <w:rPr>
           <w:rFonts w:hint="default" w:ascii="Times New Roman" w:hAnsi="Times New Roman" w:eastAsia="Times New Roman" w:cs="Times New Roman"/>
           <w:b/>
@@ -21032,15 +21058,312 @@
           <w:szCs w:val="32"/>
           <w:lang w:val="en-US" w:eastAsia="en-IN"/>
         </w:rPr>
-      </w:pPr>
-    </w:p>
-    <w:p>
-      <w:pPr>
-        <w:numPr>
-          <w:ilvl w:val="0"/>
+        <w:drawing>
+          <wp:inline distT="0" distB="0" distL="114300" distR="114300">
+            <wp:extent cx="5394960" cy="6981825"/>
+            <wp:effectExtent l="0" t="0" r="15240" b="3175"/>
+            <wp:docPr id="25" name="Picture 25" descr="FRP Report-Similarity_page-0001"/>
+            <wp:cNvGraphicFramePr>
+              <a:graphicFrameLocks xmlns:a="http://schemas.openxmlformats.org/drawingml/2006/main" noChangeAspect="1"/>
+            </wp:cNvGraphicFramePr>
+            <a:graphic xmlns:a="http://schemas.openxmlformats.org/drawingml/2006/main">
+              <a:graphicData uri="http://schemas.openxmlformats.org/drawingml/2006/picture">
+                <pic:pic xmlns:pic="http://schemas.openxmlformats.org/drawingml/2006/picture">
+                  <pic:nvPicPr>
+                    <pic:cNvPr id="25" name="Picture 25" descr="FRP Report-Similarity_page-0001"/>
+                    <pic:cNvPicPr>
+                      <a:picLocks noChangeAspect="1"/>
+                    </pic:cNvPicPr>
+                  </pic:nvPicPr>
+                  <pic:blipFill>
+                    <a:blip r:embed="rId20"/>
+                    <a:stretch>
+                      <a:fillRect/>
+                    </a:stretch>
+                  </pic:blipFill>
+                  <pic:spPr>
+                    <a:xfrm>
+                      <a:off x="0" y="0"/>
+                      <a:ext cx="5394960" cy="6981825"/>
+                    </a:xfrm>
+                    <a:prstGeom prst="rect">
+                      <a:avLst/>
+                    </a:prstGeom>
+                  </pic:spPr>
+                </pic:pic>
+              </a:graphicData>
+            </a:graphic>
+          </wp:inline>
+        </w:drawing>
+      </w:r>
+    </w:p>
+    <w:p>
+      <w:pPr>
+        <w:numPr>
           <w:numId w:val="0"/>
         </w:numPr>
         <w:spacing w:after="0" w:line="360" w:lineRule="auto"/>
+        <w:ind w:leftChars="0"/>
+        <w:jc w:val="center"/>
+        <w:rPr>
+          <w:rFonts w:hint="default" w:ascii="Times New Roman" w:hAnsi="Times New Roman" w:eastAsia="Times New Roman" w:cs="Times New Roman"/>
+          <w:b/>
+          <w:bCs/>
+          <w:sz w:val="32"/>
+          <w:szCs w:val="32"/>
+          <w:lang w:val="en-US" w:eastAsia="en-IN"/>
+        </w:rPr>
+      </w:pPr>
+      <w:r>
+        <w:rPr>
+          <w:rFonts w:hint="default" w:ascii="Times New Roman" w:hAnsi="Times New Roman" w:eastAsia="Times New Roman" w:cs="Times New Roman"/>
+          <w:b/>
+          <w:bCs/>
+          <w:sz w:val="32"/>
+          <w:szCs w:val="32"/>
+          <w:lang w:val="en-US" w:eastAsia="en-IN"/>
+        </w:rPr>
+        <w:drawing>
+          <wp:inline distT="0" distB="0" distL="114300" distR="114300">
+            <wp:extent cx="5394960" cy="6981825"/>
+            <wp:effectExtent l="0" t="0" r="15240" b="3175"/>
+            <wp:docPr id="24" name="Picture 24" descr="FRP Report-Similarity_page-0002"/>
+            <wp:cNvGraphicFramePr>
+              <a:graphicFrameLocks xmlns:a="http://schemas.openxmlformats.org/drawingml/2006/main" noChangeAspect="1"/>
+            </wp:cNvGraphicFramePr>
+            <a:graphic xmlns:a="http://schemas.openxmlformats.org/drawingml/2006/main">
+              <a:graphicData uri="http://schemas.openxmlformats.org/drawingml/2006/picture">
+                <pic:pic xmlns:pic="http://schemas.openxmlformats.org/drawingml/2006/picture">
+                  <pic:nvPicPr>
+                    <pic:cNvPr id="24" name="Picture 24" descr="FRP Report-Similarity_page-0002"/>
+                    <pic:cNvPicPr>
+                      <a:picLocks noChangeAspect="1"/>
+                    </pic:cNvPicPr>
+                  </pic:nvPicPr>
+                  <pic:blipFill>
+                    <a:blip r:embed="rId21"/>
+                    <a:stretch>
+                      <a:fillRect/>
+                    </a:stretch>
+                  </pic:blipFill>
+                  <pic:spPr>
+                    <a:xfrm>
+                      <a:off x="0" y="0"/>
+                      <a:ext cx="5394960" cy="6981825"/>
+                    </a:xfrm>
+                    <a:prstGeom prst="rect">
+                      <a:avLst/>
+                    </a:prstGeom>
+                  </pic:spPr>
+                </pic:pic>
+              </a:graphicData>
+            </a:graphic>
+          </wp:inline>
+        </w:drawing>
+      </w:r>
+    </w:p>
+    <w:p>
+      <w:pPr>
+        <w:numPr>
+          <w:numId w:val="0"/>
+        </w:numPr>
+        <w:spacing w:after="0" w:line="360" w:lineRule="auto"/>
+        <w:ind w:leftChars="0"/>
+        <w:jc w:val="center"/>
+        <w:rPr>
+          <w:rFonts w:hint="default" w:ascii="Times New Roman" w:hAnsi="Times New Roman" w:eastAsia="Times New Roman" w:cs="Times New Roman"/>
+          <w:b/>
+          <w:bCs/>
+          <w:sz w:val="32"/>
+          <w:szCs w:val="32"/>
+          <w:lang w:val="en-US" w:eastAsia="en-IN"/>
+        </w:rPr>
+      </w:pPr>
+      <w:r>
+        <w:rPr>
+          <w:rFonts w:hint="default" w:ascii="Times New Roman" w:hAnsi="Times New Roman" w:eastAsia="Times New Roman" w:cs="Times New Roman"/>
+          <w:b/>
+          <w:bCs/>
+          <w:sz w:val="32"/>
+          <w:szCs w:val="32"/>
+          <w:lang w:val="en-US" w:eastAsia="en-IN"/>
+        </w:rPr>
+        <w:drawing>
+          <wp:inline distT="0" distB="0" distL="114300" distR="114300">
+            <wp:extent cx="5394960" cy="6981825"/>
+            <wp:effectExtent l="0" t="0" r="15240" b="3175"/>
+            <wp:docPr id="19" name="Picture 19" descr="FRP Report-Similarity_page-0003"/>
+            <wp:cNvGraphicFramePr>
+              <a:graphicFrameLocks xmlns:a="http://schemas.openxmlformats.org/drawingml/2006/main" noChangeAspect="1"/>
+            </wp:cNvGraphicFramePr>
+            <a:graphic xmlns:a="http://schemas.openxmlformats.org/drawingml/2006/main">
+              <a:graphicData uri="http://schemas.openxmlformats.org/drawingml/2006/picture">
+                <pic:pic xmlns:pic="http://schemas.openxmlformats.org/drawingml/2006/picture">
+                  <pic:nvPicPr>
+                    <pic:cNvPr id="19" name="Picture 19" descr="FRP Report-Similarity_page-0003"/>
+                    <pic:cNvPicPr>
+                      <a:picLocks noChangeAspect="1"/>
+                    </pic:cNvPicPr>
+                  </pic:nvPicPr>
+                  <pic:blipFill>
+                    <a:blip r:embed="rId22"/>
+                    <a:stretch>
+                      <a:fillRect/>
+                    </a:stretch>
+                  </pic:blipFill>
+                  <pic:spPr>
+                    <a:xfrm>
+                      <a:off x="0" y="0"/>
+                      <a:ext cx="5394960" cy="6981825"/>
+                    </a:xfrm>
+                    <a:prstGeom prst="rect">
+                      <a:avLst/>
+                    </a:prstGeom>
+                  </pic:spPr>
+                </pic:pic>
+              </a:graphicData>
+            </a:graphic>
+          </wp:inline>
+        </w:drawing>
+      </w:r>
+    </w:p>
+    <w:p>
+      <w:pPr>
+        <w:numPr>
+          <w:numId w:val="0"/>
+        </w:numPr>
+        <w:spacing w:after="0" w:line="360" w:lineRule="auto"/>
+        <w:ind w:leftChars="0"/>
+        <w:jc w:val="center"/>
+        <w:rPr>
+          <w:rFonts w:hint="default" w:ascii="Times New Roman" w:hAnsi="Times New Roman" w:eastAsia="Times New Roman" w:cs="Times New Roman"/>
+          <w:b/>
+          <w:bCs/>
+          <w:sz w:val="32"/>
+          <w:szCs w:val="32"/>
+          <w:lang w:val="en-US" w:eastAsia="en-IN"/>
+        </w:rPr>
+      </w:pPr>
+      <w:r>
+        <w:rPr>
+          <w:rFonts w:hint="default" w:ascii="Times New Roman" w:hAnsi="Times New Roman" w:eastAsia="Times New Roman" w:cs="Times New Roman"/>
+          <w:b/>
+          <w:bCs/>
+          <w:sz w:val="32"/>
+          <w:szCs w:val="32"/>
+          <w:lang w:val="en-US" w:eastAsia="en-IN"/>
+        </w:rPr>
+        <w:drawing>
+          <wp:inline distT="0" distB="0" distL="114300" distR="114300">
+            <wp:extent cx="5394960" cy="6981825"/>
+            <wp:effectExtent l="0" t="0" r="15240" b="3175"/>
+            <wp:docPr id="18" name="Picture 18" descr="FRP Report-Similarity_page-0004"/>
+            <wp:cNvGraphicFramePr>
+              <a:graphicFrameLocks xmlns:a="http://schemas.openxmlformats.org/drawingml/2006/main" noChangeAspect="1"/>
+            </wp:cNvGraphicFramePr>
+            <a:graphic xmlns:a="http://schemas.openxmlformats.org/drawingml/2006/main">
+              <a:graphicData uri="http://schemas.openxmlformats.org/drawingml/2006/picture">
+                <pic:pic xmlns:pic="http://schemas.openxmlformats.org/drawingml/2006/picture">
+                  <pic:nvPicPr>
+                    <pic:cNvPr id="18" name="Picture 18" descr="FRP Report-Similarity_page-0004"/>
+                    <pic:cNvPicPr>
+                      <a:picLocks noChangeAspect="1"/>
+                    </pic:cNvPicPr>
+                  </pic:nvPicPr>
+                  <pic:blipFill>
+                    <a:blip r:embed="rId23"/>
+                    <a:stretch>
+                      <a:fillRect/>
+                    </a:stretch>
+                  </pic:blipFill>
+                  <pic:spPr>
+                    <a:xfrm>
+                      <a:off x="0" y="0"/>
+                      <a:ext cx="5394960" cy="6981825"/>
+                    </a:xfrm>
+                    <a:prstGeom prst="rect">
+                      <a:avLst/>
+                    </a:prstGeom>
+                  </pic:spPr>
+                </pic:pic>
+              </a:graphicData>
+            </a:graphic>
+          </wp:inline>
+        </w:drawing>
+      </w:r>
+    </w:p>
+    <w:p>
+      <w:pPr>
+        <w:numPr>
+          <w:numId w:val="0"/>
+        </w:numPr>
+        <w:spacing w:after="0" w:line="360" w:lineRule="auto"/>
+        <w:ind w:leftChars="0"/>
+        <w:jc w:val="center"/>
+        <w:rPr>
+          <w:rFonts w:hint="default" w:ascii="Times New Roman" w:hAnsi="Times New Roman" w:eastAsia="Times New Roman" w:cs="Times New Roman"/>
+          <w:b/>
+          <w:bCs/>
+          <w:sz w:val="32"/>
+          <w:szCs w:val="32"/>
+          <w:lang w:val="en-US" w:eastAsia="en-IN"/>
+        </w:rPr>
+      </w:pPr>
+      <w:r>
+        <w:rPr>
+          <w:rFonts w:hint="default" w:ascii="Times New Roman" w:hAnsi="Times New Roman" w:eastAsia="Times New Roman" w:cs="Times New Roman"/>
+          <w:b/>
+          <w:bCs/>
+          <w:sz w:val="32"/>
+          <w:szCs w:val="32"/>
+          <w:lang w:val="en-US" w:eastAsia="en-IN"/>
+        </w:rPr>
+        <w:drawing>
+          <wp:inline distT="0" distB="0" distL="114300" distR="114300">
+            <wp:extent cx="5394960" cy="6981825"/>
+            <wp:effectExtent l="0" t="0" r="15240" b="3175"/>
+            <wp:docPr id="17" name="Picture 17" descr="FRP Report-Similarity_page-0005"/>
+            <wp:cNvGraphicFramePr>
+              <a:graphicFrameLocks xmlns:a="http://schemas.openxmlformats.org/drawingml/2006/main" noChangeAspect="1"/>
+            </wp:cNvGraphicFramePr>
+            <a:graphic xmlns:a="http://schemas.openxmlformats.org/drawingml/2006/main">
+              <a:graphicData uri="http://schemas.openxmlformats.org/drawingml/2006/picture">
+                <pic:pic xmlns:pic="http://schemas.openxmlformats.org/drawingml/2006/picture">
+                  <pic:nvPicPr>
+                    <pic:cNvPr id="17" name="Picture 17" descr="FRP Report-Similarity_page-0005"/>
+                    <pic:cNvPicPr>
+                      <a:picLocks noChangeAspect="1"/>
+                    </pic:cNvPicPr>
+                  </pic:nvPicPr>
+                  <pic:blipFill>
+                    <a:blip r:embed="rId24"/>
+                    <a:stretch>
+                      <a:fillRect/>
+                    </a:stretch>
+                  </pic:blipFill>
+                  <pic:spPr>
+                    <a:xfrm>
+                      <a:off x="0" y="0"/>
+                      <a:ext cx="5394960" cy="6981825"/>
+                    </a:xfrm>
+                    <a:prstGeom prst="rect">
+                      <a:avLst/>
+                    </a:prstGeom>
+                  </pic:spPr>
+                </pic:pic>
+              </a:graphicData>
+            </a:graphic>
+          </wp:inline>
+        </w:drawing>
+      </w:r>
+    </w:p>
+    <w:p>
+      <w:pPr>
+        <w:numPr>
+          <w:numId w:val="0"/>
+        </w:numPr>
+        <w:spacing w:after="0" w:line="360" w:lineRule="auto"/>
+        <w:ind w:leftChars="0"/>
         <w:jc w:val="both"/>
         <w:rPr>
           <w:rFonts w:hint="default" w:ascii="Times New Roman" w:hAnsi="Times New Roman" w:eastAsia="Times New Roman" w:cs="Times New Roman"/>
@@ -22128,7 +22451,9 @@
         <w:ind w:left="432" w:leftChars="0" w:hanging="432" w:firstLineChars="0"/>
       </w:pPr>
       <w:rPr>
-        <w:rFonts w:hint="default"/>
+        <w:rFonts w:hint="default" w:ascii="Times New Roman Regular" w:hAnsi="Times New Roman Regular" w:cs="Times New Roman Regular"/>
+        <w:sz w:val="24"/>
+        <w:szCs w:val="24"/>
       </w:rPr>
     </w:lvl>
   </w:abstractNum>
@@ -23224,7 +23549,7 @@
 </file>
 
 <file path=customXml/item2.xml><?xml version="1.0" encoding="utf-8"?>
-<b:Sources xmlns:b="http://schemas.openxmlformats.org/officeDocument/2006/bibliography" xmlns="http://schemas.openxmlformats.org/officeDocument/2006/bibliography" StyleName="APA" SelectedStyle="\APA.XSL"/>
+<b:Sources xmlns="http://schemas.openxmlformats.org/officeDocument/2006/bibliography" xmlns:b="http://schemas.openxmlformats.org/officeDocument/2006/bibliography" StyleName="APA" SelectedStyle="\APA.XSL"/>
 </file>
 
 <file path=customXml/itemProps1.xml><?xml version="1.0" encoding="utf-8"?>

--- a/SEM_8/FRP/FRP Report.docx
+++ b/SEM_8/FRP/FRP Report.docx
@@ -1686,7 +1686,7 @@
                 <w:vertAlign w:val="baseline"/>
                 <w:lang w:val="en-US"/>
               </w:rPr>
-              <w:t xml:space="preserve">Date: </w:t>
+              <w:t>Date: 01 June, 2026</w:t>
             </w:r>
           </w:p>
         </w:tc>
@@ -2532,7 +2532,21 @@
                 <w:vertAlign w:val="baseline"/>
                 <w:lang w:val="en-US"/>
               </w:rPr>
-              <w:t xml:space="preserve">Date: </w:t>
+              <w:t>Date: 01 June, 202</w:t>
+            </w:r>
+            <w:bookmarkStart w:id="0" w:name="_GoBack"/>
+            <w:bookmarkEnd w:id="0"/>
+            <w:r>
+              <w:rPr>
+                <w:rFonts w:hint="default" w:ascii="Times New Roman Bold" w:hAnsi="Times New Roman Bold" w:cs="Times New Roman Bold"/>
+                <w:b/>
+                <w:bCs/>
+                <w:sz w:val="24"/>
+                <w:szCs w:val="24"/>
+                <w:vertAlign w:val="baseline"/>
+                <w:lang w:val="en-US"/>
+              </w:rPr>
+              <w:t>6</w:t>
             </w:r>
           </w:p>
         </w:tc>
@@ -17849,20 +17863,7 @@
           <w:szCs w:val="24"/>
           <w:lang w:val="en-US" w:eastAsia="zh-CN" w:bidi="ar"/>
         </w:rPr>
-        <w:t>Li, J. et al. (2025) 'Steering Large Language Models for Vulnerability Detection', 2025 IEEE International Conference on Acoustics, Speech and Signal Processing (ICASSP</w:t>
-      </w:r>
-      <w:bookmarkStart w:id="0" w:name="_GoBack"/>
-      <w:bookmarkEnd w:id="0"/>
-      <w:r>
-        <w:rPr>
-          <w:rFonts w:hint="default" w:ascii="Times New Roman" w:hAnsi="Times New Roman" w:eastAsia="SimSun" w:cs="Times New Roman"/>
-          <w:color w:val="00000A"/>
-          <w:kern w:val="0"/>
-          <w:sz w:val="24"/>
-          <w:szCs w:val="24"/>
-          <w:lang w:val="en-US" w:eastAsia="zh-CN" w:bidi="ar"/>
-        </w:rPr>
-        <w:t xml:space="preserve">). </w:t>
+        <w:t xml:space="preserve">Li, J. et al. (2025) 'Steering Large Language Models for Vulnerability Detection', 2025 IEEE International Conference on Acoustics, Speech and Signal Processing (ICASSP). </w:t>
       </w:r>
     </w:p>
     <w:p>
@@ -21035,6 +21036,7 @@
     <w:p>
       <w:pPr>
         <w:numPr>
+          <w:ilvl w:val="0"/>
           <w:numId w:val="0"/>
         </w:numPr>
         <w:spacing w:after="0" w:line="360" w:lineRule="auto"/>
@@ -21100,6 +21102,7 @@
     <w:p>
       <w:pPr>
         <w:numPr>
+          <w:ilvl w:val="0"/>
           <w:numId w:val="0"/>
         </w:numPr>
         <w:spacing w:after="0" w:line="360" w:lineRule="auto"/>
@@ -21165,6 +21168,7 @@
     <w:p>
       <w:pPr>
         <w:numPr>
+          <w:ilvl w:val="0"/>
           <w:numId w:val="0"/>
         </w:numPr>
         <w:spacing w:after="0" w:line="360" w:lineRule="auto"/>
@@ -21230,6 +21234,7 @@
     <w:p>
       <w:pPr>
         <w:numPr>
+          <w:ilvl w:val="0"/>
           <w:numId w:val="0"/>
         </w:numPr>
         <w:spacing w:after="0" w:line="360" w:lineRule="auto"/>
@@ -21295,6 +21300,7 @@
     <w:p>
       <w:pPr>
         <w:numPr>
+          <w:ilvl w:val="0"/>
           <w:numId w:val="0"/>
         </w:numPr>
         <w:spacing w:after="0" w:line="360" w:lineRule="auto"/>
@@ -21360,6 +21366,7 @@
     <w:p>
       <w:pPr>
         <w:numPr>
+          <w:ilvl w:val="0"/>
           <w:numId w:val="0"/>
         </w:numPr>
         <w:spacing w:after="0" w:line="360" w:lineRule="auto"/>
